--- a/PRDs/MN/MN-INTAKE.docx
+++ b/PRDs/MN/MN-INTAKE.docx
@@ -264,7 +264,7 @@
                 <w:sz w:val="20"/>
                 <w:szCs w:val="20"/>
               </w:rPr>
-              <w:t xml:space="preserve">1.0</w:t>
+              <w:t xml:space="preserve">2.0</w:t>
             </w:r>
           </w:p>
         </w:tc>
@@ -394,7 +394,7 @@
                 <w:sz w:val="20"/>
                 <w:szCs w:val="20"/>
               </w:rPr>
-              <w:t xml:space="preserve">03-30-26 22:00</w:t>
+              <w:t xml:space="preserve">03-31-26 21:00</w:t>
             </w:r>
           </w:p>
         </w:tc>
@@ -459,7 +459,7 @@
                 <w:sz w:val="20"/>
                 <w:szCs w:val="20"/>
               </w:rPr>
-              <w:t xml:space="preserve">Extracted from CBM-Domain-PRD-Mentoring.md v1.0</w:t>
+              <w:t xml:space="preserve">Reworked from MN-INTAKE v1.0; originally extracted from CBM-Domain-PRD-Mentoring.md v1.0</w:t>
             </w:r>
           </w:p>
         </w:tc>
@@ -485,7 +485,7 @@
           <w:sz w:val="32"/>
           <w:szCs w:val="32"/>
         </w:rPr>
-        <w:t xml:space="preserve">1. Process Purpose and Trigger</w:t>
+        <w:t xml:space="preserve">1. Process Purpose</w:t>
       </w:r>
     </w:p>
     <w:p>
@@ -502,7 +502,7 @@
           <w:sz w:val="22"/>
           <w:szCs w:val="22"/>
         </w:rPr>
-        <w:t xml:space="preserve">The Client Intake process begins when a prospective client submits a mentoring request through the CBM public website. Its purpose is to capture the information needed to assess eligibility and identify an appropriate mentor, and to route the application to the Client Administrator for review.</w:t>
+        <w:t xml:space="preserve">The Client Intake process captures the information needed to assess a prospective client’s eligibility for the mentoring program and to identify an appropriate mentor. It routes the application to the Client Administrator for review and disposition.</w:t>
       </w:r>
     </w:p>
     <w:p>
@@ -537,7 +537,161 @@
           <w:sz w:val="32"/>
           <w:szCs w:val="32"/>
         </w:rPr>
-        <w:t xml:space="preserve">2. Personas Involved</w:t>
+        <w:t xml:space="preserve">2. Process Triggers</w:t>
+      </w:r>
+    </w:p>
+    <w:p>
+      <w:pPr>
+        <w:spacing w:after="40"/>
+      </w:pPr>
+      <w:r>
+        <w:rPr>
+          <w:rFonts w:ascii="Arial" w:cs="Arial" w:eastAsia="Arial" w:hAnsi="Arial"/>
+          <w:b/>
+          <w:bCs/>
+          <w:i w:val="false"/>
+          <w:iCs w:val="false"/>
+          <w:sz w:val="22"/>
+          <w:szCs w:val="22"/>
+        </w:rPr>
+        <w:t xml:space="preserve">Preconditions</w:t>
+      </w:r>
+    </w:p>
+    <w:p>
+      <w:pPr>
+        <w:spacing w:after="120"/>
+      </w:pPr>
+      <w:r>
+        <w:rPr>
+          <w:rFonts w:ascii="Arial" w:cs="Arial" w:eastAsia="Arial" w:hAnsi="Arial"/>
+          <w:b w:val="false"/>
+          <w:bCs w:val="false"/>
+          <w:i w:val="false"/>
+          <w:iCs w:val="false"/>
+          <w:sz w:val="22"/>
+          <w:szCs w:val="22"/>
+        </w:rPr>
+        <w:t xml:space="preserve">None. Client Intake (MN-INTAKE) is the first process in the Mentoring lifecycle. There are no prior processes that must complete and no records that must exist before intake can begin.</w:t>
+      </w:r>
+    </w:p>
+    <w:p>
+      <w:pPr>
+        <w:spacing w:after="40"/>
+      </w:pPr>
+      <w:r>
+        <w:rPr>
+          <w:rFonts w:ascii="Arial" w:cs="Arial" w:eastAsia="Arial" w:hAnsi="Arial"/>
+          <w:b/>
+          <w:bCs/>
+          <w:i w:val="false"/>
+          <w:iCs w:val="false"/>
+          <w:sz w:val="22"/>
+          <w:szCs w:val="22"/>
+        </w:rPr>
+        <w:t xml:space="preserve">Required Data</w:t>
+      </w:r>
+    </w:p>
+    <w:p>
+      <w:pPr>
+        <w:spacing w:after="120"/>
+      </w:pPr>
+      <w:r>
+        <w:rPr>
+          <w:rFonts w:ascii="Arial" w:cs="Arial" w:eastAsia="Arial" w:hAnsi="Arial"/>
+          <w:b w:val="false"/>
+          <w:bCs w:val="false"/>
+          <w:i w:val="false"/>
+          <w:iCs w:val="false"/>
+          <w:sz w:val="22"/>
+          <w:szCs w:val="22"/>
+        </w:rPr>
+        <w:t xml:space="preserve">None. The intake form itself provides all data needed to create the initial records. No pre-existing data in the system is required.</w:t>
+      </w:r>
+    </w:p>
+    <w:p>
+      <w:pPr>
+        <w:spacing w:after="40"/>
+      </w:pPr>
+      <w:r>
+        <w:rPr>
+          <w:rFonts w:ascii="Arial" w:cs="Arial" w:eastAsia="Arial" w:hAnsi="Arial"/>
+          <w:b/>
+          <w:bCs/>
+          <w:i w:val="false"/>
+          <w:iCs w:val="false"/>
+          <w:sz w:val="22"/>
+          <w:szCs w:val="22"/>
+        </w:rPr>
+        <w:t xml:space="preserve">Initiation Mechanism</w:t>
+      </w:r>
+    </w:p>
+    <w:p>
+      <w:pPr>
+        <w:spacing w:after="120"/>
+      </w:pPr>
+      <w:r>
+        <w:rPr>
+          <w:rFonts w:ascii="Arial" w:cs="Arial" w:eastAsia="Arial" w:hAnsi="Arial"/>
+          <w:b w:val="false"/>
+          <w:bCs w:val="false"/>
+          <w:i w:val="false"/>
+          <w:iCs w:val="false"/>
+          <w:sz w:val="22"/>
+          <w:szCs w:val="22"/>
+        </w:rPr>
+        <w:t xml:space="preserve">External form submission. A prospective client completes and submits the Phase 1 Mentoring Request form on the organization’s public website.</w:t>
+      </w:r>
+    </w:p>
+    <w:p>
+      <w:pPr>
+        <w:spacing w:after="40"/>
+      </w:pPr>
+      <w:r>
+        <w:rPr>
+          <w:rFonts w:ascii="Arial" w:cs="Arial" w:eastAsia="Arial" w:hAnsi="Arial"/>
+          <w:b/>
+          <w:bCs/>
+          <w:i w:val="false"/>
+          <w:iCs w:val="false"/>
+          <w:sz w:val="22"/>
+          <w:szCs w:val="22"/>
+        </w:rPr>
+        <w:t xml:space="preserve">Initiating Persona</w:t>
+      </w:r>
+    </w:p>
+    <w:p>
+      <w:pPr>
+        <w:spacing w:after="120"/>
+      </w:pPr>
+      <w:r>
+        <w:rPr>
+          <w:rFonts w:ascii="Arial" w:cs="Arial" w:eastAsia="Arial" w:hAnsi="Arial"/>
+          <w:b w:val="false"/>
+          <w:bCs w:val="false"/>
+          <w:i w:val="false"/>
+          <w:iCs w:val="false"/>
+          <w:sz w:val="22"/>
+          <w:szCs w:val="22"/>
+        </w:rPr>
+        <w:t xml:space="preserve">Client (MST-PER-013). No special authority or system role is required — the form is publicly accessible.</w:t>
+      </w:r>
+    </w:p>
+    <w:p>
+      <w:pPr>
+        <w:pStyle w:val="Heading1"/>
+        <w:spacing w:before="360" w:after="120"/>
+      </w:pPr>
+      <w:r>
+        <w:rPr>
+          <w:rFonts w:ascii="Arial" w:cs="Arial" w:eastAsia="Arial" w:hAnsi="Arial"/>
+          <w:b/>
+          <w:bCs/>
+          <w:i w:val="false"/>
+          <w:iCs w:val="false"/>
+          <w:sz w:val="32"/>
+          <w:szCs w:val="32"/>
+        </w:rPr>
+        <w:t xml:space="preserve">3. Personas Involved</w:t>
       </w:r>
     </w:p>
     <w:p>
@@ -623,7 +777,7 @@
           <w:sz w:val="32"/>
           <w:szCs w:val="32"/>
         </w:rPr>
-        <w:t xml:space="preserve">3. Process Workflow</w:t>
+        <w:t xml:space="preserve">4. Process Workflow</w:t>
       </w:r>
     </w:p>
     <w:p>
@@ -645,7 +799,7 @@
           <w:sz w:val="22"/>
           <w:szCs w:val="22"/>
         </w:rPr>
-        <w:t xml:space="preserve">The prospective client completes and submits the Phase 1 Mentoring Request form on the CBM public website.</w:t>
+        <w:t xml:space="preserve">The prospective client completes and submits the Phase 1 Mentoring Request form on the organization’s public website.</w:t>
       </w:r>
     </w:p>
     <w:p>
@@ -667,7 +821,7 @@
           <w:sz w:val="22"/>
           <w:szCs w:val="22"/>
         </w:rPr>
-        <w:t xml:space="preserve">The system automatically creates three linked records: a Client Organization record (the business), a Client Contact record (the submitting individual, flagged as Primary Contact), and an Engagement record with status Submitted.</w:t>
+        <w:t xml:space="preserve">The system automatically creates three linked records: a Client Organization record (the business), a Client Contact record (the submitting individual, flagged as Primary Contact), and an Engagement record with status Submitted. The submitting contact is automatically assigned as an Engagement Contact on the new Engagement record.</w:t>
       </w:r>
     </w:p>
     <w:p>
@@ -711,7 +865,7 @@
           <w:sz w:val="22"/>
           <w:szCs w:val="22"/>
         </w:rPr>
-        <w:t xml:space="preserve">The Client Administrator reviews the submission for completeness and basic eligibility against CBM’s program criteria.</w:t>
+        <w:t xml:space="preserve">The Client Administrator reviews the submission for completeness and basic eligibility against the organization’s program criteria.</w:t>
       </w:r>
     </w:p>
     <w:p>
@@ -789,7 +943,7 @@
           <w:sz w:val="22"/>
           <w:szCs w:val="22"/>
         </w:rPr>
-        <w:t xml:space="preserve">A structured eligibility screening workflow may be defined by CBM leadership in a future revision. The current process assumes a basic administrative review.</w:t>
+        <w:t xml:space="preserve">A structured eligibility screening workflow may be defined by organizational leadership in a future revision. The current process assumes a basic administrative review.</w:t>
       </w:r>
     </w:p>
     <w:p>
@@ -894,7 +1048,161 @@
           <w:sz w:val="32"/>
           <w:szCs w:val="32"/>
         </w:rPr>
-        <w:t xml:space="preserve">4. System Requirements</w:t>
+        <w:t xml:space="preserve">5. Process Completion</w:t>
+      </w:r>
+    </w:p>
+    <w:p>
+      <w:pPr>
+        <w:spacing w:after="40"/>
+      </w:pPr>
+      <w:r>
+        <w:rPr>
+          <w:rFonts w:ascii="Arial" w:cs="Arial" w:eastAsia="Arial" w:hAnsi="Arial"/>
+          <w:b/>
+          <w:bCs/>
+          <w:i w:val="false"/>
+          <w:iCs w:val="false"/>
+          <w:sz w:val="22"/>
+          <w:szCs w:val="22"/>
+        </w:rPr>
+        <w:t xml:space="preserve">Normal Completion</w:t>
+      </w:r>
+    </w:p>
+    <w:p>
+      <w:pPr>
+        <w:spacing w:after="120"/>
+      </w:pPr>
+      <w:r>
+        <w:rPr>
+          <w:rFonts w:ascii="Arial" w:cs="Arial" w:eastAsia="Arial" w:hAnsi="Arial"/>
+          <w:b w:val="false"/>
+          <w:bCs w:val="false"/>
+          <w:i w:val="false"/>
+          <w:iCs w:val="false"/>
+          <w:sz w:val="22"/>
+          <w:szCs w:val="22"/>
+        </w:rPr>
+        <w:t xml:space="preserve">The Client Administrator approves the application. The Engagement status advances beyond Submitted (the next process, Mentor Matching, takes ownership of further status transitions). The Client Administrator confirms approval, and the application proceeds to Mentor Matching (MN-MATCH).</w:t>
+      </w:r>
+    </w:p>
+    <w:p>
+      <w:pPr>
+        <w:spacing w:after="40"/>
+      </w:pPr>
+      <w:r>
+        <w:rPr>
+          <w:rFonts w:ascii="Arial" w:cs="Arial" w:eastAsia="Arial" w:hAnsi="Arial"/>
+          <w:b/>
+          <w:bCs/>
+          <w:i w:val="false"/>
+          <w:iCs w:val="false"/>
+          <w:sz w:val="22"/>
+          <w:szCs w:val="22"/>
+        </w:rPr>
+        <w:t xml:space="preserve">Alternative End State: Declined</w:t>
+      </w:r>
+    </w:p>
+    <w:p>
+      <w:pPr>
+        <w:spacing w:after="120"/>
+      </w:pPr>
+      <w:r>
+        <w:rPr>
+          <w:rFonts w:ascii="Arial" w:cs="Arial" w:eastAsia="Arial" w:hAnsi="Arial"/>
+          <w:b w:val="false"/>
+          <w:bCs w:val="false"/>
+          <w:i w:val="false"/>
+          <w:iCs w:val="false"/>
+          <w:sz w:val="22"/>
+          <w:szCs w:val="22"/>
+        </w:rPr>
+        <w:t xml:space="preserve">The Client Administrator determines the applicant does not meet program criteria. The Engagement status is set to Declined with a recorded reason. The Client Administrator notifies the applicant directly. This end state is final — a declined application is not reopened. If the applicant reapplies, a new intake submission creates new records.</w:t>
+      </w:r>
+    </w:p>
+    <w:p>
+      <w:pPr>
+        <w:spacing w:after="40"/>
+      </w:pPr>
+      <w:r>
+        <w:rPr>
+          <w:rFonts w:ascii="Arial" w:cs="Arial" w:eastAsia="Arial" w:hAnsi="Arial"/>
+          <w:b/>
+          <w:bCs/>
+          <w:i w:val="false"/>
+          <w:iCs w:val="false"/>
+          <w:sz w:val="22"/>
+          <w:szCs w:val="22"/>
+        </w:rPr>
+        <w:t xml:space="preserve">Record Retention</w:t>
+      </w:r>
+    </w:p>
+    <w:p>
+      <w:pPr>
+        <w:spacing w:after="120"/>
+      </w:pPr>
+      <w:r>
+        <w:rPr>
+          <w:rFonts w:ascii="Arial" w:cs="Arial" w:eastAsia="Arial" w:hAnsi="Arial"/>
+          <w:b w:val="false"/>
+          <w:bCs w:val="false"/>
+          <w:i w:val="false"/>
+          <w:iCs w:val="false"/>
+          <w:sz w:val="22"/>
+          <w:szCs w:val="22"/>
+        </w:rPr>
+        <w:t xml:space="preserve">All records created during intake (Client Organization, Client Contact, Engagement) are retained permanently regardless of outcome. Declined applications remain in the system for reporting and historical reference.</w:t>
+      </w:r>
+    </w:p>
+    <w:p>
+      <w:pPr>
+        <w:spacing w:after="40"/>
+      </w:pPr>
+      <w:r>
+        <w:rPr>
+          <w:rFonts w:ascii="Arial" w:cs="Arial" w:eastAsia="Arial" w:hAnsi="Arial"/>
+          <w:b/>
+          <w:bCs/>
+          <w:i w:val="false"/>
+          <w:iCs w:val="false"/>
+          <w:sz w:val="22"/>
+          <w:szCs w:val="22"/>
+        </w:rPr>
+        <w:t xml:space="preserve">Post-Completion Handoff</w:t>
+      </w:r>
+    </w:p>
+    <w:p>
+      <w:pPr>
+        <w:spacing w:after="120"/>
+      </w:pPr>
+      <w:r>
+        <w:rPr>
+          <w:rFonts w:ascii="Arial" w:cs="Arial" w:eastAsia="Arial" w:hAnsi="Arial"/>
+          <w:b w:val="false"/>
+          <w:bCs w:val="false"/>
+          <w:i w:val="false"/>
+          <w:iCs w:val="false"/>
+          <w:sz w:val="22"/>
+          <w:szCs w:val="22"/>
+        </w:rPr>
+        <w:t xml:space="preserve">Approved applications proceed to Mentor Matching (MN-MATCH). The Mentor Matching process requires the Client Organization, Client Contact, and Engagement records created by this process as its input.</w:t>
+      </w:r>
+    </w:p>
+    <w:p>
+      <w:pPr>
+        <w:pStyle w:val="Heading1"/>
+        <w:spacing w:before="360" w:after="120"/>
+      </w:pPr>
+      <w:r>
+        <w:rPr>
+          <w:rFonts w:ascii="Arial" w:cs="Arial" w:eastAsia="Arial" w:hAnsi="Arial"/>
+          <w:b/>
+          <w:bCs/>
+          <w:i w:val="false"/>
+          <w:iCs w:val="false"/>
+          <w:sz w:val="32"/>
+          <w:szCs w:val="32"/>
+        </w:rPr>
+        <w:t xml:space="preserve">6. System Requirements</w:t>
       </w:r>
     </w:p>
     <w:tbl>
@@ -1371,6 +1679,70 @@
           </w:p>
         </w:tc>
       </w:tr>
+      <w:tr>
+        <w:tc>
+          <w:tcPr>
+            <w:tcW w:type="dxa" w:w="2000"/>
+            <w:tcBorders>
+              <w:top w:val="single" w:color="AAAAAA" w:sz="1"/>
+              <w:left w:val="single" w:color="AAAAAA" w:sz="1"/>
+              <w:bottom w:val="single" w:color="AAAAAA" w:sz="1"/>
+              <w:right w:val="single" w:color="AAAAAA" w:sz="1"/>
+            </w:tcBorders>
+            <w:tcMar>
+              <w:top w:type="dxa" w:w="60"/>
+              <w:left w:type="dxa" w:w="100"/>
+              <w:bottom w:type="dxa" w:w="60"/>
+              <w:right w:type="dxa" w:w="100"/>
+            </w:tcMar>
+          </w:tcPr>
+          <w:p>
+            <w:r>
+              <w:rPr>
+                <w:rFonts w:ascii="Arial" w:cs="Arial" w:eastAsia="Arial" w:hAnsi="Arial"/>
+                <w:b/>
+                <w:bCs/>
+                <w:i w:val="false"/>
+                <w:iCs w:val="false"/>
+                <w:sz w:val="20"/>
+                <w:szCs w:val="20"/>
+              </w:rPr>
+              <w:t xml:space="preserve">MN-INTAKE-REQ-007</w:t>
+            </w:r>
+          </w:p>
+        </w:tc>
+        <w:tc>
+          <w:tcPr>
+            <w:tcW w:type="dxa" w:w="7360"/>
+            <w:tcBorders>
+              <w:top w:val="single" w:color="AAAAAA" w:sz="1"/>
+              <w:left w:val="single" w:color="AAAAAA" w:sz="1"/>
+              <w:bottom w:val="single" w:color="AAAAAA" w:sz="1"/>
+              <w:right w:val="single" w:color="AAAAAA" w:sz="1"/>
+            </w:tcBorders>
+            <w:tcMar>
+              <w:top w:type="dxa" w:w="60"/>
+              <w:left w:type="dxa" w:w="100"/>
+              <w:bottom w:type="dxa" w:w="60"/>
+              <w:right w:type="dxa" w:w="100"/>
+            </w:tcMar>
+          </w:tcPr>
+          <w:p>
+            <w:r>
+              <w:rPr>
+                <w:rFonts w:ascii="Arial" w:cs="Arial" w:eastAsia="Arial" w:hAnsi="Arial"/>
+                <w:b w:val="false"/>
+                <w:bCs w:val="false"/>
+                <w:i w:val="false"/>
+                <w:iCs w:val="false"/>
+                <w:sz w:val="20"/>
+                <w:szCs w:val="20"/>
+              </w:rPr>
+              <w:t xml:space="preserve">The system must automatically assign the submitting contact as an Engagement Contact on the new Engagement record when it is created.</w:t>
+            </w:r>
+          </w:p>
+        </w:tc>
+      </w:tr>
     </w:tbl>
     <w:p>
       <w:pPr>
@@ -1387,7 +1759,7 @@
           <w:sz w:val="32"/>
           <w:szCs w:val="32"/>
         </w:rPr>
-        <w:t xml:space="preserve">5. Process Data</w:t>
+        <w:t xml:space="preserve">7. Process Data</w:t>
       </w:r>
     </w:p>
     <w:p>
@@ -1404,7 +1776,7 @@
           <w:sz w:val="22"/>
           <w:szCs w:val="22"/>
         </w:rPr>
-        <w:t xml:space="preserve">The Client Intake process does not require pre-existing data. It is the first process in the Mentoring lifecycle and creates all of its own records from the submitted intake form. The submitted application itself is the data the Client Administrator reviews to assess eligibility.</w:t>
+        <w:t xml:space="preserve">The Client Intake process does not reference pre-existing data. It is the first process in the Mentoring lifecycle and creates all of its own records from the submitted intake form. The submitted application itself is the data the Client Administrator reviews to assess eligibility.</w:t>
       </w:r>
     </w:p>
     <w:p>
@@ -1422,7 +1794,7 @@
           <w:sz w:val="32"/>
           <w:szCs w:val="32"/>
         </w:rPr>
-        <w:t xml:space="preserve">6. Data Collected</w:t>
+        <w:t xml:space="preserve">8. Data Collected</w:t>
       </w:r>
     </w:p>
     <w:p>
@@ -1739,7 +2111,7 @@
                 <w:sz w:val="20"/>
                 <w:szCs w:val="20"/>
               </w:rPr>
-              <w:t xml:space="preserve">Text</w:t>
+              <w:t xml:space="preserve">varchar</w:t>
             </w:r>
           </w:p>
         </w:tc>
@@ -1965,7 +2337,7 @@
                 <w:sz w:val="20"/>
                 <w:szCs w:val="20"/>
               </w:rPr>
-              <w:t xml:space="preserve">URL</w:t>
+              <w:t xml:space="preserve">url</w:t>
             </w:r>
           </w:p>
         </w:tc>
@@ -2194,7 +2566,7 @@
                 <w:sz w:val="20"/>
                 <w:szCs w:val="20"/>
               </w:rPr>
-              <w:t xml:space="preserve">Address</w:t>
+              <w:t xml:space="preserve">address</w:t>
             </w:r>
           </w:p>
         </w:tc>
@@ -2420,7 +2792,7 @@
                 <w:sz w:val="20"/>
                 <w:szCs w:val="20"/>
               </w:rPr>
-              <w:t xml:space="preserve">Dropdown</w:t>
+              <w:t xml:space="preserve">enum</w:t>
             </w:r>
           </w:p>
         </w:tc>
@@ -2649,7 +3021,7 @@
                 <w:sz w:val="20"/>
                 <w:szCs w:val="20"/>
               </w:rPr>
-              <w:t xml:space="preserve">Dropdown</w:t>
+              <w:t xml:space="preserve">enum</w:t>
             </w:r>
           </w:p>
         </w:tc>
@@ -2875,7 +3247,7 @@
                 <w:sz w:val="20"/>
                 <w:szCs w:val="20"/>
               </w:rPr>
-              <w:t xml:space="preserve">Dropdown</w:t>
+              <w:t xml:space="preserve">enum</w:t>
             </w:r>
           </w:p>
         </w:tc>
@@ -3104,7 +3476,7 @@
                 <w:sz w:val="20"/>
                 <w:szCs w:val="20"/>
               </w:rPr>
-              <w:t xml:space="preserve">Dropdown</w:t>
+              <w:t xml:space="preserve">enum</w:t>
             </w:r>
           </w:p>
         </w:tc>
@@ -3584,7 +3956,7 @@
                 <w:sz w:val="20"/>
                 <w:szCs w:val="20"/>
               </w:rPr>
-              <w:t xml:space="preserve">Text</w:t>
+              <w:t xml:space="preserve">varchar</w:t>
             </w:r>
           </w:p>
         </w:tc>
@@ -3810,7 +4182,7 @@
                 <w:sz w:val="20"/>
                 <w:szCs w:val="20"/>
               </w:rPr>
-              <w:t xml:space="preserve">Text</w:t>
+              <w:t xml:space="preserve">varchar</w:t>
             </w:r>
           </w:p>
         </w:tc>
@@ -4039,7 +4411,7 @@
                 <w:sz w:val="20"/>
                 <w:szCs w:val="20"/>
               </w:rPr>
-              <w:t xml:space="preserve">Text</w:t>
+              <w:t xml:space="preserve">varchar</w:t>
             </w:r>
           </w:p>
         </w:tc>
@@ -4265,7 +4637,7 @@
                 <w:sz w:val="20"/>
                 <w:szCs w:val="20"/>
               </w:rPr>
-              <w:t xml:space="preserve">Text</w:t>
+              <w:t xml:space="preserve">varchar</w:t>
             </w:r>
           </w:p>
         </w:tc>
@@ -4494,7 +4866,7 @@
                 <w:sz w:val="20"/>
                 <w:szCs w:val="20"/>
               </w:rPr>
-              <w:t xml:space="preserve">Email</w:t>
+              <w:t xml:space="preserve">email</w:t>
             </w:r>
           </w:p>
         </w:tc>
@@ -4654,7 +5026,7 @@
                 <w:sz w:val="20"/>
                 <w:szCs w:val="20"/>
               </w:rPr>
-              <w:t xml:space="preserve">The contact’s primary email address. Used for all CBM communications including mentor introduction, meeting requests, and satisfaction surveys.</w:t>
+              <w:t xml:space="preserve">The contact’s primary email address. Used for all communications including mentor introduction, meeting requests, and satisfaction surveys.</w:t>
             </w:r>
           </w:p>
         </w:tc>
@@ -4720,7 +5092,7 @@
                 <w:sz w:val="20"/>
                 <w:szCs w:val="20"/>
               </w:rPr>
-              <w:t xml:space="preserve">Phone</w:t>
+              <w:t xml:space="preserve">phone</w:t>
             </w:r>
           </w:p>
         </w:tc>
@@ -4949,7 +5321,7 @@
                 <w:sz w:val="20"/>
                 <w:szCs w:val="20"/>
               </w:rPr>
-              <w:t xml:space="preserve">Text</w:t>
+              <w:t xml:space="preserve">varchar</w:t>
             </w:r>
           </w:p>
         </w:tc>
@@ -5175,7 +5547,7 @@
                 <w:sz w:val="20"/>
                 <w:szCs w:val="20"/>
               </w:rPr>
-              <w:t xml:space="preserve">URL</w:t>
+              <w:t xml:space="preserve">url</w:t>
             </w:r>
           </w:p>
         </w:tc>
@@ -5404,7 +5776,7 @@
                 <w:sz w:val="20"/>
                 <w:szCs w:val="20"/>
               </w:rPr>
-              <w:t xml:space="preserve">Yes/No</w:t>
+              <w:t xml:space="preserve">bool</w:t>
             </w:r>
           </w:p>
         </w:tc>
@@ -5884,7 +6256,7 @@
                 <w:sz w:val="20"/>
                 <w:szCs w:val="20"/>
               </w:rPr>
-              <w:t xml:space="preserve">Dropdown</w:t>
+              <w:t xml:space="preserve">enum</w:t>
             </w:r>
           </w:p>
         </w:tc>
@@ -6110,7 +6482,7 @@
                 <w:sz w:val="20"/>
                 <w:szCs w:val="20"/>
               </w:rPr>
-              <w:t xml:space="preserve">Multi-select</w:t>
+              <w:t xml:space="preserve">multiEnum</w:t>
             </w:r>
           </w:p>
         </w:tc>
@@ -6174,7 +6546,7 @@
                 <w:sz w:val="20"/>
                 <w:szCs w:val="20"/>
               </w:rPr>
-              <w:t xml:space="preserve">TBD — see MN-ISS-001</w:t>
+              <w:t xml:space="preserve">TBD — see MN-INTAKE-ISS-001</w:t>
             </w:r>
           </w:p>
         </w:tc>
@@ -6339,7 +6711,7 @@
                 <w:sz w:val="20"/>
                 <w:szCs w:val="20"/>
               </w:rPr>
-              <w:t xml:space="preserve">Rich text</w:t>
+              <w:t xml:space="preserve">wysiwyg</w:t>
             </w:r>
           </w:p>
         </w:tc>
@@ -6505,6 +6877,634 @@
         </w:tc>
       </w:tr>
     </w:tbl>
+    <w:p>
+      <w:pPr>
+        <w:pStyle w:val="Heading1"/>
+        <w:spacing w:before="360" w:after="120"/>
+      </w:pPr>
+      <w:r>
+        <w:rPr>
+          <w:rFonts w:ascii="Arial" w:cs="Arial" w:eastAsia="Arial" w:hAnsi="Arial"/>
+          <w:b/>
+          <w:bCs/>
+          <w:i w:val="false"/>
+          <w:iCs w:val="false"/>
+          <w:sz w:val="32"/>
+          <w:szCs w:val="32"/>
+        </w:rPr>
+        <w:t xml:space="preserve">9. Open Issues</w:t>
+      </w:r>
+    </w:p>
+    <w:tbl>
+      <w:tblPr>
+        <w:tblW w:type="dxa" w:w="9360"/>
+        <w:tblBorders>
+          <w:top w:val="single" w:color="auto" w:sz="4"/>
+          <w:left w:val="single" w:color="auto" w:sz="4"/>
+          <w:bottom w:val="single" w:color="auto" w:sz="4"/>
+          <w:right w:val="single" w:color="auto" w:sz="4"/>
+          <w:insideH w:val="single" w:color="auto" w:sz="4"/>
+          <w:insideV w:val="single" w:color="auto" w:sz="4"/>
+        </w:tblBorders>
+      </w:tblPr>
+      <w:tblGrid>
+        <w:gridCol w:w="2000"/>
+        <w:gridCol w:w="7360"/>
+      </w:tblGrid>
+      <w:tr>
+        <w:tc>
+          <w:tcPr>
+            <w:tcW w:type="dxa" w:w="2000"/>
+            <w:tcBorders>
+              <w:top w:val="single" w:color="AAAAAA" w:sz="1"/>
+              <w:left w:val="single" w:color="AAAAAA" w:sz="1"/>
+              <w:bottom w:val="single" w:color="AAAAAA" w:sz="1"/>
+              <w:right w:val="single" w:color="AAAAAA" w:sz="1"/>
+            </w:tcBorders>
+            <w:shd w:fill="1F3864" w:val="clear"/>
+            <w:tcMar>
+              <w:top w:type="dxa" w:w="60"/>
+              <w:left w:type="dxa" w:w="100"/>
+              <w:bottom w:type="dxa" w:w="60"/>
+              <w:right w:type="dxa" w:w="100"/>
+            </w:tcMar>
+          </w:tcPr>
+          <w:p>
+            <w:r>
+              <w:rPr>
+                <w:rFonts w:ascii="Arial" w:cs="Arial" w:eastAsia="Arial" w:hAnsi="Arial"/>
+                <w:b/>
+                <w:bCs/>
+                <w:i w:val="false"/>
+                <w:iCs w:val="false"/>
+                <w:color w:val="FFFFFF"/>
+                <w:sz w:val="20"/>
+                <w:szCs w:val="20"/>
+              </w:rPr>
+              <w:t xml:space="preserve">ID</w:t>
+            </w:r>
+          </w:p>
+        </w:tc>
+        <w:tc>
+          <w:tcPr>
+            <w:tcW w:type="dxa" w:w="7360"/>
+            <w:tcBorders>
+              <w:top w:val="single" w:color="AAAAAA" w:sz="1"/>
+              <w:left w:val="single" w:color="AAAAAA" w:sz="1"/>
+              <w:bottom w:val="single" w:color="AAAAAA" w:sz="1"/>
+              <w:right w:val="single" w:color="AAAAAA" w:sz="1"/>
+            </w:tcBorders>
+            <w:shd w:fill="1F3864" w:val="clear"/>
+            <w:tcMar>
+              <w:top w:type="dxa" w:w="60"/>
+              <w:left w:type="dxa" w:w="100"/>
+              <w:bottom w:type="dxa" w:w="60"/>
+              <w:right w:type="dxa" w:w="100"/>
+            </w:tcMar>
+          </w:tcPr>
+          <w:p>
+            <w:r>
+              <w:rPr>
+                <w:rFonts w:ascii="Arial" w:cs="Arial" w:eastAsia="Arial" w:hAnsi="Arial"/>
+                <w:b/>
+                <w:bCs/>
+                <w:i w:val="false"/>
+                <w:iCs w:val="false"/>
+                <w:color w:val="FFFFFF"/>
+                <w:sz w:val="20"/>
+                <w:szCs w:val="20"/>
+              </w:rPr>
+              <w:t xml:space="preserve">Issue</w:t>
+            </w:r>
+          </w:p>
+        </w:tc>
+      </w:tr>
+      <w:tr>
+        <w:tc>
+          <w:tcPr>
+            <w:tcW w:type="dxa" w:w="2000"/>
+            <w:tcBorders>
+              <w:top w:val="single" w:color="AAAAAA" w:sz="1"/>
+              <w:left w:val="single" w:color="AAAAAA" w:sz="1"/>
+              <w:bottom w:val="single" w:color="AAAAAA" w:sz="1"/>
+              <w:right w:val="single" w:color="AAAAAA" w:sz="1"/>
+            </w:tcBorders>
+            <w:tcMar>
+              <w:top w:type="dxa" w:w="60"/>
+              <w:left w:type="dxa" w:w="100"/>
+              <w:bottom w:type="dxa" w:w="60"/>
+              <w:right w:type="dxa" w:w="100"/>
+            </w:tcMar>
+          </w:tcPr>
+          <w:p>
+            <w:r>
+              <w:rPr>
+                <w:rFonts w:ascii="Arial" w:cs="Arial" w:eastAsia="Arial" w:hAnsi="Arial"/>
+                <w:b/>
+                <w:bCs/>
+                <w:i w:val="false"/>
+                <w:iCs w:val="false"/>
+                <w:sz w:val="20"/>
+                <w:szCs w:val="20"/>
+              </w:rPr>
+              <w:t xml:space="preserve">MN-INTAKE-ISS-001</w:t>
+            </w:r>
+          </w:p>
+        </w:tc>
+        <w:tc>
+          <w:tcPr>
+            <w:tcW w:type="dxa" w:w="7360"/>
+            <w:tcBorders>
+              <w:top w:val="single" w:color="AAAAAA" w:sz="1"/>
+              <w:left w:val="single" w:color="AAAAAA" w:sz="1"/>
+              <w:bottom w:val="single" w:color="AAAAAA" w:sz="1"/>
+              <w:right w:val="single" w:color="AAAAAA" w:sz="1"/>
+            </w:tcBorders>
+            <w:tcMar>
+              <w:top w:type="dxa" w:w="60"/>
+              <w:left w:type="dxa" w:w="100"/>
+              <w:bottom w:type="dxa" w:w="60"/>
+              <w:right w:type="dxa" w:w="100"/>
+            </w:tcMar>
+          </w:tcPr>
+          <w:p>
+            <w:r>
+              <w:rPr>
+                <w:rFonts w:ascii="Arial" w:cs="Arial" w:eastAsia="Arial" w:hAnsi="Arial"/>
+                <w:b w:val="false"/>
+                <w:bCs w:val="false"/>
+                <w:i w:val="false"/>
+                <w:iCs w:val="false"/>
+                <w:sz w:val="20"/>
+                <w:szCs w:val="20"/>
+              </w:rPr>
+              <w:t xml:space="preserve">Mentoring Focus Areas (MN-INTAKE-DAT-018): The complete list of allowed values has not been defined. Values must align with the corresponding field on the Mentor profile (defined in the Mentor Recruitment domain). Needs input from: CBM program leadership and Mentor Recruitment domain definition.</w:t>
+            </w:r>
+          </w:p>
+        </w:tc>
+      </w:tr>
+    </w:tbl>
+    <w:p>
+      <w:pPr>
+        <w:pStyle w:val="Heading1"/>
+        <w:spacing w:before="360" w:after="120"/>
+      </w:pPr>
+      <w:r>
+        <w:rPr>
+          <w:rFonts w:ascii="Arial" w:cs="Arial" w:eastAsia="Arial" w:hAnsi="Arial"/>
+          <w:b/>
+          <w:bCs/>
+          <w:i w:val="false"/>
+          <w:iCs w:val="false"/>
+          <w:sz w:val="32"/>
+          <w:szCs w:val="32"/>
+        </w:rPr>
+        <w:t xml:space="preserve">10. Updates to Prior Documents</w:t>
+      </w:r>
+    </w:p>
+    <w:p>
+      <w:pPr>
+        <w:spacing w:after="120"/>
+      </w:pPr>
+      <w:r>
+        <w:rPr>
+          <w:rFonts w:ascii="Arial" w:cs="Arial" w:eastAsia="Arial" w:hAnsi="Arial"/>
+          <w:b w:val="false"/>
+          <w:bCs w:val="false"/>
+          <w:i w:val="false"/>
+          <w:iCs w:val="false"/>
+          <w:sz w:val="22"/>
+          <w:szCs w:val="22"/>
+        </w:rPr>
+        <w:t xml:space="preserve">No updates to prior documents were identified. Client Intake (MN-INTAKE) is the first process defined in the Mentoring domain; there are no prior process documents to update.</w:t>
+      </w:r>
+    </w:p>
+    <w:p>
+      <w:pPr>
+        <w:spacing w:after="120"/>
+      </w:pPr>
+      <w:r>
+        <w:rPr>
+          <w:rFonts w:ascii="Arial" w:cs="Arial" w:eastAsia="Arial" w:hAnsi="Arial"/>
+          <w:b w:val="false"/>
+          <w:bCs w:val="false"/>
+          <w:i/>
+          <w:iCs/>
+          <w:sz w:val="22"/>
+          <w:szCs w:val="22"/>
+        </w:rPr>
+        <w:t xml:space="preserve">Note: During the Engagement Management (MN-ENGAGE) session, MN-ENGAGE-REQ-009 was identified as requiring a corresponding requirement in this document. That requirement has been added as MN-INTAKE-REQ-007 and the workflow step 2 has been updated to reflect the automatic Engagement Contact assignment.</w:t>
+      </w:r>
+    </w:p>
+    <w:p>
+      <w:pPr>
+        <w:pStyle w:val="Heading1"/>
+        <w:spacing w:before="360" w:after="120"/>
+      </w:pPr>
+      <w:r>
+        <w:rPr>
+          <w:rFonts w:ascii="Arial" w:cs="Arial" w:eastAsia="Arial" w:hAnsi="Arial"/>
+          <w:b/>
+          <w:bCs/>
+          <w:i w:val="false"/>
+          <w:iCs w:val="false"/>
+          <w:sz w:val="32"/>
+          <w:szCs w:val="32"/>
+        </w:rPr>
+        <w:t xml:space="preserve">11. Interview Transcript</w:t>
+      </w:r>
+    </w:p>
+    <w:p>
+      <w:pPr>
+        <w:spacing w:after="120"/>
+      </w:pPr>
+      <w:r>
+        <w:rPr>
+          <w:rFonts w:ascii="Arial" w:cs="Arial" w:eastAsia="Arial" w:hAnsi="Arial"/>
+          <w:b w:val="false"/>
+          <w:bCs w:val="false"/>
+          <w:i w:val="false"/>
+          <w:iCs w:val="false"/>
+          <w:sz w:val="22"/>
+          <w:szCs w:val="22"/>
+        </w:rPr>
+        <w:t xml:space="preserve">This document was not produced through a live interview. The content was originally extracted from CBM-Domain-PRD-Mentoring.md v1.0 and restructured into the process document format. The following decisions and content changes have been applied across sessions:</w:t>
+      </w:r>
+    </w:p>
+    <w:p>
+      <w:pPr>
+        <w:spacing w:after="40"/>
+      </w:pPr>
+      <w:r>
+        <w:rPr>
+          <w:rFonts w:ascii="Arial" w:cs="Arial" w:eastAsia="Arial" w:hAnsi="Arial"/>
+          <w:b/>
+          <w:bCs/>
+          <w:i w:val="false"/>
+          <w:iCs w:val="false"/>
+          <w:sz w:val="22"/>
+          <w:szCs w:val="22"/>
+        </w:rPr>
+        <w:t xml:space="preserve">Document Origin</w:t>
+      </w:r>
+    </w:p>
+    <w:p>
+      <w:pPr>
+        <w:spacing w:after="40"/>
+      </w:pPr>
+      <w:r>
+        <w:rPr>
+          <w:rFonts w:ascii="Arial" w:cs="Arial" w:eastAsia="Arial" w:hAnsi="Arial"/>
+          <w:b w:val="false"/>
+          <w:bCs w:val="false"/>
+          <w:i/>
+          <w:iCs/>
+          <w:sz w:val="22"/>
+          <w:szCs w:val="22"/>
+        </w:rPr>
+        <w:t xml:space="preserve">Q: What is the source material for this process document?</w:t>
+      </w:r>
+    </w:p>
+    <w:p>
+      <w:pPr>
+        <w:spacing w:after="80"/>
+      </w:pPr>
+      <w:r>
+        <w:rPr>
+          <w:rFonts w:ascii="Arial" w:cs="Arial" w:eastAsia="Arial" w:hAnsi="Arial"/>
+          <w:b w:val="false"/>
+          <w:bCs w:val="false"/>
+          <w:i w:val="false"/>
+          <w:iCs w:val="false"/>
+          <w:sz w:val="22"/>
+          <w:szCs w:val="22"/>
+        </w:rPr>
+        <w:t xml:space="preserve">A: The Client Intake process was extracted from Section 4 (Mentoring Domain) of CBM-Domain-PRD-Mentoring.md v1.0, which documented the full Mentoring lifecycle based on interviews with the CBM administrator.</w:t>
+      </w:r>
+    </w:p>
+    <w:p>
+      <w:pPr>
+        <w:spacing w:after="40"/>
+      </w:pPr>
+      <w:r>
+        <w:rPr>
+          <w:rFonts w:ascii="Arial" w:cs="Arial" w:eastAsia="Arial" w:hAnsi="Arial"/>
+          <w:b/>
+          <w:bCs/>
+          <w:i w:val="false"/>
+          <w:iCs w:val="false"/>
+          <w:sz w:val="22"/>
+          <w:szCs w:val="22"/>
+        </w:rPr>
+        <w:t xml:space="preserve">Content Decisions Applied from Prior Sessions</w:t>
+      </w:r>
+    </w:p>
+    <w:p>
+      <w:pPr>
+        <w:spacing w:after="40"/>
+      </w:pPr>
+      <w:r>
+        <w:rPr>
+          <w:rFonts w:ascii="Arial" w:cs="Arial" w:eastAsia="Arial" w:hAnsi="Arial"/>
+          <w:b w:val="false"/>
+          <w:bCs w:val="false"/>
+          <w:i/>
+          <w:iCs/>
+          <w:sz w:val="22"/>
+          <w:szCs w:val="22"/>
+        </w:rPr>
+        <w:t xml:space="preserve">Q: Where do Mentoring Focus Areas and Mentoring Needs Description belong — on Client Organization or Engagement?</w:t>
+      </w:r>
+    </w:p>
+    <w:p>
+      <w:pPr>
+        <w:spacing w:after="40"/>
+      </w:pPr>
+      <w:r>
+        <w:rPr>
+          <w:rFonts w:ascii="Arial" w:cs="Arial" w:eastAsia="Arial" w:hAnsi="Arial"/>
+          <w:b w:val="false"/>
+          <w:bCs w:val="false"/>
+          <w:i w:val="false"/>
+          <w:iCs w:val="false"/>
+          <w:sz w:val="22"/>
+          <w:szCs w:val="22"/>
+        </w:rPr>
+        <w:t xml:space="preserve">A: On the Engagement entity. These describe what the client needs from a specific mentoring engagement, not characteristics of the business itself. A client could have multiple engagements with different focus areas.</w:t>
+      </w:r>
+    </w:p>
+    <w:p>
+      <w:pPr>
+        <w:spacing w:after="80"/>
+      </w:pPr>
+      <w:r>
+        <w:rPr>
+          <w:rFonts w:ascii="Arial" w:cs="Arial" w:eastAsia="Arial" w:hAnsi="Arial"/>
+          <w:b/>
+          <w:bCs/>
+          <w:i w:val="false"/>
+          <w:iCs w:val="false"/>
+          <w:sz w:val="22"/>
+          <w:szCs w:val="22"/>
+        </w:rPr>
+        <w:t xml:space="preserve">Decision: Mentoring Focus Areas and Mentoring Needs Description moved from Client Organization to Engagement. DAT identifiers renumbered accordingly (MN-INTAKE-DAT-001 through DAT-019).</w:t>
+      </w:r>
+    </w:p>
+    <w:p>
+      <w:pPr>
+        <w:spacing w:after="40"/>
+      </w:pPr>
+      <w:r>
+        <w:rPr>
+          <w:rFonts w:ascii="Arial" w:cs="Arial" w:eastAsia="Arial" w:hAnsi="Arial"/>
+          <w:b w:val="false"/>
+          <w:bCs w:val="false"/>
+          <w:i/>
+          <w:iCs/>
+          <w:sz w:val="22"/>
+          <w:szCs w:val="22"/>
+        </w:rPr>
+        <w:t xml:space="preserve">Q: Should Middle Name, Preferred Name, and LinkedIn Profile be added to Client Contact?</w:t>
+      </w:r>
+    </w:p>
+    <w:p>
+      <w:pPr>
+        <w:spacing w:after="40"/>
+      </w:pPr>
+      <w:r>
+        <w:rPr>
+          <w:rFonts w:ascii="Arial" w:cs="Arial" w:eastAsia="Arial" w:hAnsi="Arial"/>
+          <w:b w:val="false"/>
+          <w:bCs w:val="false"/>
+          <w:i w:val="false"/>
+          <w:iCs w:val="false"/>
+          <w:sz w:val="22"/>
+          <w:szCs w:val="22"/>
+        </w:rPr>
+        <w:t xml:space="preserve">A: Yes. Middle Name and Preferred Name support personalized communications. LinkedIn Profile provides mentors with professional background context during matching.</w:t>
+      </w:r>
+    </w:p>
+    <w:p>
+      <w:pPr>
+        <w:spacing w:after="80"/>
+      </w:pPr>
+      <w:r>
+        <w:rPr>
+          <w:rFonts w:ascii="Arial" w:cs="Arial" w:eastAsia="Arial" w:hAnsi="Arial"/>
+          <w:b/>
+          <w:bCs/>
+          <w:i w:val="false"/>
+          <w:iCs w:val="false"/>
+          <w:sz w:val="22"/>
+          <w:szCs w:val="22"/>
+        </w:rPr>
+        <w:t xml:space="preserve">Decision: Middle Name (DAT-010), Preferred Name (DAT-011), and LinkedIn Profile (DAT-015) added to Client Contact.</w:t>
+      </w:r>
+    </w:p>
+    <w:p>
+      <w:pPr>
+        <w:spacing w:after="40"/>
+      </w:pPr>
+      <w:r>
+        <w:rPr>
+          <w:rFonts w:ascii="Arial" w:cs="Arial" w:eastAsia="Arial" w:hAnsi="Arial"/>
+          <w:b w:val="false"/>
+          <w:bCs w:val="false"/>
+          <w:i/>
+          <w:iCs/>
+          <w:sz w:val="22"/>
+          <w:szCs w:val="22"/>
+        </w:rPr>
+        <w:t xml:space="preserve">Q: Should Phone be required on Client Contact?</w:t>
+      </w:r>
+    </w:p>
+    <w:p>
+      <w:pPr>
+        <w:spacing w:after="40"/>
+      </w:pPr>
+      <w:r>
+        <w:rPr>
+          <w:rFonts w:ascii="Arial" w:cs="Arial" w:eastAsia="Arial" w:hAnsi="Arial"/>
+          <w:b w:val="false"/>
+          <w:bCs w:val="false"/>
+          <w:i w:val="false"/>
+          <w:iCs w:val="false"/>
+          <w:sz w:val="22"/>
+          <w:szCs w:val="22"/>
+        </w:rPr>
+        <w:t xml:space="preserve">A: Yes. Phone is a primary communication channel for mentor-client interactions.</w:t>
+      </w:r>
+    </w:p>
+    <w:p>
+      <w:pPr>
+        <w:spacing w:after="80"/>
+      </w:pPr>
+      <w:r>
+        <w:rPr>
+          <w:rFonts w:ascii="Arial" w:cs="Arial" w:eastAsia="Arial" w:hAnsi="Arial"/>
+          <w:b/>
+          <w:bCs/>
+          <w:i w:val="false"/>
+          <w:iCs w:val="false"/>
+          <w:sz w:val="22"/>
+          <w:szCs w:val="22"/>
+        </w:rPr>
+        <w:t xml:space="preserve">Decision: Phone changed from Required: No to Required: Yes.</w:t>
+      </w:r>
+    </w:p>
+    <w:p>
+      <w:pPr>
+        <w:spacing w:after="40"/>
+      </w:pPr>
+      <w:r>
+        <w:rPr>
+          <w:rFonts w:ascii="Arial" w:cs="Arial" w:eastAsia="Arial" w:hAnsi="Arial"/>
+          <w:b w:val="false"/>
+          <w:bCs w:val="false"/>
+          <w:i/>
+          <w:iCs/>
+          <w:sz w:val="22"/>
+          <w:szCs w:val="22"/>
+        </w:rPr>
+        <w:t xml:space="preserve">Q: Should Close Date and Close Reason be defined in MN-INTAKE?</w:t>
+      </w:r>
+    </w:p>
+    <w:p>
+      <w:pPr>
+        <w:spacing w:after="40"/>
+      </w:pPr>
+      <w:r>
+        <w:rPr>
+          <w:rFonts w:ascii="Arial" w:cs="Arial" w:eastAsia="Arial" w:hAnsi="Arial"/>
+          <w:b w:val="false"/>
+          <w:bCs w:val="false"/>
+          <w:i w:val="false"/>
+          <w:iCs w:val="false"/>
+          <w:sz w:val="22"/>
+          <w:szCs w:val="22"/>
+        </w:rPr>
+        <w:t xml:space="preserve">A: No. These fields are only relevant when an engagement is being formally closed. They belong in the Engagement Closure process (MN-CLOSE).</w:t>
+      </w:r>
+    </w:p>
+    <w:p>
+      <w:pPr>
+        <w:spacing w:after="80"/>
+      </w:pPr>
+      <w:r>
+        <w:rPr>
+          <w:rFonts w:ascii="Arial" w:cs="Arial" w:eastAsia="Arial" w:hAnsi="Arial"/>
+          <w:b/>
+          <w:bCs/>
+          <w:i w:val="false"/>
+          <w:iCs w:val="false"/>
+          <w:sz w:val="22"/>
+          <w:szCs w:val="22"/>
+        </w:rPr>
+        <w:t xml:space="preserve">Decision: Close Date and Close Reason removed from MN-INTAKE. They will be defined in MN-CLOSE.</w:t>
+      </w:r>
+    </w:p>
+    <w:p>
+      <w:pPr>
+        <w:spacing w:after="40"/>
+      </w:pPr>
+      <w:r>
+        <w:rPr>
+          <w:rFonts w:ascii="Arial" w:cs="Arial" w:eastAsia="Arial" w:hAnsi="Arial"/>
+          <w:b/>
+          <w:bCs/>
+          <w:i w:val="false"/>
+          <w:iCs w:val="false"/>
+          <w:sz w:val="22"/>
+          <w:szCs w:val="22"/>
+        </w:rPr>
+        <w:t xml:space="preserve">Content Decision Applied from MN-ENGAGE Session</w:t>
+      </w:r>
+    </w:p>
+    <w:p>
+      <w:pPr>
+        <w:spacing w:after="40"/>
+      </w:pPr>
+      <w:r>
+        <w:rPr>
+          <w:rFonts w:ascii="Arial" w:cs="Arial" w:eastAsia="Arial" w:hAnsi="Arial"/>
+          <w:b w:val="false"/>
+          <w:bCs w:val="false"/>
+          <w:i/>
+          <w:iCs/>
+          <w:sz w:val="22"/>
+          <w:szCs w:val="22"/>
+        </w:rPr>
+        <w:t xml:space="preserve">Q: MN-ENGAGE-REQ-009 states that the submitting contact from Client Intake must be automatically assigned as an Engagement Contact when the Engagement is created. Should this be documented in MN-INTAKE?</w:t>
+      </w:r>
+    </w:p>
+    <w:p>
+      <w:pPr>
+        <w:spacing w:after="40"/>
+      </w:pPr>
+      <w:r>
+        <w:rPr>
+          <w:rFonts w:ascii="Arial" w:cs="Arial" w:eastAsia="Arial" w:hAnsi="Arial"/>
+          <w:b w:val="false"/>
+          <w:bCs w:val="false"/>
+          <w:i w:val="false"/>
+          <w:iCs w:val="false"/>
+          <w:sz w:val="22"/>
+          <w:szCs w:val="22"/>
+        </w:rPr>
+        <w:t xml:space="preserve">A: Yes. The behavior occurs at Engagement creation time, which is during Client Intake. It should be a requirement in MN-INTAKE and reflected in the workflow.</w:t>
+      </w:r>
+    </w:p>
+    <w:p>
+      <w:pPr>
+        <w:spacing w:after="80"/>
+      </w:pPr>
+      <w:r>
+        <w:rPr>
+          <w:rFonts w:ascii="Arial" w:cs="Arial" w:eastAsia="Arial" w:hAnsi="Arial"/>
+          <w:b/>
+          <w:bCs/>
+          <w:i w:val="false"/>
+          <w:iCs w:val="false"/>
+          <w:sz w:val="22"/>
+          <w:szCs w:val="22"/>
+        </w:rPr>
+        <w:t xml:space="preserve">Decision: Added MN-INTAKE-REQ-007 (automatic Engagement Contact assignment). Updated workflow step 2 to include this behavior.</w:t>
+      </w:r>
+    </w:p>
+    <w:p>
+      <w:pPr>
+        <w:spacing w:after="40"/>
+      </w:pPr>
+      <w:r>
+        <w:rPr>
+          <w:rFonts w:ascii="Arial" w:cs="Arial" w:eastAsia="Arial" w:hAnsi="Arial"/>
+          <w:b/>
+          <w:bCs/>
+          <w:i w:val="false"/>
+          <w:iCs w:val="false"/>
+          <w:sz w:val="22"/>
+          <w:szCs w:val="22"/>
+        </w:rPr>
+        <w:t xml:space="preserve">V2.0 Restructuring</w:t>
+      </w:r>
+    </w:p>
+    <w:p>
+      <w:pPr>
+        <w:spacing w:after="120"/>
+      </w:pPr>
+      <w:r>
+        <w:rPr>
+          <w:rFonts w:ascii="Arial" w:cs="Arial" w:eastAsia="Arial" w:hAnsi="Arial"/>
+          <w:b w:val="false"/>
+          <w:bCs w:val="false"/>
+          <w:i w:val="false"/>
+          <w:iCs w:val="false"/>
+          <w:sz w:val="22"/>
+          <w:szCs w:val="22"/>
+        </w:rPr>
+        <w:t xml:space="preserve">This version restructures the document from the original six-section format to the v2.4 eleven-section format. No content was removed or contradicted — existing content was reorganized into the new structure and new sections (Process Triggers, Process Completion, Open Issues, Updates to Prior Documents, Interview Transcript) were added. Field type names were updated to use the authoritative type list (e.g., Text → varchar, Dropdown → enum, Yes/No → bool).</w:t>
+      </w:r>
+    </w:p>
     <w:sectPr>
       <w:headerReference w:type="default" r:id="rId6"/>
       <w:footerReference w:type="default" r:id="rId7"/>

--- a/PRDs/MN/MN-INTAKE.docx
+++ b/PRDs/MN/MN-INTAKE.docx
@@ -264,7 +264,7 @@
                 <w:sz w:val="20"/>
                 <w:szCs w:val="20"/>
               </w:rPr>
-              <w:t xml:space="preserve">2.0</w:t>
+              <w:t xml:space="preserve">2.1</w:t>
             </w:r>
           </w:p>
         </w:tc>
@@ -394,7 +394,7 @@
                 <w:sz w:val="20"/>
                 <w:szCs w:val="20"/>
               </w:rPr>
-              <w:t xml:space="preserve">03-31-26 21:00</w:t>
+              <w:t xml:space="preserve">04-01-26 05:00</w:t>
             </w:r>
           </w:p>
         </w:tc>
@@ -821,7 +821,7 @@
           <w:sz w:val="22"/>
           <w:szCs w:val="22"/>
         </w:rPr>
-        <w:t xml:space="preserve">The system automatically creates three linked records: a Client Organization record (the business), a Client Contact record (the submitting individual, flagged as Primary Contact), and an Engagement record with status Submitted. The submitting contact is automatically assigned as an Engagement Contact on the new Engagement record.</w:t>
+        <w:t xml:space="preserve">The system automatically creates three linked records: a Client Organization record (the business), a Client Contact record (the submitting individual, flagged as Primary Contact), and an Engagement record with status Submitted. The submitting contact is automatically assigned as the Primary Engagement Contact and as an Engagement Contact on the new Engagement record.</w:t>
       </w:r>
     </w:p>
     <w:p>
@@ -1738,7 +1738,7 @@
                 <w:sz w:val="20"/>
                 <w:szCs w:val="20"/>
               </w:rPr>
-              <w:t xml:space="preserve">The system must automatically assign the submitting contact as an Engagement Contact on the new Engagement record when it is created.</w:t>
+              <w:t xml:space="preserve">The system must automatically assign the submitting contact as the Primary Engagement Contact and as an Engagement Contact on the new Engagement record when it is created.</w:t>
             </w:r>
           </w:p>
         </w:tc>
@@ -6872,6 +6872,237 @@
                 <w:szCs w:val="20"/>
               </w:rPr>
               <w:t xml:space="preserve">The client’s own description of what they are looking for in this mentoring engagement. Reviewed by the Client Assignment Coordinator during mentor matching.</w:t>
+            </w:r>
+          </w:p>
+        </w:tc>
+      </w:tr>
+      <w:tr>
+        <w:tc>
+          <w:tcPr>
+            <w:tcW w:type="dxa" w:w="2200"/>
+            <w:tcBorders>
+              <w:top w:val="single" w:color="AAAAAA" w:sz="1"/>
+              <w:left w:val="single" w:color="AAAAAA" w:sz="1"/>
+              <w:bottom w:val="single" w:color="AAAAAA" w:sz="1"/>
+              <w:right w:val="single" w:color="AAAAAA" w:sz="1"/>
+            </w:tcBorders>
+            <w:shd w:fill="F2F7FB" w:val="clear"/>
+            <w:tcMar>
+              <w:top w:type="dxa" w:w="60"/>
+              <w:left w:type="dxa" w:w="100"/>
+              <w:bottom w:type="dxa" w:w="60"/>
+              <w:right w:type="dxa" w:w="100"/>
+            </w:tcMar>
+          </w:tcPr>
+          <w:p>
+            <w:r>
+              <w:rPr>
+                <w:rFonts w:ascii="Arial" w:cs="Arial" w:eastAsia="Arial" w:hAnsi="Arial"/>
+                <w:b/>
+                <w:bCs/>
+                <w:i w:val="false"/>
+                <w:iCs w:val="false"/>
+                <w:sz w:val="20"/>
+                <w:szCs w:val="20"/>
+              </w:rPr>
+              <w:t xml:space="preserve">Primary Engagement Contact</w:t>
+            </w:r>
+          </w:p>
+        </w:tc>
+        <w:tc>
+          <w:tcPr>
+            <w:tcW w:type="dxa" w:w="1100"/>
+            <w:tcBorders>
+              <w:top w:val="single" w:color="AAAAAA" w:sz="1"/>
+              <w:left w:val="single" w:color="AAAAAA" w:sz="1"/>
+              <w:bottom w:val="single" w:color="AAAAAA" w:sz="1"/>
+              <w:right w:val="single" w:color="AAAAAA" w:sz="1"/>
+            </w:tcBorders>
+            <w:shd w:fill="F2F7FB" w:val="clear"/>
+            <w:tcMar>
+              <w:top w:type="dxa" w:w="60"/>
+              <w:left w:type="dxa" w:w="100"/>
+              <w:bottom w:type="dxa" w:w="60"/>
+              <w:right w:type="dxa" w:w="100"/>
+            </w:tcMar>
+          </w:tcPr>
+          <w:p>
+            <w:r>
+              <w:rPr>
+                <w:rFonts w:ascii="Arial" w:cs="Arial" w:eastAsia="Arial" w:hAnsi="Arial"/>
+                <w:b w:val="false"/>
+                <w:bCs w:val="false"/>
+                <w:i w:val="false"/>
+                <w:iCs w:val="false"/>
+                <w:sz w:val="20"/>
+                <w:szCs w:val="20"/>
+              </w:rPr>
+              <w:t xml:space="preserve">relationship</w:t>
+            </w:r>
+          </w:p>
+        </w:tc>
+        <w:tc>
+          <w:tcPr>
+            <w:tcW w:type="dxa" w:w="800"/>
+            <w:tcBorders>
+              <w:top w:val="single" w:color="AAAAAA" w:sz="1"/>
+              <w:left w:val="single" w:color="AAAAAA" w:sz="1"/>
+              <w:bottom w:val="single" w:color="AAAAAA" w:sz="1"/>
+              <w:right w:val="single" w:color="AAAAAA" w:sz="1"/>
+            </w:tcBorders>
+            <w:shd w:fill="F2F7FB" w:val="clear"/>
+            <w:tcMar>
+              <w:top w:type="dxa" w:w="60"/>
+              <w:left w:type="dxa" w:w="100"/>
+              <w:bottom w:type="dxa" w:w="60"/>
+              <w:right w:type="dxa" w:w="100"/>
+            </w:tcMar>
+          </w:tcPr>
+          <w:p>
+            <w:r>
+              <w:rPr>
+                <w:rFonts w:ascii="Arial" w:cs="Arial" w:eastAsia="Arial" w:hAnsi="Arial"/>
+                <w:b w:val="false"/>
+                <w:bCs w:val="false"/>
+                <w:i w:val="false"/>
+                <w:iCs w:val="false"/>
+                <w:sz w:val="20"/>
+                <w:szCs w:val="20"/>
+              </w:rPr>
+              <w:t xml:space="preserve">Yes</w:t>
+            </w:r>
+          </w:p>
+        </w:tc>
+        <w:tc>
+          <w:tcPr>
+            <w:tcW w:type="dxa" w:w="2400"/>
+            <w:tcBorders>
+              <w:top w:val="single" w:color="AAAAAA" w:sz="1"/>
+              <w:left w:val="single" w:color="AAAAAA" w:sz="1"/>
+              <w:bottom w:val="single" w:color="AAAAAA" w:sz="1"/>
+              <w:right w:val="single" w:color="AAAAAA" w:sz="1"/>
+            </w:tcBorders>
+            <w:shd w:fill="F2F7FB" w:val="clear"/>
+            <w:tcMar>
+              <w:top w:type="dxa" w:w="60"/>
+              <w:left w:type="dxa" w:w="100"/>
+              <w:bottom w:type="dxa" w:w="60"/>
+              <w:right w:type="dxa" w:w="100"/>
+            </w:tcMar>
+          </w:tcPr>
+          <w:p>
+            <w:r>
+              <w:rPr>
+                <w:rFonts w:ascii="Arial" w:cs="Arial" w:eastAsia="Arial" w:hAnsi="Arial"/>
+                <w:b w:val="false"/>
+                <w:bCs w:val="false"/>
+                <w:i w:val="false"/>
+                <w:iCs w:val="false"/>
+                <w:sz w:val="20"/>
+                <w:szCs w:val="20"/>
+              </w:rPr>
+              <w:t xml:space="preserve">—</w:t>
+            </w:r>
+          </w:p>
+        </w:tc>
+        <w:tc>
+          <w:tcPr>
+            <w:tcW w:type="dxa" w:w="1000"/>
+            <w:tcBorders>
+              <w:top w:val="single" w:color="AAAAAA" w:sz="1"/>
+              <w:left w:val="single" w:color="AAAAAA" w:sz="1"/>
+              <w:bottom w:val="single" w:color="AAAAAA" w:sz="1"/>
+              <w:right w:val="single" w:color="AAAAAA" w:sz="1"/>
+            </w:tcBorders>
+            <w:shd w:fill="F2F7FB" w:val="clear"/>
+            <w:tcMar>
+              <w:top w:type="dxa" w:w="60"/>
+              <w:left w:type="dxa" w:w="100"/>
+              <w:bottom w:type="dxa" w:w="60"/>
+              <w:right w:type="dxa" w:w="100"/>
+            </w:tcMar>
+          </w:tcPr>
+          <w:p>
+            <w:r>
+              <w:rPr>
+                <w:rFonts w:ascii="Arial" w:cs="Arial" w:eastAsia="Arial" w:hAnsi="Arial"/>
+                <w:b w:val="false"/>
+                <w:bCs w:val="false"/>
+                <w:i w:val="false"/>
+                <w:iCs w:val="false"/>
+                <w:sz w:val="20"/>
+                <w:szCs w:val="20"/>
+              </w:rPr>
+              <w:t xml:space="preserve">—</w:t>
+            </w:r>
+          </w:p>
+        </w:tc>
+        <w:tc>
+          <w:tcPr>
+            <w:tcW w:type="dxa" w:w="1860"/>
+            <w:tcBorders>
+              <w:top w:val="single" w:color="AAAAAA" w:sz="1"/>
+              <w:left w:val="single" w:color="AAAAAA" w:sz="1"/>
+              <w:bottom w:val="single" w:color="AAAAAA" w:sz="1"/>
+              <w:right w:val="single" w:color="AAAAAA" w:sz="1"/>
+            </w:tcBorders>
+            <w:shd w:fill="F2F7FB" w:val="clear"/>
+            <w:tcMar>
+              <w:top w:type="dxa" w:w="60"/>
+              <w:left w:type="dxa" w:w="100"/>
+              <w:bottom w:type="dxa" w:w="60"/>
+              <w:right w:type="dxa" w:w="100"/>
+            </w:tcMar>
+          </w:tcPr>
+          <w:p>
+            <w:r>
+              <w:rPr>
+                <w:rFonts w:ascii="Arial" w:cs="Arial" w:eastAsia="Arial" w:hAnsi="Arial"/>
+                <w:b w:val="false"/>
+                <w:bCs w:val="false"/>
+                <w:i w:val="false"/>
+                <w:iCs w:val="false"/>
+                <w:color w:val="888888"/>
+                <w:sz w:val="16"/>
+                <w:szCs w:val="16"/>
+              </w:rPr>
+              <w:t xml:space="preserve">MN-INTAKE-DAT-020</w:t>
+            </w:r>
+          </w:p>
+        </w:tc>
+      </w:tr>
+      <w:tr>
+        <w:tc>
+          <w:tcPr>
+            <w:tcW w:type="dxa" w:w="9360"/>
+            <w:gridSpan w:val="6"/>
+            <w:tcBorders>
+              <w:top w:val="single" w:color="AAAAAA" w:sz="1"/>
+              <w:left w:val="single" w:color="AAAAAA" w:sz="1"/>
+              <w:bottom w:val="single" w:color="AAAAAA" w:sz="1"/>
+              <w:right w:val="single" w:color="AAAAAA" w:sz="1"/>
+            </w:tcBorders>
+            <w:shd w:fill="F2F7FB" w:val="clear"/>
+            <w:tcMar>
+              <w:top w:type="dxa" w:w="40"/>
+              <w:left w:type="dxa" w:w="100"/>
+              <w:bottom w:type="dxa" w:w="80"/>
+              <w:right w:type="dxa" w:w="100"/>
+            </w:tcMar>
+          </w:tcPr>
+          <w:p>
+            <w:r>
+              <w:rPr>
+                <w:rFonts w:ascii="Arial" w:cs="Arial" w:eastAsia="Arial" w:hAnsi="Arial"/>
+                <w:b w:val="false"/>
+                <w:bCs w:val="false"/>
+                <w:i w:val="false"/>
+                <w:iCs w:val="false"/>
+                <w:color w:val="888888"/>
+                <w:sz w:val="20"/>
+                <w:szCs w:val="20"/>
+              </w:rPr>
+              <w:t xml:space="preserve">Identifies the single client contact who is the primary point of contact for this specific engagement. Automatically set to the submitting contact from the intake form when the Engagement is created. All system-generated client-facing communications are addressed to this contact; other Engagement Contacts (if any) are CC’d. May be changed by the mentor or Client Administrator at any time. This is distinct from the organization-level Primary Contact field on Client Contact (MN-INTAKE-DAT-016), which identifies the primary contact for the Client Organization as a whole.</w:t>
             </w:r>
           </w:p>
         </w:tc>

--- a/PRDs/MN/MN-INTAKE.docx
+++ b/PRDs/MN/MN-INTAKE.docx
@@ -264,7 +264,7 @@
                 <w:sz w:val="20"/>
                 <w:szCs w:val="20"/>
               </w:rPr>
-              <w:t xml:space="preserve">2.1</w:t>
+              <w:t xml:space="preserve">2.2</w:t>
             </w:r>
           </w:p>
         </w:tc>
@@ -394,7 +394,7 @@
                 <w:sz w:val="20"/>
                 <w:szCs w:val="20"/>
               </w:rPr>
-              <w:t xml:space="preserve">04-01-26 05:00</w:t>
+              <w:t xml:space="preserve">04-05-26 18:00</w:t>
             </w:r>
           </w:p>
         </w:tc>
@@ -459,7 +459,7 @@
                 <w:sz w:val="20"/>
                 <w:szCs w:val="20"/>
               </w:rPr>
-              <w:t xml:space="preserve">Reworked from MN-INTAKE v1.0; originally extracted from CBM-Domain-PRD-Mentoring.md v1.0</w:t>
+              <w:t xml:space="preserve">Reworked from MN-INTAKE v2.1; originally extracted from CBM-Domain-PRD-Mentoring.md v1.0</w:t>
             </w:r>
           </w:p>
         </w:tc>
@@ -473,7 +473,7 @@
     <w:p>
       <w:pPr>
         <w:pStyle w:val="Heading1"/>
-        <w:spacing w:before="360" w:after="120"/>
+        <w:spacing w:after="120" w:before="360"/>
       </w:pPr>
       <w:r>
         <w:rPr>
@@ -525,7 +525,7 @@
     <w:p>
       <w:pPr>
         <w:pStyle w:val="Heading1"/>
-        <w:spacing w:before="360" w:after="120"/>
+        <w:spacing w:after="120" w:before="360"/>
       </w:pPr>
       <w:r>
         <w:rPr>
@@ -679,7 +679,7 @@
     <w:p>
       <w:pPr>
         <w:pStyle w:val="Heading1"/>
-        <w:spacing w:before="360" w:after="120"/>
+        <w:spacing w:after="120" w:before="360"/>
       </w:pPr>
       <w:r>
         <w:rPr>
@@ -725,7 +725,7 @@
           <w:sz w:val="22"/>
           <w:szCs w:val="22"/>
         </w:rPr>
-        <w:t xml:space="preserve">Submits the mentoring request through the public website. Provides business information, contact details, and a description of mentoring needs.</w:t>
+        <w:t xml:space="preserve">Submits the mentoring request through the public website. Provides business information, contact details, and a description of mentoring needs. May optionally select a preferred mentor from available mentor profiles.</w:t>
       </w:r>
     </w:p>
     <w:p>
@@ -765,7 +765,7 @@
     <w:p>
       <w:pPr>
         <w:pStyle w:val="Heading1"/>
-        <w:spacing w:before="360" w:after="120"/>
+        <w:spacing w:after="120" w:before="360"/>
       </w:pPr>
       <w:r>
         <w:rPr>
@@ -799,7 +799,7 @@
           <w:sz w:val="22"/>
           <w:szCs w:val="22"/>
         </w:rPr>
-        <w:t xml:space="preserve">The prospective client completes and submits the Phase 1 Mentoring Request form on the organization’s public website.</w:t>
+        <w:t xml:space="preserve">The prospective client completes and submits the Phase 1 Mentoring Request form on the organization’s public website. The form optionally allows the client to review available mentor profiles and select a preferred mentor.</w:t>
       </w:r>
     </w:p>
     <w:p>
@@ -821,7 +821,7 @@
           <w:sz w:val="22"/>
           <w:szCs w:val="22"/>
         </w:rPr>
-        <w:t xml:space="preserve">The system automatically creates three linked records: a Client Organization record (the business), a Client Contact record (the submitting individual, flagged as Primary Contact), and an Engagement record with status Submitted. The submitting contact is automatically assigned as the Primary Engagement Contact and as an Engagement Contact on the new Engagement record.</w:t>
+        <w:t xml:space="preserve">The system automatically creates three linked records from the submitted form data:</w:t>
       </w:r>
     </w:p>
     <w:p>
@@ -829,9 +829,9 @@
         <w:pStyle w:val="ListParagraph"/>
         <w:numPr>
           <w:ilvl w:val="0"/>
-          <w:numId w:val="2"/>
+          <w:numId w:val="3"/>
         </w:numPr>
-        <w:spacing w:after="80"/>
+        <w:spacing w:after="60"/>
       </w:pPr>
       <w:r>
         <w:rPr>
@@ -843,7 +843,7 @@
           <w:sz w:val="22"/>
           <w:szCs w:val="22"/>
         </w:rPr>
-        <w:t xml:space="preserve">The Client Administrator receives an automatic notification of the new submission.</w:t>
+        <w:t xml:space="preserve">A Client Organization record (Account) with Account Type set to Client. If the client provided a Business Name, it is used as the record name. If no Business Name was provided, the system derives the name as “{First Name} {Last Name} (Pre-Startup)”. All other organization fields are populated from the form where provided.</w:t>
       </w:r>
     </w:p>
     <w:p>
@@ -851,9 +851,9 @@
         <w:pStyle w:val="ListParagraph"/>
         <w:numPr>
           <w:ilvl w:val="0"/>
-          <w:numId w:val="2"/>
+          <w:numId w:val="3"/>
         </w:numPr>
-        <w:spacing w:after="80"/>
+        <w:spacing w:after="60"/>
       </w:pPr>
       <w:r>
         <w:rPr>
@@ -865,7 +865,7 @@
           <w:sz w:val="22"/>
           <w:szCs w:val="22"/>
         </w:rPr>
-        <w:t xml:space="preserve">The Client Administrator reviews the submission for completeness and basic eligibility against the organization’s program criteria.</w:t>
+        <w:t xml:space="preserve">A Client Contact record linked to the Client Organization, with Contact Type set to Client and Primary Contact set to Yes. All other contact fields are populated from the form.</w:t>
       </w:r>
     </w:p>
     <w:p>
@@ -873,9 +873,9 @@
         <w:pStyle w:val="ListParagraph"/>
         <w:numPr>
           <w:ilvl w:val="0"/>
-          <w:numId w:val="2"/>
+          <w:numId w:val="3"/>
         </w:numPr>
-        <w:spacing w:after="80"/>
+        <w:spacing w:after="60"/>
       </w:pPr>
       <w:r>
         <w:rPr>
@@ -887,7 +887,7 @@
           <w:sz w:val="22"/>
           <w:szCs w:val="22"/>
         </w:rPr>
-        <w:t xml:space="preserve">If eligible, the application proceeds to the Mentor Matching process (MN-MATCH).</w:t>
+        <w:t xml:space="preserve">An Engagement record linked to both the Client Organization and the Client Contact, with Status set to Submitted. The system generates the Engagement Name using the formula “{Business Name or Client Contact Full Name}-Unassigned-{Year}”. The submitting contact is automatically assigned as the Primary Engagement Contact and as an Engagement Contact. If the client selected a preferred mentor, the Requested Mentor field is populated from the form.</w:t>
       </w:r>
     </w:p>
     <w:p>
@@ -909,12 +909,17 @@
           <w:sz w:val="22"/>
           <w:szCs w:val="22"/>
         </w:rPr>
-        <w:t xml:space="preserve">If not eligible, the Client Administrator updates the Engagement status to Declined, records the reason, and notifies the applicant directly. No automated notification is sent. The Client Organization and Contact records are retained permanently.</w:t>
-      </w:r>
-    </w:p>
-    <w:p>
-      <w:pPr>
-        <w:spacing w:after="120"/>
+        <w:t xml:space="preserve">The Client Administrator receives an automatic email notification of the new submission using the New Client Submission email template.</w:t>
+      </w:r>
+    </w:p>
+    <w:p>
+      <w:pPr>
+        <w:pStyle w:val="ListParagraph"/>
+        <w:numPr>
+          <w:ilvl w:val="0"/>
+          <w:numId w:val="2"/>
+        </w:numPr>
+        <w:spacing w:after="80"/>
       </w:pPr>
       <w:r>
         <w:rPr>
@@ -926,6 +931,67 @@
           <w:sz w:val="22"/>
           <w:szCs w:val="22"/>
         </w:rPr>
+        <w:t xml:space="preserve">The Client Administrator opens the New Client Submissions filter to review pending applications, selects the submission, and reviews it for completeness and basic eligibility against the organization’s program criteria.</w:t>
+      </w:r>
+    </w:p>
+    <w:p>
+      <w:pPr>
+        <w:pStyle w:val="ListParagraph"/>
+        <w:numPr>
+          <w:ilvl w:val="0"/>
+          <w:numId w:val="2"/>
+        </w:numPr>
+        <w:spacing w:after="80"/>
+      </w:pPr>
+      <w:r>
+        <w:rPr>
+          <w:rFonts w:ascii="Arial" w:cs="Arial" w:eastAsia="Arial" w:hAnsi="Arial"/>
+          <w:b w:val="false"/>
+          <w:bCs w:val="false"/>
+          <w:i w:val="false"/>
+          <w:iCs w:val="false"/>
+          <w:sz w:val="22"/>
+          <w:szCs w:val="22"/>
+        </w:rPr>
+        <w:t xml:space="preserve">If eligible, the application proceeds to the Mentor Matching process (MN-MATCH).</w:t>
+      </w:r>
+    </w:p>
+    <w:p>
+      <w:pPr>
+        <w:pStyle w:val="ListParagraph"/>
+        <w:numPr>
+          <w:ilvl w:val="0"/>
+          <w:numId w:val="2"/>
+        </w:numPr>
+        <w:spacing w:after="80"/>
+      </w:pPr>
+      <w:r>
+        <w:rPr>
+          <w:rFonts w:ascii="Arial" w:cs="Arial" w:eastAsia="Arial" w:hAnsi="Arial"/>
+          <w:b w:val="false"/>
+          <w:bCs w:val="false"/>
+          <w:i w:val="false"/>
+          <w:iCs w:val="false"/>
+          <w:sz w:val="22"/>
+          <w:szCs w:val="22"/>
+        </w:rPr>
+        <w:t xml:space="preserve">If not eligible, the Client Administrator updates the Engagement status to Declined, records the reason, and notifies the applicant directly. No automated notification is sent. The Client Organization and Contact records are retained permanently.</w:t>
+      </w:r>
+    </w:p>
+    <w:p>
+      <w:pPr>
+        <w:spacing w:after="120"/>
+      </w:pPr>
+      <w:r>
+        <w:rPr>
+          <w:rFonts w:ascii="Arial" w:cs="Arial" w:eastAsia="Arial" w:hAnsi="Arial"/>
+          <w:b w:val="false"/>
+          <w:bCs w:val="false"/>
+          <w:i w:val="false"/>
+          <w:iCs w:val="false"/>
+          <w:sz w:val="22"/>
+          <w:szCs w:val="22"/>
+        </w:rPr>
         <w:t xml:space="preserve"/>
       </w:r>
     </w:p>
@@ -948,7 +1014,7 @@
     </w:p>
     <w:p>
       <w:pPr>
-        <w:spacing w:before="200" w:after="60"/>
+        <w:spacing w:after="60" w:before="200"/>
       </w:pPr>
       <w:r>
         <w:rPr>
@@ -1036,7 +1102,7 @@
     <w:p>
       <w:pPr>
         <w:pStyle w:val="Heading1"/>
-        <w:spacing w:before="360" w:after="120"/>
+        <w:spacing w:after="120" w:before="360"/>
       </w:pPr>
       <w:r>
         <w:rPr>
@@ -1190,7 +1256,7 @@
     <w:p>
       <w:pPr>
         <w:pStyle w:val="Heading1"/>
-        <w:spacing w:before="360" w:after="120"/>
+        <w:spacing w:after="120" w:before="360"/>
       </w:pPr>
       <w:r>
         <w:rPr>
@@ -1743,11 +1809,141 @@
           </w:p>
         </w:tc>
       </w:tr>
+      <w:tr>
+        <w:tc>
+          <w:tcPr>
+            <w:tcW w:type="dxa" w:w="2000"/>
+            <w:tcBorders>
+              <w:top w:val="single" w:color="AAAAAA" w:sz="1"/>
+              <w:left w:val="single" w:color="AAAAAA" w:sz="1"/>
+              <w:bottom w:val="single" w:color="AAAAAA" w:sz="1"/>
+              <w:right w:val="single" w:color="AAAAAA" w:sz="1"/>
+            </w:tcBorders>
+            <w:shd w:fill="F2F7FB" w:val="clear"/>
+            <w:tcMar>
+              <w:top w:type="dxa" w:w="60"/>
+              <w:left w:type="dxa" w:w="100"/>
+              <w:bottom w:type="dxa" w:w="60"/>
+              <w:right w:type="dxa" w:w="100"/>
+            </w:tcMar>
+          </w:tcPr>
+          <w:p>
+            <w:r>
+              <w:rPr>
+                <w:rFonts w:ascii="Arial" w:cs="Arial" w:eastAsia="Arial" w:hAnsi="Arial"/>
+                <w:b/>
+                <w:bCs/>
+                <w:i w:val="false"/>
+                <w:iCs w:val="false"/>
+                <w:sz w:val="20"/>
+                <w:szCs w:val="20"/>
+              </w:rPr>
+              <w:t xml:space="preserve">MN-INTAKE-REQ-008</w:t>
+            </w:r>
+          </w:p>
+        </w:tc>
+        <w:tc>
+          <w:tcPr>
+            <w:tcW w:type="dxa" w:w="7360"/>
+            <w:tcBorders>
+              <w:top w:val="single" w:color="AAAAAA" w:sz="1"/>
+              <w:left w:val="single" w:color="AAAAAA" w:sz="1"/>
+              <w:bottom w:val="single" w:color="AAAAAA" w:sz="1"/>
+              <w:right w:val="single" w:color="AAAAAA" w:sz="1"/>
+            </w:tcBorders>
+            <w:shd w:fill="F2F7FB" w:val="clear"/>
+            <w:tcMar>
+              <w:top w:type="dxa" w:w="60"/>
+              <w:left w:type="dxa" w:w="100"/>
+              <w:bottom w:type="dxa" w:w="60"/>
+              <w:right w:type="dxa" w:w="100"/>
+            </w:tcMar>
+          </w:tcPr>
+          <w:p>
+            <w:r>
+              <w:rPr>
+                <w:rFonts w:ascii="Arial" w:cs="Arial" w:eastAsia="Arial" w:hAnsi="Arial"/>
+                <w:b w:val="false"/>
+                <w:bCs w:val="false"/>
+                <w:i w:val="false"/>
+                <w:iCs w:val="false"/>
+                <w:sz w:val="20"/>
+                <w:szCs w:val="20"/>
+              </w:rPr>
+              <w:t xml:space="preserve">When the intake form is submitted without a Business Name, the system must create the Client Organization record with a derived name in the format “{First Name} {Last Name} (Pre-Startup)”. The name is updated by the assigned mentor when the actual business name is established.</w:t>
+            </w:r>
+          </w:p>
+        </w:tc>
+      </w:tr>
+      <w:tr>
+        <w:tc>
+          <w:tcPr>
+            <w:tcW w:type="dxa" w:w="2000"/>
+            <w:tcBorders>
+              <w:top w:val="single" w:color="AAAAAA" w:sz="1"/>
+              <w:left w:val="single" w:color="AAAAAA" w:sz="1"/>
+              <w:bottom w:val="single" w:color="AAAAAA" w:sz="1"/>
+              <w:right w:val="single" w:color="AAAAAA" w:sz="1"/>
+            </w:tcBorders>
+            <w:tcMar>
+              <w:top w:type="dxa" w:w="60"/>
+              <w:left w:type="dxa" w:w="100"/>
+              <w:bottom w:type="dxa" w:w="60"/>
+              <w:right w:type="dxa" w:w="100"/>
+            </w:tcMar>
+          </w:tcPr>
+          <w:p>
+            <w:r>
+              <w:rPr>
+                <w:rFonts w:ascii="Arial" w:cs="Arial" w:eastAsia="Arial" w:hAnsi="Arial"/>
+                <w:b/>
+                <w:bCs/>
+                <w:i w:val="false"/>
+                <w:iCs w:val="false"/>
+                <w:sz w:val="20"/>
+                <w:szCs w:val="20"/>
+              </w:rPr>
+              <w:t xml:space="preserve">MN-INTAKE-REQ-009</w:t>
+            </w:r>
+          </w:p>
+        </w:tc>
+        <w:tc>
+          <w:tcPr>
+            <w:tcW w:type="dxa" w:w="7360"/>
+            <w:tcBorders>
+              <w:top w:val="single" w:color="AAAAAA" w:sz="1"/>
+              <w:left w:val="single" w:color="AAAAAA" w:sz="1"/>
+              <w:bottom w:val="single" w:color="AAAAAA" w:sz="1"/>
+              <w:right w:val="single" w:color="AAAAAA" w:sz="1"/>
+            </w:tcBorders>
+            <w:tcMar>
+              <w:top w:type="dxa" w:w="60"/>
+              <w:left w:type="dxa" w:w="100"/>
+              <w:bottom w:type="dxa" w:w="60"/>
+              <w:right w:type="dxa" w:w="100"/>
+            </w:tcMar>
+          </w:tcPr>
+          <w:p>
+            <w:r>
+              <w:rPr>
+                <w:rFonts w:ascii="Arial" w:cs="Arial" w:eastAsia="Arial" w:hAnsi="Arial"/>
+                <w:b w:val="false"/>
+                <w:bCs w:val="false"/>
+                <w:i w:val="false"/>
+                <w:iCs w:val="false"/>
+                <w:sz w:val="20"/>
+                <w:szCs w:val="20"/>
+              </w:rPr>
+              <w:t xml:space="preserve">The intake form must allow the client to optionally select a preferred mentor from available mentor profiles. The selection is recorded as a preference on the Engagement record and reviewed during Mentor Matching (MN-MATCH). The Client Assignment Coordinator is not obligated to honor the request.</w:t>
+            </w:r>
+          </w:p>
+        </w:tc>
+      </w:tr>
     </w:tbl>
     <w:p>
       <w:pPr>
         <w:pStyle w:val="Heading1"/>
-        <w:spacing w:before="360" w:after="120"/>
+        <w:spacing w:after="120" w:before="360"/>
       </w:pPr>
       <w:r>
         <w:rPr>
@@ -1782,7 +1978,7 @@
     <w:p>
       <w:pPr>
         <w:pStyle w:val="Heading1"/>
-        <w:spacing w:before="360" w:after="120"/>
+        <w:spacing w:after="120" w:before="360"/>
       </w:pPr>
       <w:r>
         <w:rPr>
@@ -1811,13 +2007,13 @@
           <w:sz w:val="22"/>
           <w:szCs w:val="22"/>
         </w:rPr>
-        <w:t xml:space="preserve">The following records and fields are created when the intake form is submitted. Fields are collected in Phase 1 (public intake form). Phase 2 fields collected later by the mentor are defined in the Engagement Management process (MN-ENGAGE).</w:t>
+        <w:t xml:space="preserve">The following records and fields are created when the intake form is submitted. Each field description indicates its source: populated from the intake form, set automatically by the system, or system-generated from a formula. Phase 2 fields collected later by the mentor are defined in the Engagement Management process (MN-ENGAGE).</w:t>
       </w:r>
     </w:p>
     <w:p>
       <w:pPr>
         <w:pStyle w:val="Heading2"/>
-        <w:spacing w:before="240" w:after="120"/>
+        <w:spacing w:after="120" w:before="240"/>
       </w:pPr>
       <w:r>
         <w:rPr>
@@ -1830,6 +2026,23 @@
           <w:szCs w:val="28"/>
         </w:rPr>
         <w:t xml:space="preserve">Entity: Client Organization</w:t>
+      </w:r>
+    </w:p>
+    <w:p>
+      <w:pPr>
+        <w:spacing w:after="120"/>
+      </w:pPr>
+      <w:r>
+        <w:rPr>
+          <w:rFonts w:ascii="Arial" w:cs="Arial" w:eastAsia="Arial" w:hAnsi="Arial"/>
+          <w:b w:val="false"/>
+          <w:bCs w:val="false"/>
+          <w:i w:val="false"/>
+          <w:iCs w:val="false"/>
+          <w:sz w:val="22"/>
+          <w:szCs w:val="22"/>
+        </w:rPr>
+        <w:t xml:space="preserve">The Client Organization record represents the applicant’s business. It is linked to the Client Contact via the standard Contact-to-Account relationship. The Account Type discriminator is set to Client by the system at creation time.</w:t>
       </w:r>
     </w:p>
     <w:tbl>
@@ -2080,7 +2293,7 @@
                 <w:sz w:val="20"/>
                 <w:szCs w:val="20"/>
               </w:rPr>
-              <w:t xml:space="preserve">Business Name</w:t>
+              <w:t xml:space="preserve">Account Type</w:t>
             </w:r>
           </w:p>
         </w:tc>
@@ -2111,7 +2324,7 @@
                 <w:sz w:val="20"/>
                 <w:szCs w:val="20"/>
               </w:rPr>
-              <w:t xml:space="preserve">varchar</w:t>
+              <w:t xml:space="preserve">multiEnum</w:t>
             </w:r>
           </w:p>
         </w:tc>
@@ -2142,7 +2355,7 @@
                 <w:sz w:val="20"/>
                 <w:szCs w:val="20"/>
               </w:rPr>
-              <w:t xml:space="preserve">No</w:t>
+              <w:t xml:space="preserve">Yes</w:t>
             </w:r>
           </w:p>
         </w:tc>
@@ -2173,7 +2386,7 @@
                 <w:sz w:val="20"/>
                 <w:szCs w:val="20"/>
               </w:rPr>
-              <w:t xml:space="preserve">—</w:t>
+              <w:t xml:space="preserve">Client, Partner, Donor/Sponsor</w:t>
             </w:r>
           </w:p>
         </w:tc>
@@ -2204,7 +2417,7 @@
                 <w:sz w:val="20"/>
                 <w:szCs w:val="20"/>
               </w:rPr>
-              <w:t xml:space="preserve">—</w:t>
+              <w:t xml:space="preserve">Client</w:t>
             </w:r>
           </w:p>
         </w:tc>
@@ -2271,7 +2484,7 @@
                 <w:sz w:val="20"/>
                 <w:szCs w:val="20"/>
               </w:rPr>
-              <w:t xml:space="preserve">The legal or operating name of the client business. Optional because pre-startup applicants may not yet have a business name.</w:t>
+              <w:t xml:space="preserve">Source: System-set. The account type discriminator identifying this organization as a Client. Always set to Client during intake. A single organization can hold multiple types if it later becomes a Partner or Donor/Sponsor through other processes.</w:t>
             </w:r>
           </w:p>
         </w:tc>
@@ -2305,7 +2518,7 @@
                 <w:sz w:val="20"/>
                 <w:szCs w:val="20"/>
               </w:rPr>
-              <w:t xml:space="preserve">Website</w:t>
+              <w:t xml:space="preserve">Business Name</w:t>
             </w:r>
           </w:p>
         </w:tc>
@@ -2337,7 +2550,7 @@
                 <w:sz w:val="20"/>
                 <w:szCs w:val="20"/>
               </w:rPr>
-              <w:t xml:space="preserve">url</w:t>
+              <w:t xml:space="preserve">varchar</w:t>
             </w:r>
           </w:p>
         </w:tc>
@@ -2502,7 +2715,7 @@
                 <w:sz w:val="20"/>
                 <w:szCs w:val="20"/>
               </w:rPr>
-              <w:t xml:space="preserve">The client business website address, if one exists.</w:t>
+              <w:t xml:space="preserve">Source: Intake form. The legal or operating name of the client business. Optional because pre-startup applicants may not yet have a business name. When blank, the system derives the record name as “{First Name} {Last Name} (Pre-Startup)” per MN-INTAKE-REQ-008.</w:t>
             </w:r>
           </w:p>
         </w:tc>
@@ -2535,7 +2748,7 @@
                 <w:sz w:val="20"/>
                 <w:szCs w:val="20"/>
               </w:rPr>
-              <w:t xml:space="preserve">Address</w:t>
+              <w:t xml:space="preserve">Website</w:t>
             </w:r>
           </w:p>
         </w:tc>
@@ -2566,7 +2779,7 @@
                 <w:sz w:val="20"/>
                 <w:szCs w:val="20"/>
               </w:rPr>
-              <w:t xml:space="preserve">address</w:t>
+              <w:t xml:space="preserve">url</w:t>
             </w:r>
           </w:p>
         </w:tc>
@@ -2726,7 +2939,7 @@
                 <w:sz w:val="20"/>
                 <w:szCs w:val="20"/>
               </w:rPr>
-              <w:t xml:space="preserve">The primary business address (street, city, state, zip). Used for geographic reporting and service area tracking.</w:t>
+              <w:t xml:space="preserve">Source: Intake form. The client business website address, if one exists.</w:t>
             </w:r>
           </w:p>
         </w:tc>
@@ -2760,7 +2973,7 @@
                 <w:sz w:val="20"/>
                 <w:szCs w:val="20"/>
               </w:rPr>
-              <w:t xml:space="preserve">Organization Type</w:t>
+              <w:t xml:space="preserve">Address</w:t>
             </w:r>
           </w:p>
         </w:tc>
@@ -2792,7 +3005,7 @@
                 <w:sz w:val="20"/>
                 <w:szCs w:val="20"/>
               </w:rPr>
-              <w:t xml:space="preserve">enum</w:t>
+              <w:t xml:space="preserve">address</w:t>
             </w:r>
           </w:p>
         </w:tc>
@@ -2856,7 +3069,7 @@
                 <w:sz w:val="20"/>
                 <w:szCs w:val="20"/>
               </w:rPr>
-              <w:t xml:space="preserve">For-Profit, Non-Profit</w:t>
+              <w:t xml:space="preserve">—</w:t>
             </w:r>
           </w:p>
         </w:tc>
@@ -2957,7 +3170,7 @@
                 <w:sz w:val="20"/>
                 <w:szCs w:val="20"/>
               </w:rPr>
-              <w:t xml:space="preserve">Whether the organization operates as a for-profit business or a nonprofit. Drives funder reporting categories.</w:t>
+              <w:t xml:space="preserve">Source: Intake form. The primary business address (street, city, state, zip). Used for geographic reporting and service area tracking.</w:t>
             </w:r>
           </w:p>
         </w:tc>
@@ -2990,7 +3203,7 @@
                 <w:sz w:val="20"/>
                 <w:szCs w:val="20"/>
               </w:rPr>
-              <w:t xml:space="preserve">Business Stage</w:t>
+              <w:t xml:space="preserve">Organization Type</w:t>
             </w:r>
           </w:p>
         </w:tc>
@@ -3052,7 +3265,7 @@
                 <w:sz w:val="20"/>
                 <w:szCs w:val="20"/>
               </w:rPr>
-              <w:t xml:space="preserve">Yes</w:t>
+              <w:t xml:space="preserve">No</w:t>
             </w:r>
           </w:p>
         </w:tc>
@@ -3083,7 +3296,7 @@
                 <w:sz w:val="20"/>
                 <w:szCs w:val="20"/>
               </w:rPr>
-              <w:t xml:space="preserve">Pre-Startup, Startup, Early Stage, Growth Stage, Established</w:t>
+              <w:t xml:space="preserve">For-Profit, Non-Profit</w:t>
             </w:r>
           </w:p>
         </w:tc>
@@ -3181,7 +3394,7 @@
                 <w:sz w:val="20"/>
                 <w:szCs w:val="20"/>
               </w:rPr>
-              <w:t xml:space="preserve">The stage of business development the client organization is in. Used for mentor matching and funder reporting.</w:t>
+              <w:t xml:space="preserve">Source: Intake form. Whether the organization operates as a for-profit business or a nonprofit. Drives funder reporting categories.</w:t>
             </w:r>
           </w:p>
         </w:tc>
@@ -3215,7 +3428,7 @@
                 <w:sz w:val="20"/>
                 <w:szCs w:val="20"/>
               </w:rPr>
-              <w:t xml:space="preserve">Industry Sector</w:t>
+              <w:t xml:space="preserve">Business Stage</w:t>
             </w:r>
           </w:p>
         </w:tc>
@@ -3279,7 +3492,7 @@
                 <w:sz w:val="20"/>
                 <w:szCs w:val="20"/>
               </w:rPr>
-              <w:t xml:space="preserve">No</w:t>
+              <w:t xml:space="preserve">Yes</w:t>
             </w:r>
           </w:p>
         </w:tc>
@@ -3311,7 +3524,7 @@
                 <w:sz w:val="20"/>
                 <w:szCs w:val="20"/>
               </w:rPr>
-              <w:t xml:space="preserve">20 top-level NAICS sectors</w:t>
+              <w:t xml:space="preserve">Pre-Startup, Startup, Early Stage, Growth Stage, Established</w:t>
             </w:r>
           </w:p>
         </w:tc>
@@ -3412,7 +3625,7 @@
                 <w:sz w:val="20"/>
                 <w:szCs w:val="20"/>
               </w:rPr>
-              <w:t xml:space="preserve">The primary industry sector of the client business based on the North American Industry Classification System. Used for mentor matching and impact reporting. Drives the Industry Subsector filter.</w:t>
+              <w:t xml:space="preserve">Source: Intake form. The stage of business development the client organization is in. Used for mentor matching and funder reporting.</w:t>
             </w:r>
           </w:p>
         </w:tc>
@@ -3445,7 +3658,7 @@
                 <w:sz w:val="20"/>
                 <w:szCs w:val="20"/>
               </w:rPr>
-              <w:t xml:space="preserve">Industry Subsector</w:t>
+              <w:t xml:space="preserve">Industry Sector</w:t>
             </w:r>
           </w:p>
         </w:tc>
@@ -3538,7 +3751,7 @@
                 <w:sz w:val="20"/>
                 <w:szCs w:val="20"/>
               </w:rPr>
-              <w:t xml:space="preserve">~100 subsectors filtered by Industry Sector</w:t>
+              <w:t xml:space="preserve">20 top-level NAICS sectors</w:t>
             </w:r>
           </w:p>
         </w:tc>
@@ -3636,7 +3849,238 @@
                 <w:sz w:val="20"/>
                 <w:szCs w:val="20"/>
               </w:rPr>
-              <w:t xml:space="preserve">The specific industry subsector within the selected Industry Sector. Provides more precise industry classification for matching and reporting.</w:t>
+              <w:t xml:space="preserve">Source: Intake form. The primary industry sector of the client business based on the North American Industry Classification System. Used for mentor matching and impact reporting. Drives the Industry Subsector filter.</w:t>
+            </w:r>
+          </w:p>
+        </w:tc>
+      </w:tr>
+      <w:tr>
+        <w:tc>
+          <w:tcPr>
+            <w:tcW w:type="dxa" w:w="2200"/>
+            <w:tcBorders>
+              <w:top w:val="single" w:color="AAAAAA" w:sz="1"/>
+              <w:left w:val="single" w:color="AAAAAA" w:sz="1"/>
+              <w:bottom w:val="single" w:color="AAAAAA" w:sz="1"/>
+              <w:right w:val="single" w:color="AAAAAA" w:sz="1"/>
+            </w:tcBorders>
+            <w:shd w:fill="F2F7FB" w:val="clear"/>
+            <w:tcMar>
+              <w:top w:type="dxa" w:w="60"/>
+              <w:left w:type="dxa" w:w="100"/>
+              <w:bottom w:type="dxa" w:w="60"/>
+              <w:right w:type="dxa" w:w="100"/>
+            </w:tcMar>
+          </w:tcPr>
+          <w:p>
+            <w:r>
+              <w:rPr>
+                <w:rFonts w:ascii="Arial" w:cs="Arial" w:eastAsia="Arial" w:hAnsi="Arial"/>
+                <w:b/>
+                <w:bCs/>
+                <w:i w:val="false"/>
+                <w:iCs w:val="false"/>
+                <w:sz w:val="20"/>
+                <w:szCs w:val="20"/>
+              </w:rPr>
+              <w:t xml:space="preserve">Industry Subsector</w:t>
+            </w:r>
+          </w:p>
+        </w:tc>
+        <w:tc>
+          <w:tcPr>
+            <w:tcW w:type="dxa" w:w="1100"/>
+            <w:tcBorders>
+              <w:top w:val="single" w:color="AAAAAA" w:sz="1"/>
+              <w:left w:val="single" w:color="AAAAAA" w:sz="1"/>
+              <w:bottom w:val="single" w:color="AAAAAA" w:sz="1"/>
+              <w:right w:val="single" w:color="AAAAAA" w:sz="1"/>
+            </w:tcBorders>
+            <w:shd w:fill="F2F7FB" w:val="clear"/>
+            <w:tcMar>
+              <w:top w:type="dxa" w:w="60"/>
+              <w:left w:type="dxa" w:w="100"/>
+              <w:bottom w:type="dxa" w:w="60"/>
+              <w:right w:type="dxa" w:w="100"/>
+            </w:tcMar>
+          </w:tcPr>
+          <w:p>
+            <w:r>
+              <w:rPr>
+                <w:rFonts w:ascii="Arial" w:cs="Arial" w:eastAsia="Arial" w:hAnsi="Arial"/>
+                <w:b w:val="false"/>
+                <w:bCs w:val="false"/>
+                <w:i w:val="false"/>
+                <w:iCs w:val="false"/>
+                <w:sz w:val="20"/>
+                <w:szCs w:val="20"/>
+              </w:rPr>
+              <w:t xml:space="preserve">enum</w:t>
+            </w:r>
+          </w:p>
+        </w:tc>
+        <w:tc>
+          <w:tcPr>
+            <w:tcW w:type="dxa" w:w="800"/>
+            <w:tcBorders>
+              <w:top w:val="single" w:color="AAAAAA" w:sz="1"/>
+              <w:left w:val="single" w:color="AAAAAA" w:sz="1"/>
+              <w:bottom w:val="single" w:color="AAAAAA" w:sz="1"/>
+              <w:right w:val="single" w:color="AAAAAA" w:sz="1"/>
+            </w:tcBorders>
+            <w:shd w:fill="F2F7FB" w:val="clear"/>
+            <w:tcMar>
+              <w:top w:type="dxa" w:w="60"/>
+              <w:left w:type="dxa" w:w="100"/>
+              <w:bottom w:type="dxa" w:w="60"/>
+              <w:right w:type="dxa" w:w="100"/>
+            </w:tcMar>
+          </w:tcPr>
+          <w:p>
+            <w:r>
+              <w:rPr>
+                <w:rFonts w:ascii="Arial" w:cs="Arial" w:eastAsia="Arial" w:hAnsi="Arial"/>
+                <w:b w:val="false"/>
+                <w:bCs w:val="false"/>
+                <w:i w:val="false"/>
+                <w:iCs w:val="false"/>
+                <w:sz w:val="20"/>
+                <w:szCs w:val="20"/>
+              </w:rPr>
+              <w:t xml:space="preserve">No</w:t>
+            </w:r>
+          </w:p>
+        </w:tc>
+        <w:tc>
+          <w:tcPr>
+            <w:tcW w:type="dxa" w:w="2400"/>
+            <w:tcBorders>
+              <w:top w:val="single" w:color="AAAAAA" w:sz="1"/>
+              <w:left w:val="single" w:color="AAAAAA" w:sz="1"/>
+              <w:bottom w:val="single" w:color="AAAAAA" w:sz="1"/>
+              <w:right w:val="single" w:color="AAAAAA" w:sz="1"/>
+            </w:tcBorders>
+            <w:shd w:fill="F2F7FB" w:val="clear"/>
+            <w:tcMar>
+              <w:top w:type="dxa" w:w="60"/>
+              <w:left w:type="dxa" w:w="100"/>
+              <w:bottom w:type="dxa" w:w="60"/>
+              <w:right w:type="dxa" w:w="100"/>
+            </w:tcMar>
+          </w:tcPr>
+          <w:p>
+            <w:r>
+              <w:rPr>
+                <w:rFonts w:ascii="Arial" w:cs="Arial" w:eastAsia="Arial" w:hAnsi="Arial"/>
+                <w:b w:val="false"/>
+                <w:bCs w:val="false"/>
+                <w:i w:val="false"/>
+                <w:iCs w:val="false"/>
+                <w:sz w:val="20"/>
+                <w:szCs w:val="20"/>
+              </w:rPr>
+              <w:t xml:space="preserve">~100 subsectors filtered by Industry Sector</w:t>
+            </w:r>
+          </w:p>
+        </w:tc>
+        <w:tc>
+          <w:tcPr>
+            <w:tcW w:type="dxa" w:w="1000"/>
+            <w:tcBorders>
+              <w:top w:val="single" w:color="AAAAAA" w:sz="1"/>
+              <w:left w:val="single" w:color="AAAAAA" w:sz="1"/>
+              <w:bottom w:val="single" w:color="AAAAAA" w:sz="1"/>
+              <w:right w:val="single" w:color="AAAAAA" w:sz="1"/>
+            </w:tcBorders>
+            <w:shd w:fill="F2F7FB" w:val="clear"/>
+            <w:tcMar>
+              <w:top w:type="dxa" w:w="60"/>
+              <w:left w:type="dxa" w:w="100"/>
+              <w:bottom w:type="dxa" w:w="60"/>
+              <w:right w:type="dxa" w:w="100"/>
+            </w:tcMar>
+          </w:tcPr>
+          <w:p>
+            <w:r>
+              <w:rPr>
+                <w:rFonts w:ascii="Arial" w:cs="Arial" w:eastAsia="Arial" w:hAnsi="Arial"/>
+                <w:b w:val="false"/>
+                <w:bCs w:val="false"/>
+                <w:i w:val="false"/>
+                <w:iCs w:val="false"/>
+                <w:sz w:val="20"/>
+                <w:szCs w:val="20"/>
+              </w:rPr>
+              <w:t xml:space="preserve">—</w:t>
+            </w:r>
+          </w:p>
+        </w:tc>
+        <w:tc>
+          <w:tcPr>
+            <w:tcW w:type="dxa" w:w="1860"/>
+            <w:tcBorders>
+              <w:top w:val="single" w:color="AAAAAA" w:sz="1"/>
+              <w:left w:val="single" w:color="AAAAAA" w:sz="1"/>
+              <w:bottom w:val="single" w:color="AAAAAA" w:sz="1"/>
+              <w:right w:val="single" w:color="AAAAAA" w:sz="1"/>
+            </w:tcBorders>
+            <w:shd w:fill="F2F7FB" w:val="clear"/>
+            <w:tcMar>
+              <w:top w:type="dxa" w:w="60"/>
+              <w:left w:type="dxa" w:w="100"/>
+              <w:bottom w:type="dxa" w:w="60"/>
+              <w:right w:type="dxa" w:w="100"/>
+            </w:tcMar>
+          </w:tcPr>
+          <w:p>
+            <w:r>
+              <w:rPr>
+                <w:rFonts w:ascii="Arial" w:cs="Arial" w:eastAsia="Arial" w:hAnsi="Arial"/>
+                <w:b w:val="false"/>
+                <w:bCs w:val="false"/>
+                <w:i w:val="false"/>
+                <w:iCs w:val="false"/>
+                <w:color w:val="888888"/>
+                <w:sz w:val="16"/>
+                <w:szCs w:val="16"/>
+              </w:rPr>
+              <w:t xml:space="preserve">MN-INTAKE-DAT-008</w:t>
+            </w:r>
+          </w:p>
+        </w:tc>
+      </w:tr>
+      <w:tr>
+        <w:tc>
+          <w:tcPr>
+            <w:tcW w:type="dxa" w:w="9360"/>
+            <w:gridSpan w:val="6"/>
+            <w:tcBorders>
+              <w:top w:val="single" w:color="AAAAAA" w:sz="1"/>
+              <w:left w:val="single" w:color="AAAAAA" w:sz="1"/>
+              <w:bottom w:val="single" w:color="AAAAAA" w:sz="1"/>
+              <w:right w:val="single" w:color="AAAAAA" w:sz="1"/>
+            </w:tcBorders>
+            <w:shd w:fill="F2F7FB" w:val="clear"/>
+            <w:tcMar>
+              <w:top w:type="dxa" w:w="40"/>
+              <w:left w:type="dxa" w:w="100"/>
+              <w:bottom w:type="dxa" w:w="80"/>
+              <w:right w:type="dxa" w:w="100"/>
+            </w:tcMar>
+          </w:tcPr>
+          <w:p>
+            <w:r>
+              <w:rPr>
+                <w:rFonts w:ascii="Arial" w:cs="Arial" w:eastAsia="Arial" w:hAnsi="Arial"/>
+                <w:b w:val="false"/>
+                <w:bCs w:val="false"/>
+                <w:i w:val="false"/>
+                <w:iCs w:val="false"/>
+                <w:color w:val="888888"/>
+                <w:sz w:val="20"/>
+                <w:szCs w:val="20"/>
+              </w:rPr>
+              <w:t xml:space="preserve">Source: Intake form. The specific industry subsector within the selected Industry Sector. Provides more precise industry classification for matching and reporting.</w:t>
             </w:r>
           </w:p>
         </w:tc>
@@ -3662,7 +4106,7 @@
     <w:p>
       <w:pPr>
         <w:pStyle w:val="Heading2"/>
-        <w:spacing w:before="240" w:after="120"/>
+        <w:spacing w:after="120" w:before="240"/>
       </w:pPr>
       <w:r>
         <w:rPr>
@@ -3675,6 +4119,23 @@
           <w:szCs w:val="28"/>
         </w:rPr>
         <w:t xml:space="preserve">Entity: Client Contact</w:t>
+      </w:r>
+    </w:p>
+    <w:p>
+      <w:pPr>
+        <w:spacing w:after="120"/>
+      </w:pPr>
+      <w:r>
+        <w:rPr>
+          <w:rFonts w:ascii="Arial" w:cs="Arial" w:eastAsia="Arial" w:hAnsi="Arial"/>
+          <w:b w:val="false"/>
+          <w:bCs w:val="false"/>
+          <w:i w:val="false"/>
+          <w:iCs w:val="false"/>
+          <w:sz w:val="22"/>
+          <w:szCs w:val="22"/>
+        </w:rPr>
+        <w:t xml:space="preserve">The Client Contact record represents the individual who submitted the intake form. It is linked to the Client Organization via the standard Contact-to-Account relationship. The Contact Type discriminator is set to Client by the system at creation time.</w:t>
       </w:r>
     </w:p>
     <w:tbl>
@@ -3925,7 +4386,7 @@
                 <w:sz w:val="20"/>
                 <w:szCs w:val="20"/>
               </w:rPr>
-              <w:t xml:space="preserve">First Name</w:t>
+              <w:t xml:space="preserve">Contact Type</w:t>
             </w:r>
           </w:p>
         </w:tc>
@@ -3956,7 +4417,7 @@
                 <w:sz w:val="20"/>
                 <w:szCs w:val="20"/>
               </w:rPr>
-              <w:t xml:space="preserve">varchar</w:t>
+              <w:t xml:space="preserve">multiEnum</w:t>
             </w:r>
           </w:p>
         </w:tc>
@@ -4018,7 +4479,7 @@
                 <w:sz w:val="20"/>
                 <w:szCs w:val="20"/>
               </w:rPr>
-              <w:t xml:space="preserve">—</w:t>
+              <w:t xml:space="preserve">Client, Mentor, Partner, Administrator, Presenter, Donor, Member</w:t>
             </w:r>
           </w:p>
         </w:tc>
@@ -4049,7 +4510,7 @@
                 <w:sz w:val="20"/>
                 <w:szCs w:val="20"/>
               </w:rPr>
-              <w:t xml:space="preserve">—</w:t>
+              <w:t xml:space="preserve">Client</w:t>
             </w:r>
           </w:p>
         </w:tc>
@@ -4081,7 +4542,7 @@
                 <w:sz w:val="16"/>
                 <w:szCs w:val="16"/>
               </w:rPr>
-              <w:t xml:space="preserve">MN-INTAKE-DAT-008</w:t>
+              <w:t xml:space="preserve">MN-INTAKE-DAT-009</w:t>
             </w:r>
           </w:p>
         </w:tc>
@@ -4116,7 +4577,7 @@
                 <w:sz w:val="20"/>
                 <w:szCs w:val="20"/>
               </w:rPr>
-              <w:t xml:space="preserve">The contact’s first name.</w:t>
+              <w:t xml:space="preserve">Source: System-set. The contact type discriminator identifying this individual as a Client. Always set to Client during intake. A single contact can hold multiple types if they later become a Mentor, Donor, or other type through other processes.</w:t>
             </w:r>
           </w:p>
         </w:tc>
@@ -4150,7 +4611,7 @@
                 <w:sz w:val="20"/>
                 <w:szCs w:val="20"/>
               </w:rPr>
-              <w:t xml:space="preserve">Last Name</w:t>
+              <w:t xml:space="preserve">First Name</w:t>
             </w:r>
           </w:p>
         </w:tc>
@@ -4311,7 +4772,7 @@
                 <w:sz w:val="16"/>
                 <w:szCs w:val="16"/>
               </w:rPr>
-              <w:t xml:space="preserve">MN-INTAKE-DAT-009</w:t>
+              <w:t xml:space="preserve">MN-INTAKE-DAT-010</w:t>
             </w:r>
           </w:p>
         </w:tc>
@@ -4347,7 +4808,7 @@
                 <w:sz w:val="20"/>
                 <w:szCs w:val="20"/>
               </w:rPr>
-              <w:t xml:space="preserve">The contact’s last name.</w:t>
+              <w:t xml:space="preserve">Source: Intake form. The contact’s first name.</w:t>
             </w:r>
           </w:p>
         </w:tc>
@@ -4380,7 +4841,7 @@
                 <w:sz w:val="20"/>
                 <w:szCs w:val="20"/>
               </w:rPr>
-              <w:t xml:space="preserve">Middle Name</w:t>
+              <w:t xml:space="preserve">Last Name</w:t>
             </w:r>
           </w:p>
         </w:tc>
@@ -4442,7 +4903,7 @@
                 <w:sz w:val="20"/>
                 <w:szCs w:val="20"/>
               </w:rPr>
-              <w:t xml:space="preserve">No</w:t>
+              <w:t xml:space="preserve">Yes</w:t>
             </w:r>
           </w:p>
         </w:tc>
@@ -4536,7 +4997,7 @@
                 <w:sz w:val="16"/>
                 <w:szCs w:val="16"/>
               </w:rPr>
-              <w:t xml:space="preserve">MN-INTAKE-DAT-010</w:t>
+              <w:t xml:space="preserve">MN-INTAKE-DAT-011</w:t>
             </w:r>
           </w:p>
         </w:tc>
@@ -4571,7 +5032,7 @@
                 <w:sz w:val="20"/>
                 <w:szCs w:val="20"/>
               </w:rPr>
-              <w:t xml:space="preserve">The contact’s middle name.</w:t>
+              <w:t xml:space="preserve">Source: Intake form. The contact’s last name.</w:t>
             </w:r>
           </w:p>
         </w:tc>
@@ -4605,7 +5066,7 @@
                 <w:sz w:val="20"/>
                 <w:szCs w:val="20"/>
               </w:rPr>
-              <w:t xml:space="preserve">Preferred Name</w:t>
+              <w:t xml:space="preserve">Middle Name</w:t>
             </w:r>
           </w:p>
         </w:tc>
@@ -4766,7 +5227,7 @@
                 <w:sz w:val="16"/>
                 <w:szCs w:val="16"/>
               </w:rPr>
-              <w:t xml:space="preserve">MN-INTAKE-DAT-011</w:t>
+              <w:t xml:space="preserve">MN-INTAKE-DAT-012</w:t>
             </w:r>
           </w:p>
         </w:tc>
@@ -4802,7 +5263,7 @@
                 <w:sz w:val="20"/>
                 <w:szCs w:val="20"/>
               </w:rPr>
-              <w:t xml:space="preserve">The name the contact prefers to be called. Used in communications and engagement materials when provided.</w:t>
+              <w:t xml:space="preserve">Source: Intake form. The contact’s middle name.</w:t>
             </w:r>
           </w:p>
         </w:tc>
@@ -4835,7 +5296,7 @@
                 <w:sz w:val="20"/>
                 <w:szCs w:val="20"/>
               </w:rPr>
-              <w:t xml:space="preserve">Email</w:t>
+              <w:t xml:space="preserve">Preferred Name</w:t>
             </w:r>
           </w:p>
         </w:tc>
@@ -4866,7 +5327,7 @@
                 <w:sz w:val="20"/>
                 <w:szCs w:val="20"/>
               </w:rPr>
-              <w:t xml:space="preserve">email</w:t>
+              <w:t xml:space="preserve">varchar</w:t>
             </w:r>
           </w:p>
         </w:tc>
@@ -4897,7 +5358,7 @@
                 <w:sz w:val="20"/>
                 <w:szCs w:val="20"/>
               </w:rPr>
-              <w:t xml:space="preserve">Yes</w:t>
+              <w:t xml:space="preserve">No</w:t>
             </w:r>
           </w:p>
         </w:tc>
@@ -4991,7 +5452,7 @@
                 <w:sz w:val="16"/>
                 <w:szCs w:val="16"/>
               </w:rPr>
-              <w:t xml:space="preserve">MN-INTAKE-DAT-012</w:t>
+              <w:t xml:space="preserve">MN-INTAKE-DAT-013</w:t>
             </w:r>
           </w:p>
         </w:tc>
@@ -5026,7 +5487,7 @@
                 <w:sz w:val="20"/>
                 <w:szCs w:val="20"/>
               </w:rPr>
-              <w:t xml:space="preserve">The contact’s primary email address. Used for all communications including mentor introduction, meeting requests, and satisfaction surveys.</w:t>
+              <w:t xml:space="preserve">Source: Intake form. The name the contact prefers to be called. Used in communications and engagement materials when provided.</w:t>
             </w:r>
           </w:p>
         </w:tc>
@@ -5060,7 +5521,7 @@
                 <w:sz w:val="20"/>
                 <w:szCs w:val="20"/>
               </w:rPr>
-              <w:t xml:space="preserve">Phone</w:t>
+              <w:t xml:space="preserve">Email</w:t>
             </w:r>
           </w:p>
         </w:tc>
@@ -5092,7 +5553,7 @@
                 <w:sz w:val="20"/>
                 <w:szCs w:val="20"/>
               </w:rPr>
-              <w:t xml:space="preserve">phone</w:t>
+              <w:t xml:space="preserve">email</w:t>
             </w:r>
           </w:p>
         </w:tc>
@@ -5221,7 +5682,7 @@
                 <w:sz w:val="16"/>
                 <w:szCs w:val="16"/>
               </w:rPr>
-              <w:t xml:space="preserve">MN-INTAKE-DAT-013</w:t>
+              <w:t xml:space="preserve">MN-INTAKE-DAT-014</w:t>
             </w:r>
           </w:p>
         </w:tc>
@@ -5257,7 +5718,7 @@
                 <w:sz w:val="20"/>
                 <w:szCs w:val="20"/>
               </w:rPr>
-              <w:t xml:space="preserve">The contact’s primary phone number.</w:t>
+              <w:t xml:space="preserve">Source: Intake form. The contact’s primary email address. Used for all communications including mentor introduction, meeting requests, and satisfaction surveys.</w:t>
             </w:r>
           </w:p>
         </w:tc>
@@ -5290,7 +5751,7 @@
                 <w:sz w:val="20"/>
                 <w:szCs w:val="20"/>
               </w:rPr>
-              <w:t xml:space="preserve">Zip Code</w:t>
+              <w:t xml:space="preserve">Phone</w:t>
             </w:r>
           </w:p>
         </w:tc>
@@ -5321,7 +5782,7 @@
                 <w:sz w:val="20"/>
                 <w:szCs w:val="20"/>
               </w:rPr>
-              <w:t xml:space="preserve">varchar</w:t>
+              <w:t xml:space="preserve">phone</w:t>
             </w:r>
           </w:p>
         </w:tc>
@@ -5352,7 +5813,7 @@
                 <w:sz w:val="20"/>
                 <w:szCs w:val="20"/>
               </w:rPr>
-              <w:t xml:space="preserve">No</w:t>
+              <w:t xml:space="preserve">Yes</w:t>
             </w:r>
           </w:p>
         </w:tc>
@@ -5446,7 +5907,7 @@
                 <w:sz w:val="16"/>
                 <w:szCs w:val="16"/>
               </w:rPr>
-              <w:t xml:space="preserve">MN-INTAKE-DAT-014</w:t>
+              <w:t xml:space="preserve">MN-INTAKE-DAT-015</w:t>
             </w:r>
           </w:p>
         </w:tc>
@@ -5481,7 +5942,7 @@
                 <w:sz w:val="20"/>
                 <w:szCs w:val="20"/>
               </w:rPr>
-              <w:t xml:space="preserve">The contact’s zip code. Used for geographic service area reporting and outreach targeting.</w:t>
+              <w:t xml:space="preserve">Source: Intake form. The contact’s primary phone number.</w:t>
             </w:r>
           </w:p>
         </w:tc>
@@ -5515,7 +5976,7 @@
                 <w:sz w:val="20"/>
                 <w:szCs w:val="20"/>
               </w:rPr>
-              <w:t xml:space="preserve">LinkedIn Profile</w:t>
+              <w:t xml:space="preserve">Zip Code</w:t>
             </w:r>
           </w:p>
         </w:tc>
@@ -5547,7 +6008,7 @@
                 <w:sz w:val="20"/>
                 <w:szCs w:val="20"/>
               </w:rPr>
-              <w:t xml:space="preserve">url</w:t>
+              <w:t xml:space="preserve">varchar</w:t>
             </w:r>
           </w:p>
         </w:tc>
@@ -5676,7 +6137,7 @@
                 <w:sz w:val="16"/>
                 <w:szCs w:val="16"/>
               </w:rPr>
-              <w:t xml:space="preserve">MN-INTAKE-DAT-015</w:t>
+              <w:t xml:space="preserve">MN-INTAKE-DAT-016</w:t>
             </w:r>
           </w:p>
         </w:tc>
@@ -5712,7 +6173,7 @@
                 <w:sz w:val="20"/>
                 <w:szCs w:val="20"/>
               </w:rPr>
-              <w:t xml:space="preserve">The contact’s LinkedIn profile URL. Provides the mentor with professional background context.</w:t>
+              <w:t xml:space="preserve">Source: Intake form. The contact’s zip code. Used for geographic service area reporting and outreach targeting.</w:t>
             </w:r>
           </w:p>
         </w:tc>
@@ -5745,7 +6206,7 @@
                 <w:sz w:val="20"/>
                 <w:szCs w:val="20"/>
               </w:rPr>
-              <w:t xml:space="preserve">Primary Contact</w:t>
+              <w:t xml:space="preserve">LinkedIn Profile</w:t>
             </w:r>
           </w:p>
         </w:tc>
@@ -5776,7 +6237,7 @@
                 <w:sz w:val="20"/>
                 <w:szCs w:val="20"/>
               </w:rPr>
-              <w:t xml:space="preserve">bool</w:t>
+              <w:t xml:space="preserve">url</w:t>
             </w:r>
           </w:p>
         </w:tc>
@@ -5807,7 +6268,7 @@
                 <w:sz w:val="20"/>
                 <w:szCs w:val="20"/>
               </w:rPr>
-              <w:t xml:space="preserve">Yes</w:t>
+              <w:t xml:space="preserve">No</w:t>
             </w:r>
           </w:p>
         </w:tc>
@@ -5869,7 +6330,7 @@
                 <w:sz w:val="20"/>
                 <w:szCs w:val="20"/>
               </w:rPr>
-              <w:t xml:space="preserve">Yes</w:t>
+              <w:t xml:space="preserve">—</w:t>
             </w:r>
           </w:p>
         </w:tc>
@@ -5901,7 +6362,7 @@
                 <w:sz w:val="16"/>
                 <w:szCs w:val="16"/>
               </w:rPr>
-              <w:t xml:space="preserve">MN-INTAKE-DAT-016</w:t>
+              <w:t xml:space="preserve">MN-INTAKE-DAT-017</w:t>
             </w:r>
           </w:p>
         </w:tc>
@@ -5936,7 +6397,462 @@
                 <w:sz w:val="20"/>
                 <w:szCs w:val="20"/>
               </w:rPr>
-              <w:t xml:space="preserve">Identifies this contact as the primary point of contact for the client organization. Defaults to Yes for the first contact created. Automated communications default to the primary contact when no specific engagement contacts are designated.</w:t>
+              <w:t xml:space="preserve">Source: Intake form. The contact’s LinkedIn profile URL. Provides the mentor with professional background context.</w:t>
+            </w:r>
+          </w:p>
+        </w:tc>
+      </w:tr>
+      <w:tr>
+        <w:tc>
+          <w:tcPr>
+            <w:tcW w:type="dxa" w:w="2200"/>
+            <w:tcBorders>
+              <w:top w:val="single" w:color="AAAAAA" w:sz="1"/>
+              <w:left w:val="single" w:color="AAAAAA" w:sz="1"/>
+              <w:bottom w:val="single" w:color="AAAAAA" w:sz="1"/>
+              <w:right w:val="single" w:color="AAAAAA" w:sz="1"/>
+            </w:tcBorders>
+            <w:shd w:fill="F2F7FB" w:val="clear"/>
+            <w:tcMar>
+              <w:top w:type="dxa" w:w="60"/>
+              <w:left w:type="dxa" w:w="100"/>
+              <w:bottom w:type="dxa" w:w="60"/>
+              <w:right w:type="dxa" w:w="100"/>
+            </w:tcMar>
+          </w:tcPr>
+          <w:p>
+            <w:r>
+              <w:rPr>
+                <w:rFonts w:ascii="Arial" w:cs="Arial" w:eastAsia="Arial" w:hAnsi="Arial"/>
+                <w:b/>
+                <w:bCs/>
+                <w:i w:val="false"/>
+                <w:iCs w:val="false"/>
+                <w:sz w:val="20"/>
+                <w:szCs w:val="20"/>
+              </w:rPr>
+              <w:t xml:space="preserve">Primary Contact</w:t>
+            </w:r>
+          </w:p>
+        </w:tc>
+        <w:tc>
+          <w:tcPr>
+            <w:tcW w:type="dxa" w:w="1100"/>
+            <w:tcBorders>
+              <w:top w:val="single" w:color="AAAAAA" w:sz="1"/>
+              <w:left w:val="single" w:color="AAAAAA" w:sz="1"/>
+              <w:bottom w:val="single" w:color="AAAAAA" w:sz="1"/>
+              <w:right w:val="single" w:color="AAAAAA" w:sz="1"/>
+            </w:tcBorders>
+            <w:shd w:fill="F2F7FB" w:val="clear"/>
+            <w:tcMar>
+              <w:top w:type="dxa" w:w="60"/>
+              <w:left w:type="dxa" w:w="100"/>
+              <w:bottom w:type="dxa" w:w="60"/>
+              <w:right w:type="dxa" w:w="100"/>
+            </w:tcMar>
+          </w:tcPr>
+          <w:p>
+            <w:r>
+              <w:rPr>
+                <w:rFonts w:ascii="Arial" w:cs="Arial" w:eastAsia="Arial" w:hAnsi="Arial"/>
+                <w:b w:val="false"/>
+                <w:bCs w:val="false"/>
+                <w:i w:val="false"/>
+                <w:iCs w:val="false"/>
+                <w:sz w:val="20"/>
+                <w:szCs w:val="20"/>
+              </w:rPr>
+              <w:t xml:space="preserve">bool</w:t>
+            </w:r>
+          </w:p>
+        </w:tc>
+        <w:tc>
+          <w:tcPr>
+            <w:tcW w:type="dxa" w:w="800"/>
+            <w:tcBorders>
+              <w:top w:val="single" w:color="AAAAAA" w:sz="1"/>
+              <w:left w:val="single" w:color="AAAAAA" w:sz="1"/>
+              <w:bottom w:val="single" w:color="AAAAAA" w:sz="1"/>
+              <w:right w:val="single" w:color="AAAAAA" w:sz="1"/>
+            </w:tcBorders>
+            <w:shd w:fill="F2F7FB" w:val="clear"/>
+            <w:tcMar>
+              <w:top w:type="dxa" w:w="60"/>
+              <w:left w:type="dxa" w:w="100"/>
+              <w:bottom w:type="dxa" w:w="60"/>
+              <w:right w:type="dxa" w:w="100"/>
+            </w:tcMar>
+          </w:tcPr>
+          <w:p>
+            <w:r>
+              <w:rPr>
+                <w:rFonts w:ascii="Arial" w:cs="Arial" w:eastAsia="Arial" w:hAnsi="Arial"/>
+                <w:b w:val="false"/>
+                <w:bCs w:val="false"/>
+                <w:i w:val="false"/>
+                <w:iCs w:val="false"/>
+                <w:sz w:val="20"/>
+                <w:szCs w:val="20"/>
+              </w:rPr>
+              <w:t xml:space="preserve">Yes</w:t>
+            </w:r>
+          </w:p>
+        </w:tc>
+        <w:tc>
+          <w:tcPr>
+            <w:tcW w:type="dxa" w:w="2400"/>
+            <w:tcBorders>
+              <w:top w:val="single" w:color="AAAAAA" w:sz="1"/>
+              <w:left w:val="single" w:color="AAAAAA" w:sz="1"/>
+              <w:bottom w:val="single" w:color="AAAAAA" w:sz="1"/>
+              <w:right w:val="single" w:color="AAAAAA" w:sz="1"/>
+            </w:tcBorders>
+            <w:shd w:fill="F2F7FB" w:val="clear"/>
+            <w:tcMar>
+              <w:top w:type="dxa" w:w="60"/>
+              <w:left w:type="dxa" w:w="100"/>
+              <w:bottom w:type="dxa" w:w="60"/>
+              <w:right w:type="dxa" w:w="100"/>
+            </w:tcMar>
+          </w:tcPr>
+          <w:p>
+            <w:r>
+              <w:rPr>
+                <w:rFonts w:ascii="Arial" w:cs="Arial" w:eastAsia="Arial" w:hAnsi="Arial"/>
+                <w:b w:val="false"/>
+                <w:bCs w:val="false"/>
+                <w:i w:val="false"/>
+                <w:iCs w:val="false"/>
+                <w:sz w:val="20"/>
+                <w:szCs w:val="20"/>
+              </w:rPr>
+              <w:t xml:space="preserve">—</w:t>
+            </w:r>
+          </w:p>
+        </w:tc>
+        <w:tc>
+          <w:tcPr>
+            <w:tcW w:type="dxa" w:w="1000"/>
+            <w:tcBorders>
+              <w:top w:val="single" w:color="AAAAAA" w:sz="1"/>
+              <w:left w:val="single" w:color="AAAAAA" w:sz="1"/>
+              <w:bottom w:val="single" w:color="AAAAAA" w:sz="1"/>
+              <w:right w:val="single" w:color="AAAAAA" w:sz="1"/>
+            </w:tcBorders>
+            <w:shd w:fill="F2F7FB" w:val="clear"/>
+            <w:tcMar>
+              <w:top w:type="dxa" w:w="60"/>
+              <w:left w:type="dxa" w:w="100"/>
+              <w:bottom w:type="dxa" w:w="60"/>
+              <w:right w:type="dxa" w:w="100"/>
+            </w:tcMar>
+          </w:tcPr>
+          <w:p>
+            <w:r>
+              <w:rPr>
+                <w:rFonts w:ascii="Arial" w:cs="Arial" w:eastAsia="Arial" w:hAnsi="Arial"/>
+                <w:b w:val="false"/>
+                <w:bCs w:val="false"/>
+                <w:i w:val="false"/>
+                <w:iCs w:val="false"/>
+                <w:sz w:val="20"/>
+                <w:szCs w:val="20"/>
+              </w:rPr>
+              <w:t xml:space="preserve">Yes</w:t>
+            </w:r>
+          </w:p>
+        </w:tc>
+        <w:tc>
+          <w:tcPr>
+            <w:tcW w:type="dxa" w:w="1860"/>
+            <w:tcBorders>
+              <w:top w:val="single" w:color="AAAAAA" w:sz="1"/>
+              <w:left w:val="single" w:color="AAAAAA" w:sz="1"/>
+              <w:bottom w:val="single" w:color="AAAAAA" w:sz="1"/>
+              <w:right w:val="single" w:color="AAAAAA" w:sz="1"/>
+            </w:tcBorders>
+            <w:shd w:fill="F2F7FB" w:val="clear"/>
+            <w:tcMar>
+              <w:top w:type="dxa" w:w="60"/>
+              <w:left w:type="dxa" w:w="100"/>
+              <w:bottom w:type="dxa" w:w="60"/>
+              <w:right w:type="dxa" w:w="100"/>
+            </w:tcMar>
+          </w:tcPr>
+          <w:p>
+            <w:r>
+              <w:rPr>
+                <w:rFonts w:ascii="Arial" w:cs="Arial" w:eastAsia="Arial" w:hAnsi="Arial"/>
+                <w:b w:val="false"/>
+                <w:bCs w:val="false"/>
+                <w:i w:val="false"/>
+                <w:iCs w:val="false"/>
+                <w:color w:val="888888"/>
+                <w:sz w:val="16"/>
+                <w:szCs w:val="16"/>
+              </w:rPr>
+              <w:t xml:space="preserve">MN-INTAKE-DAT-018</w:t>
+            </w:r>
+          </w:p>
+        </w:tc>
+      </w:tr>
+      <w:tr>
+        <w:tc>
+          <w:tcPr>
+            <w:tcW w:type="dxa" w:w="9360"/>
+            <w:gridSpan w:val="6"/>
+            <w:tcBorders>
+              <w:top w:val="single" w:color="AAAAAA" w:sz="1"/>
+              <w:left w:val="single" w:color="AAAAAA" w:sz="1"/>
+              <w:bottom w:val="single" w:color="AAAAAA" w:sz="1"/>
+              <w:right w:val="single" w:color="AAAAAA" w:sz="1"/>
+            </w:tcBorders>
+            <w:shd w:fill="F2F7FB" w:val="clear"/>
+            <w:tcMar>
+              <w:top w:type="dxa" w:w="40"/>
+              <w:left w:type="dxa" w:w="100"/>
+              <w:bottom w:type="dxa" w:w="80"/>
+              <w:right w:type="dxa" w:w="100"/>
+            </w:tcMar>
+          </w:tcPr>
+          <w:p>
+            <w:r>
+              <w:rPr>
+                <w:rFonts w:ascii="Arial" w:cs="Arial" w:eastAsia="Arial" w:hAnsi="Arial"/>
+                <w:b w:val="false"/>
+                <w:bCs w:val="false"/>
+                <w:i w:val="false"/>
+                <w:iCs w:val="false"/>
+                <w:color w:val="888888"/>
+                <w:sz w:val="20"/>
+                <w:szCs w:val="20"/>
+              </w:rPr>
+              <w:t xml:space="preserve">Source: System-set. Identifies this contact as the primary point of contact for the client organization. Defaults to Yes for the first contact created. Automated communications default to the primary contact when no specific engagement contacts are designated.</w:t>
+            </w:r>
+          </w:p>
+        </w:tc>
+      </w:tr>
+      <w:tr>
+        <w:tc>
+          <w:tcPr>
+            <w:tcW w:type="dxa" w:w="2200"/>
+            <w:tcBorders>
+              <w:top w:val="single" w:color="AAAAAA" w:sz="1"/>
+              <w:left w:val="single" w:color="AAAAAA" w:sz="1"/>
+              <w:bottom w:val="single" w:color="AAAAAA" w:sz="1"/>
+              <w:right w:val="single" w:color="AAAAAA" w:sz="1"/>
+            </w:tcBorders>
+            <w:tcMar>
+              <w:top w:type="dxa" w:w="60"/>
+              <w:left w:type="dxa" w:w="100"/>
+              <w:bottom w:type="dxa" w:w="60"/>
+              <w:right w:type="dxa" w:w="100"/>
+            </w:tcMar>
+          </w:tcPr>
+          <w:p>
+            <w:r>
+              <w:rPr>
+                <w:rFonts w:ascii="Arial" w:cs="Arial" w:eastAsia="Arial" w:hAnsi="Arial"/>
+                <w:b/>
+                <w:bCs/>
+                <w:i w:val="false"/>
+                <w:iCs w:val="false"/>
+                <w:sz w:val="20"/>
+                <w:szCs w:val="20"/>
+              </w:rPr>
+              <w:t xml:space="preserve">Client Organization</w:t>
+            </w:r>
+          </w:p>
+        </w:tc>
+        <w:tc>
+          <w:tcPr>
+            <w:tcW w:type="dxa" w:w="1100"/>
+            <w:tcBorders>
+              <w:top w:val="single" w:color="AAAAAA" w:sz="1"/>
+              <w:left w:val="single" w:color="AAAAAA" w:sz="1"/>
+              <w:bottom w:val="single" w:color="AAAAAA" w:sz="1"/>
+              <w:right w:val="single" w:color="AAAAAA" w:sz="1"/>
+            </w:tcBorders>
+            <w:tcMar>
+              <w:top w:type="dxa" w:w="60"/>
+              <w:left w:type="dxa" w:w="100"/>
+              <w:bottom w:type="dxa" w:w="60"/>
+              <w:right w:type="dxa" w:w="100"/>
+            </w:tcMar>
+          </w:tcPr>
+          <w:p>
+            <w:r>
+              <w:rPr>
+                <w:rFonts w:ascii="Arial" w:cs="Arial" w:eastAsia="Arial" w:hAnsi="Arial"/>
+                <w:b w:val="false"/>
+                <w:bCs w:val="false"/>
+                <w:i w:val="false"/>
+                <w:iCs w:val="false"/>
+                <w:sz w:val="20"/>
+                <w:szCs w:val="20"/>
+              </w:rPr>
+              <w:t xml:space="preserve">relationship</w:t>
+            </w:r>
+          </w:p>
+        </w:tc>
+        <w:tc>
+          <w:tcPr>
+            <w:tcW w:type="dxa" w:w="800"/>
+            <w:tcBorders>
+              <w:top w:val="single" w:color="AAAAAA" w:sz="1"/>
+              <w:left w:val="single" w:color="AAAAAA" w:sz="1"/>
+              <w:bottom w:val="single" w:color="AAAAAA" w:sz="1"/>
+              <w:right w:val="single" w:color="AAAAAA" w:sz="1"/>
+            </w:tcBorders>
+            <w:tcMar>
+              <w:top w:type="dxa" w:w="60"/>
+              <w:left w:type="dxa" w:w="100"/>
+              <w:bottom w:type="dxa" w:w="60"/>
+              <w:right w:type="dxa" w:w="100"/>
+            </w:tcMar>
+          </w:tcPr>
+          <w:p>
+            <w:r>
+              <w:rPr>
+                <w:rFonts w:ascii="Arial" w:cs="Arial" w:eastAsia="Arial" w:hAnsi="Arial"/>
+                <w:b w:val="false"/>
+                <w:bCs w:val="false"/>
+                <w:i w:val="false"/>
+                <w:iCs w:val="false"/>
+                <w:sz w:val="20"/>
+                <w:szCs w:val="20"/>
+              </w:rPr>
+              <w:t xml:space="preserve">Yes</w:t>
+            </w:r>
+          </w:p>
+        </w:tc>
+        <w:tc>
+          <w:tcPr>
+            <w:tcW w:type="dxa" w:w="2400"/>
+            <w:tcBorders>
+              <w:top w:val="single" w:color="AAAAAA" w:sz="1"/>
+              <w:left w:val="single" w:color="AAAAAA" w:sz="1"/>
+              <w:bottom w:val="single" w:color="AAAAAA" w:sz="1"/>
+              <w:right w:val="single" w:color="AAAAAA" w:sz="1"/>
+            </w:tcBorders>
+            <w:tcMar>
+              <w:top w:type="dxa" w:w="60"/>
+              <w:left w:type="dxa" w:w="100"/>
+              <w:bottom w:type="dxa" w:w="60"/>
+              <w:right w:type="dxa" w:w="100"/>
+            </w:tcMar>
+          </w:tcPr>
+          <w:p>
+            <w:r>
+              <w:rPr>
+                <w:rFonts w:ascii="Arial" w:cs="Arial" w:eastAsia="Arial" w:hAnsi="Arial"/>
+                <w:b w:val="false"/>
+                <w:bCs w:val="false"/>
+                <w:i w:val="false"/>
+                <w:iCs w:val="false"/>
+                <w:sz w:val="20"/>
+                <w:szCs w:val="20"/>
+              </w:rPr>
+              <w:t xml:space="preserve">—</w:t>
+            </w:r>
+          </w:p>
+        </w:tc>
+        <w:tc>
+          <w:tcPr>
+            <w:tcW w:type="dxa" w:w="1000"/>
+            <w:tcBorders>
+              <w:top w:val="single" w:color="AAAAAA" w:sz="1"/>
+              <w:left w:val="single" w:color="AAAAAA" w:sz="1"/>
+              <w:bottom w:val="single" w:color="AAAAAA" w:sz="1"/>
+              <w:right w:val="single" w:color="AAAAAA" w:sz="1"/>
+            </w:tcBorders>
+            <w:tcMar>
+              <w:top w:type="dxa" w:w="60"/>
+              <w:left w:type="dxa" w:w="100"/>
+              <w:bottom w:type="dxa" w:w="60"/>
+              <w:right w:type="dxa" w:w="100"/>
+            </w:tcMar>
+          </w:tcPr>
+          <w:p>
+            <w:r>
+              <w:rPr>
+                <w:rFonts w:ascii="Arial" w:cs="Arial" w:eastAsia="Arial" w:hAnsi="Arial"/>
+                <w:b w:val="false"/>
+                <w:bCs w:val="false"/>
+                <w:i w:val="false"/>
+                <w:iCs w:val="false"/>
+                <w:sz w:val="20"/>
+                <w:szCs w:val="20"/>
+              </w:rPr>
+              <w:t xml:space="preserve">—</w:t>
+            </w:r>
+          </w:p>
+        </w:tc>
+        <w:tc>
+          <w:tcPr>
+            <w:tcW w:type="dxa" w:w="1860"/>
+            <w:tcBorders>
+              <w:top w:val="single" w:color="AAAAAA" w:sz="1"/>
+              <w:left w:val="single" w:color="AAAAAA" w:sz="1"/>
+              <w:bottom w:val="single" w:color="AAAAAA" w:sz="1"/>
+              <w:right w:val="single" w:color="AAAAAA" w:sz="1"/>
+            </w:tcBorders>
+            <w:tcMar>
+              <w:top w:type="dxa" w:w="60"/>
+              <w:left w:type="dxa" w:w="100"/>
+              <w:bottom w:type="dxa" w:w="60"/>
+              <w:right w:type="dxa" w:w="100"/>
+            </w:tcMar>
+          </w:tcPr>
+          <w:p>
+            <w:r>
+              <w:rPr>
+                <w:rFonts w:ascii="Arial" w:cs="Arial" w:eastAsia="Arial" w:hAnsi="Arial"/>
+                <w:b w:val="false"/>
+                <w:bCs w:val="false"/>
+                <w:i w:val="false"/>
+                <w:iCs w:val="false"/>
+                <w:color w:val="888888"/>
+                <w:sz w:val="16"/>
+                <w:szCs w:val="16"/>
+              </w:rPr>
+              <w:t xml:space="preserve">MN-INTAKE-DAT-019</w:t>
+            </w:r>
+          </w:p>
+        </w:tc>
+      </w:tr>
+      <w:tr>
+        <w:tc>
+          <w:tcPr>
+            <w:tcW w:type="dxa" w:w="9360"/>
+            <w:gridSpan w:val="6"/>
+            <w:tcBorders>
+              <w:top w:val="single" w:color="AAAAAA" w:sz="1"/>
+              <w:left w:val="single" w:color="AAAAAA" w:sz="1"/>
+              <w:bottom w:val="single" w:color="AAAAAA" w:sz="1"/>
+              <w:right w:val="single" w:color="AAAAAA" w:sz="1"/>
+            </w:tcBorders>
+            <w:tcMar>
+              <w:top w:type="dxa" w:w="40"/>
+              <w:left w:type="dxa" w:w="100"/>
+              <w:bottom w:type="dxa" w:w="80"/>
+              <w:right w:type="dxa" w:w="100"/>
+            </w:tcMar>
+          </w:tcPr>
+          <w:p>
+            <w:r>
+              <w:rPr>
+                <w:rFonts w:ascii="Arial" w:cs="Arial" w:eastAsia="Arial" w:hAnsi="Arial"/>
+                <w:b w:val="false"/>
+                <w:bCs w:val="false"/>
+                <w:i w:val="false"/>
+                <w:iCs w:val="false"/>
+                <w:color w:val="888888"/>
+                <w:sz w:val="20"/>
+                <w:szCs w:val="20"/>
+              </w:rPr>
+              <w:t xml:space="preserve">Source: System-set. Links this contact to the Client Organization record created from the same intake submission. Established automatically at record creation via the standard Contact-to-Account relationship.</w:t>
             </w:r>
           </w:p>
         </w:tc>
@@ -5962,7 +6878,7 @@
     <w:p>
       <w:pPr>
         <w:pStyle w:val="Heading2"/>
-        <w:spacing w:before="240" w:after="120"/>
+        <w:spacing w:after="120" w:before="240"/>
       </w:pPr>
       <w:r>
         <w:rPr>
@@ -5975,6 +6891,23 @@
           <w:szCs w:val="28"/>
         </w:rPr>
         <w:t xml:space="preserve">Entity: Engagement</w:t>
+      </w:r>
+    </w:p>
+    <w:p>
+      <w:pPr>
+        <w:spacing w:after="120"/>
+      </w:pPr>
+      <w:r>
+        <w:rPr>
+          <w:rFonts w:ascii="Arial" w:cs="Arial" w:eastAsia="Arial" w:hAnsi="Arial"/>
+          <w:b w:val="false"/>
+          <w:bCs w:val="false"/>
+          <w:i w:val="false"/>
+          <w:iCs w:val="false"/>
+          <w:sz w:val="22"/>
+          <w:szCs w:val="22"/>
+        </w:rPr>
+        <w:t xml:space="preserve">The Engagement record represents the mentoring relationship being requested. It is linked to both the Client Organization and the Client Contact at creation time. The Engagement Name is system-generated from available data.</w:t>
       </w:r>
     </w:p>
     <w:tbl>
@@ -6225,7 +7158,7 @@
                 <w:sz w:val="20"/>
                 <w:szCs w:val="20"/>
               </w:rPr>
-              <w:t xml:space="preserve">Status</w:t>
+              <w:t xml:space="preserve">Engagement Name</w:t>
             </w:r>
           </w:p>
         </w:tc>
@@ -6256,7 +7189,7 @@
                 <w:sz w:val="20"/>
                 <w:szCs w:val="20"/>
               </w:rPr>
-              <w:t xml:space="preserve">enum</w:t>
+              <w:t xml:space="preserve">varchar</w:t>
             </w:r>
           </w:p>
         </w:tc>
@@ -6318,7 +7251,7 @@
                 <w:sz w:val="20"/>
                 <w:szCs w:val="20"/>
               </w:rPr>
-              <w:t xml:space="preserve">Submitted, Declined, Pending Acceptance, Assigned, Active, On-Hold, Dormant, Inactive, Abandoned, Completed</w:t>
+              <w:t xml:space="preserve">—</w:t>
             </w:r>
           </w:p>
         </w:tc>
@@ -6349,7 +7282,7 @@
                 <w:sz w:val="20"/>
                 <w:szCs w:val="20"/>
               </w:rPr>
-              <w:t xml:space="preserve">Submitted</w:t>
+              <w:t xml:space="preserve">System-generated</w:t>
             </w:r>
           </w:p>
         </w:tc>
@@ -6381,7 +7314,7 @@
                 <w:sz w:val="16"/>
                 <w:szCs w:val="16"/>
               </w:rPr>
-              <w:t xml:space="preserve">MN-INTAKE-DAT-017</w:t>
+              <w:t xml:space="preserve">MN-INTAKE-DAT-020</w:t>
             </w:r>
           </w:p>
         </w:tc>
@@ -6416,7 +7349,7 @@
                 <w:sz w:val="20"/>
                 <w:szCs w:val="20"/>
               </w:rPr>
-              <w:t xml:space="preserve">The current lifecycle stage of the mentoring engagement. Created automatically with value Submitted when the intake form is submitted. This process may transition the status to Declined. Full status transition rules are defined across Mentor Matching (MN-MATCH), Engagement Management (MN-ENGAGE), Activity Monitoring (MN-INACTIVE), and Engagement Closure (MN-CLOSE).</w:t>
+              <w:t xml:space="preserve">Source: System-generated. A human-readable label for list views and search results. Generated at creation using the formula: {Business Name}-{Mentor Last Name}-{Year}. When Business Name is blank, the Client Contact full name is used. When no mentor is assigned (always the case at intake), “Unassigned” is used. Examples: “Acme Corp-Unassigned-2026”, “Jane Doe-Unassigned-2026”. Updated automatically when Business Name is added or a Mentor is assigned.</w:t>
             </w:r>
           </w:p>
         </w:tc>
@@ -6450,7 +7383,7 @@
                 <w:sz w:val="20"/>
                 <w:szCs w:val="20"/>
               </w:rPr>
-              <w:t xml:space="preserve">Mentoring Focus Areas</w:t>
+              <w:t xml:space="preserve">Status</w:t>
             </w:r>
           </w:p>
         </w:tc>
@@ -6482,7 +7415,7 @@
                 <w:sz w:val="20"/>
                 <w:szCs w:val="20"/>
               </w:rPr>
-              <w:t xml:space="preserve">multiEnum</w:t>
+              <w:t xml:space="preserve">enum</w:t>
             </w:r>
           </w:p>
         </w:tc>
@@ -6514,7 +7447,7 @@
                 <w:sz w:val="20"/>
                 <w:szCs w:val="20"/>
               </w:rPr>
-              <w:t xml:space="preserve">No</w:t>
+              <w:t xml:space="preserve">Yes</w:t>
             </w:r>
           </w:p>
         </w:tc>
@@ -6546,7 +7479,7 @@
                 <w:sz w:val="20"/>
                 <w:szCs w:val="20"/>
               </w:rPr>
-              <w:t xml:space="preserve">TBD — see MN-INTAKE-ISS-001</w:t>
+              <w:t xml:space="preserve">Submitted, Declined, Pending Acceptance, Assigned, Active, On-Hold, Dormant, Inactive, Abandoned, Completed</w:t>
             </w:r>
           </w:p>
         </w:tc>
@@ -6578,7 +7511,7 @@
                 <w:sz w:val="20"/>
                 <w:szCs w:val="20"/>
               </w:rPr>
-              <w:t xml:space="preserve">—</w:t>
+              <w:t xml:space="preserve">Submitted</w:t>
             </w:r>
           </w:p>
         </w:tc>
@@ -6611,7 +7544,7 @@
                 <w:sz w:val="16"/>
                 <w:szCs w:val="16"/>
               </w:rPr>
-              <w:t xml:space="preserve">MN-INTAKE-DAT-018</w:t>
+              <w:t xml:space="preserve">MN-INTAKE-DAT-021</w:t>
             </w:r>
           </w:p>
         </w:tc>
@@ -6647,7 +7580,7 @@
                 <w:sz w:val="20"/>
                 <w:szCs w:val="20"/>
               </w:rPr>
-              <w:t xml:space="preserve">The specific areas where the client is seeking mentoring assistance for this engagement. Primary matching criterion between clients and mentors. Values must align with the corresponding field on the Mentor profile.</w:t>
+              <w:t xml:space="preserve">Source: System-set. The current lifecycle stage of the mentoring engagement. Created automatically with value Submitted when the intake form is submitted. This process may transition the status to Declined. Full status transition rules are defined across Mentor Matching (MN-MATCH), Engagement Management (MN-ENGAGE), Activity Monitoring (MN-INACTIVE), and Engagement Closure (MN-CLOSE).</w:t>
             </w:r>
           </w:p>
         </w:tc>
@@ -6680,7 +7613,7 @@
                 <w:sz w:val="20"/>
                 <w:szCs w:val="20"/>
               </w:rPr>
-              <w:t xml:space="preserve">Mentoring Needs Description</w:t>
+              <w:t xml:space="preserve">Mentoring Focus Areas</w:t>
             </w:r>
           </w:p>
         </w:tc>
@@ -6711,7 +7644,7 @@
                 <w:sz w:val="20"/>
                 <w:szCs w:val="20"/>
               </w:rPr>
-              <w:t xml:space="preserve">wysiwyg</w:t>
+              <w:t xml:space="preserve">multiEnum</w:t>
             </w:r>
           </w:p>
         </w:tc>
@@ -6742,7 +7675,7 @@
                 <w:sz w:val="20"/>
                 <w:szCs w:val="20"/>
               </w:rPr>
-              <w:t xml:space="preserve">Yes</w:t>
+              <w:t xml:space="preserve">No</w:t>
             </w:r>
           </w:p>
         </w:tc>
@@ -6773,7 +7706,7 @@
                 <w:sz w:val="20"/>
                 <w:szCs w:val="20"/>
               </w:rPr>
-              <w:t xml:space="preserve">—</w:t>
+              <w:t xml:space="preserve">TBD — see MN-INTAKE-ISS-001</w:t>
             </w:r>
           </w:p>
         </w:tc>
@@ -6836,7 +7769,7 @@
                 <w:sz w:val="16"/>
                 <w:szCs w:val="16"/>
               </w:rPr>
-              <w:t xml:space="preserve">MN-INTAKE-DAT-019</w:t>
+              <w:t xml:space="preserve">MN-INTAKE-DAT-022</w:t>
             </w:r>
           </w:p>
         </w:tc>
@@ -6871,7 +7804,7 @@
                 <w:sz w:val="20"/>
                 <w:szCs w:val="20"/>
               </w:rPr>
-              <w:t xml:space="preserve">The client’s own description of what they are looking for in this mentoring engagement. Reviewed by the Client Assignment Coordinator during mentor matching.</w:t>
+              <w:t xml:space="preserve">Source: Intake form. The specific areas where the client is seeking mentoring assistance for this engagement. Primary matching criterion between clients and mentors. Values must align with the corresponding field on the Mentor profile.</w:t>
             </w:r>
           </w:p>
         </w:tc>
@@ -6905,7 +7838,7 @@
                 <w:sz w:val="20"/>
                 <w:szCs w:val="20"/>
               </w:rPr>
-              <w:t xml:space="preserve">Primary Engagement Contact</w:t>
+              <w:t xml:space="preserve">Mentoring Needs Description</w:t>
             </w:r>
           </w:p>
         </w:tc>
@@ -6937,7 +7870,7 @@
                 <w:sz w:val="20"/>
                 <w:szCs w:val="20"/>
               </w:rPr>
-              <w:t xml:space="preserve">relationship</w:t>
+              <w:t xml:space="preserve">wysiwyg</w:t>
             </w:r>
           </w:p>
         </w:tc>
@@ -7066,7 +7999,7 @@
                 <w:sz w:val="16"/>
                 <w:szCs w:val="16"/>
               </w:rPr>
-              <w:t xml:space="preserve">MN-INTAKE-DAT-020</w:t>
+              <w:t xml:space="preserve">MN-INTAKE-DAT-023</w:t>
             </w:r>
           </w:p>
         </w:tc>
@@ -7102,7 +8035,686 @@
                 <w:sz w:val="20"/>
                 <w:szCs w:val="20"/>
               </w:rPr>
-              <w:t xml:space="preserve">Identifies the single client contact who is the primary point of contact for this specific engagement. Automatically set to the submitting contact from the intake form when the Engagement is created. All system-generated client-facing communications are addressed to this contact; other Engagement Contacts (if any) are CC’d. May be changed by the mentor or Client Administrator at any time. This is distinct from the organization-level Primary Contact field on Client Contact (MN-INTAKE-DAT-016), which identifies the primary contact for the Client Organization as a whole.</w:t>
+              <w:t xml:space="preserve">Source: Intake form. The client’s own description of what they are looking for in this mentoring engagement. Reviewed by the Client Assignment Coordinator during mentor matching.</w:t>
+            </w:r>
+          </w:p>
+        </w:tc>
+      </w:tr>
+      <w:tr>
+        <w:tc>
+          <w:tcPr>
+            <w:tcW w:type="dxa" w:w="2200"/>
+            <w:tcBorders>
+              <w:top w:val="single" w:color="AAAAAA" w:sz="1"/>
+              <w:left w:val="single" w:color="AAAAAA" w:sz="1"/>
+              <w:bottom w:val="single" w:color="AAAAAA" w:sz="1"/>
+              <w:right w:val="single" w:color="AAAAAA" w:sz="1"/>
+            </w:tcBorders>
+            <w:tcMar>
+              <w:top w:type="dxa" w:w="60"/>
+              <w:left w:type="dxa" w:w="100"/>
+              <w:bottom w:type="dxa" w:w="60"/>
+              <w:right w:type="dxa" w:w="100"/>
+            </w:tcMar>
+          </w:tcPr>
+          <w:p>
+            <w:r>
+              <w:rPr>
+                <w:rFonts w:ascii="Arial" w:cs="Arial" w:eastAsia="Arial" w:hAnsi="Arial"/>
+                <w:b/>
+                <w:bCs/>
+                <w:i w:val="false"/>
+                <w:iCs w:val="false"/>
+                <w:sz w:val="20"/>
+                <w:szCs w:val="20"/>
+              </w:rPr>
+              <w:t xml:space="preserve">Primary Engagement Contact</w:t>
+            </w:r>
+          </w:p>
+        </w:tc>
+        <w:tc>
+          <w:tcPr>
+            <w:tcW w:type="dxa" w:w="1100"/>
+            <w:tcBorders>
+              <w:top w:val="single" w:color="AAAAAA" w:sz="1"/>
+              <w:left w:val="single" w:color="AAAAAA" w:sz="1"/>
+              <w:bottom w:val="single" w:color="AAAAAA" w:sz="1"/>
+              <w:right w:val="single" w:color="AAAAAA" w:sz="1"/>
+            </w:tcBorders>
+            <w:tcMar>
+              <w:top w:type="dxa" w:w="60"/>
+              <w:left w:type="dxa" w:w="100"/>
+              <w:bottom w:type="dxa" w:w="60"/>
+              <w:right w:type="dxa" w:w="100"/>
+            </w:tcMar>
+          </w:tcPr>
+          <w:p>
+            <w:r>
+              <w:rPr>
+                <w:rFonts w:ascii="Arial" w:cs="Arial" w:eastAsia="Arial" w:hAnsi="Arial"/>
+                <w:b w:val="false"/>
+                <w:bCs w:val="false"/>
+                <w:i w:val="false"/>
+                <w:iCs w:val="false"/>
+                <w:sz w:val="20"/>
+                <w:szCs w:val="20"/>
+              </w:rPr>
+              <w:t xml:space="preserve">relationship</w:t>
+            </w:r>
+          </w:p>
+        </w:tc>
+        <w:tc>
+          <w:tcPr>
+            <w:tcW w:type="dxa" w:w="800"/>
+            <w:tcBorders>
+              <w:top w:val="single" w:color="AAAAAA" w:sz="1"/>
+              <w:left w:val="single" w:color="AAAAAA" w:sz="1"/>
+              <w:bottom w:val="single" w:color="AAAAAA" w:sz="1"/>
+              <w:right w:val="single" w:color="AAAAAA" w:sz="1"/>
+            </w:tcBorders>
+            <w:tcMar>
+              <w:top w:type="dxa" w:w="60"/>
+              <w:left w:type="dxa" w:w="100"/>
+              <w:bottom w:type="dxa" w:w="60"/>
+              <w:right w:type="dxa" w:w="100"/>
+            </w:tcMar>
+          </w:tcPr>
+          <w:p>
+            <w:r>
+              <w:rPr>
+                <w:rFonts w:ascii="Arial" w:cs="Arial" w:eastAsia="Arial" w:hAnsi="Arial"/>
+                <w:b w:val="false"/>
+                <w:bCs w:val="false"/>
+                <w:i w:val="false"/>
+                <w:iCs w:val="false"/>
+                <w:sz w:val="20"/>
+                <w:szCs w:val="20"/>
+              </w:rPr>
+              <w:t xml:space="preserve">Yes</w:t>
+            </w:r>
+          </w:p>
+        </w:tc>
+        <w:tc>
+          <w:tcPr>
+            <w:tcW w:type="dxa" w:w="2400"/>
+            <w:tcBorders>
+              <w:top w:val="single" w:color="AAAAAA" w:sz="1"/>
+              <w:left w:val="single" w:color="AAAAAA" w:sz="1"/>
+              <w:bottom w:val="single" w:color="AAAAAA" w:sz="1"/>
+              <w:right w:val="single" w:color="AAAAAA" w:sz="1"/>
+            </w:tcBorders>
+            <w:tcMar>
+              <w:top w:type="dxa" w:w="60"/>
+              <w:left w:type="dxa" w:w="100"/>
+              <w:bottom w:type="dxa" w:w="60"/>
+              <w:right w:type="dxa" w:w="100"/>
+            </w:tcMar>
+          </w:tcPr>
+          <w:p>
+            <w:r>
+              <w:rPr>
+                <w:rFonts w:ascii="Arial" w:cs="Arial" w:eastAsia="Arial" w:hAnsi="Arial"/>
+                <w:b w:val="false"/>
+                <w:bCs w:val="false"/>
+                <w:i w:val="false"/>
+                <w:iCs w:val="false"/>
+                <w:sz w:val="20"/>
+                <w:szCs w:val="20"/>
+              </w:rPr>
+              <w:t xml:space="preserve">—</w:t>
+            </w:r>
+          </w:p>
+        </w:tc>
+        <w:tc>
+          <w:tcPr>
+            <w:tcW w:type="dxa" w:w="1000"/>
+            <w:tcBorders>
+              <w:top w:val="single" w:color="AAAAAA" w:sz="1"/>
+              <w:left w:val="single" w:color="AAAAAA" w:sz="1"/>
+              <w:bottom w:val="single" w:color="AAAAAA" w:sz="1"/>
+              <w:right w:val="single" w:color="AAAAAA" w:sz="1"/>
+            </w:tcBorders>
+            <w:tcMar>
+              <w:top w:type="dxa" w:w="60"/>
+              <w:left w:type="dxa" w:w="100"/>
+              <w:bottom w:type="dxa" w:w="60"/>
+              <w:right w:type="dxa" w:w="100"/>
+            </w:tcMar>
+          </w:tcPr>
+          <w:p>
+            <w:r>
+              <w:rPr>
+                <w:rFonts w:ascii="Arial" w:cs="Arial" w:eastAsia="Arial" w:hAnsi="Arial"/>
+                <w:b w:val="false"/>
+                <w:bCs w:val="false"/>
+                <w:i w:val="false"/>
+                <w:iCs w:val="false"/>
+                <w:sz w:val="20"/>
+                <w:szCs w:val="20"/>
+              </w:rPr>
+              <w:t xml:space="preserve">—</w:t>
+            </w:r>
+          </w:p>
+        </w:tc>
+        <w:tc>
+          <w:tcPr>
+            <w:tcW w:type="dxa" w:w="1860"/>
+            <w:tcBorders>
+              <w:top w:val="single" w:color="AAAAAA" w:sz="1"/>
+              <w:left w:val="single" w:color="AAAAAA" w:sz="1"/>
+              <w:bottom w:val="single" w:color="AAAAAA" w:sz="1"/>
+              <w:right w:val="single" w:color="AAAAAA" w:sz="1"/>
+            </w:tcBorders>
+            <w:tcMar>
+              <w:top w:type="dxa" w:w="60"/>
+              <w:left w:type="dxa" w:w="100"/>
+              <w:bottom w:type="dxa" w:w="60"/>
+              <w:right w:type="dxa" w:w="100"/>
+            </w:tcMar>
+          </w:tcPr>
+          <w:p>
+            <w:r>
+              <w:rPr>
+                <w:rFonts w:ascii="Arial" w:cs="Arial" w:eastAsia="Arial" w:hAnsi="Arial"/>
+                <w:b w:val="false"/>
+                <w:bCs w:val="false"/>
+                <w:i w:val="false"/>
+                <w:iCs w:val="false"/>
+                <w:color w:val="888888"/>
+                <w:sz w:val="16"/>
+                <w:szCs w:val="16"/>
+              </w:rPr>
+              <w:t xml:space="preserve">MN-INTAKE-DAT-024</w:t>
+            </w:r>
+          </w:p>
+        </w:tc>
+      </w:tr>
+      <w:tr>
+        <w:tc>
+          <w:tcPr>
+            <w:tcW w:type="dxa" w:w="9360"/>
+            <w:gridSpan w:val="6"/>
+            <w:tcBorders>
+              <w:top w:val="single" w:color="AAAAAA" w:sz="1"/>
+              <w:left w:val="single" w:color="AAAAAA" w:sz="1"/>
+              <w:bottom w:val="single" w:color="AAAAAA" w:sz="1"/>
+              <w:right w:val="single" w:color="AAAAAA" w:sz="1"/>
+            </w:tcBorders>
+            <w:tcMar>
+              <w:top w:type="dxa" w:w="40"/>
+              <w:left w:type="dxa" w:w="100"/>
+              <w:bottom w:type="dxa" w:w="80"/>
+              <w:right w:type="dxa" w:w="100"/>
+            </w:tcMar>
+          </w:tcPr>
+          <w:p>
+            <w:r>
+              <w:rPr>
+                <w:rFonts w:ascii="Arial" w:cs="Arial" w:eastAsia="Arial" w:hAnsi="Arial"/>
+                <w:b w:val="false"/>
+                <w:bCs w:val="false"/>
+                <w:i w:val="false"/>
+                <w:iCs w:val="false"/>
+                <w:color w:val="888888"/>
+                <w:sz w:val="20"/>
+                <w:szCs w:val="20"/>
+              </w:rPr>
+              <w:t xml:space="preserve">Source: System-set. Identifies the single client contact who is the primary point of contact for this specific engagement. Automatically set to the submitting contact from the intake form when the Engagement is created. All system-generated client-facing communications are addressed to this contact; other Engagement Contacts (if any) are CC’d. May be changed by the mentor or Client Administrator at any time. This is distinct from the organization-level Primary Contact field on Client Contact (MN-INTAKE-DAT-018), which identifies the primary contact for the Client Organization as a whole.</w:t>
+            </w:r>
+          </w:p>
+        </w:tc>
+      </w:tr>
+      <w:tr>
+        <w:tc>
+          <w:tcPr>
+            <w:tcW w:type="dxa" w:w="2200"/>
+            <w:tcBorders>
+              <w:top w:val="single" w:color="AAAAAA" w:sz="1"/>
+              <w:left w:val="single" w:color="AAAAAA" w:sz="1"/>
+              <w:bottom w:val="single" w:color="AAAAAA" w:sz="1"/>
+              <w:right w:val="single" w:color="AAAAAA" w:sz="1"/>
+            </w:tcBorders>
+            <w:shd w:fill="F2F7FB" w:val="clear"/>
+            <w:tcMar>
+              <w:top w:type="dxa" w:w="60"/>
+              <w:left w:type="dxa" w:w="100"/>
+              <w:bottom w:type="dxa" w:w="60"/>
+              <w:right w:type="dxa" w:w="100"/>
+            </w:tcMar>
+          </w:tcPr>
+          <w:p>
+            <w:r>
+              <w:rPr>
+                <w:rFonts w:ascii="Arial" w:cs="Arial" w:eastAsia="Arial" w:hAnsi="Arial"/>
+                <w:b/>
+                <w:bCs/>
+                <w:i w:val="false"/>
+                <w:iCs w:val="false"/>
+                <w:sz w:val="20"/>
+                <w:szCs w:val="20"/>
+              </w:rPr>
+              <w:t xml:space="preserve">Client Organization</w:t>
+            </w:r>
+          </w:p>
+        </w:tc>
+        <w:tc>
+          <w:tcPr>
+            <w:tcW w:type="dxa" w:w="1100"/>
+            <w:tcBorders>
+              <w:top w:val="single" w:color="AAAAAA" w:sz="1"/>
+              <w:left w:val="single" w:color="AAAAAA" w:sz="1"/>
+              <w:bottom w:val="single" w:color="AAAAAA" w:sz="1"/>
+              <w:right w:val="single" w:color="AAAAAA" w:sz="1"/>
+            </w:tcBorders>
+            <w:shd w:fill="F2F7FB" w:val="clear"/>
+            <w:tcMar>
+              <w:top w:type="dxa" w:w="60"/>
+              <w:left w:type="dxa" w:w="100"/>
+              <w:bottom w:type="dxa" w:w="60"/>
+              <w:right w:type="dxa" w:w="100"/>
+            </w:tcMar>
+          </w:tcPr>
+          <w:p>
+            <w:r>
+              <w:rPr>
+                <w:rFonts w:ascii="Arial" w:cs="Arial" w:eastAsia="Arial" w:hAnsi="Arial"/>
+                <w:b w:val="false"/>
+                <w:bCs w:val="false"/>
+                <w:i w:val="false"/>
+                <w:iCs w:val="false"/>
+                <w:sz w:val="20"/>
+                <w:szCs w:val="20"/>
+              </w:rPr>
+              <w:t xml:space="preserve">relationship</w:t>
+            </w:r>
+          </w:p>
+        </w:tc>
+        <w:tc>
+          <w:tcPr>
+            <w:tcW w:type="dxa" w:w="800"/>
+            <w:tcBorders>
+              <w:top w:val="single" w:color="AAAAAA" w:sz="1"/>
+              <w:left w:val="single" w:color="AAAAAA" w:sz="1"/>
+              <w:bottom w:val="single" w:color="AAAAAA" w:sz="1"/>
+              <w:right w:val="single" w:color="AAAAAA" w:sz="1"/>
+            </w:tcBorders>
+            <w:shd w:fill="F2F7FB" w:val="clear"/>
+            <w:tcMar>
+              <w:top w:type="dxa" w:w="60"/>
+              <w:left w:type="dxa" w:w="100"/>
+              <w:bottom w:type="dxa" w:w="60"/>
+              <w:right w:type="dxa" w:w="100"/>
+            </w:tcMar>
+          </w:tcPr>
+          <w:p>
+            <w:r>
+              <w:rPr>
+                <w:rFonts w:ascii="Arial" w:cs="Arial" w:eastAsia="Arial" w:hAnsi="Arial"/>
+                <w:b w:val="false"/>
+                <w:bCs w:val="false"/>
+                <w:i w:val="false"/>
+                <w:iCs w:val="false"/>
+                <w:sz w:val="20"/>
+                <w:szCs w:val="20"/>
+              </w:rPr>
+              <w:t xml:space="preserve">Yes</w:t>
+            </w:r>
+          </w:p>
+        </w:tc>
+        <w:tc>
+          <w:tcPr>
+            <w:tcW w:type="dxa" w:w="2400"/>
+            <w:tcBorders>
+              <w:top w:val="single" w:color="AAAAAA" w:sz="1"/>
+              <w:left w:val="single" w:color="AAAAAA" w:sz="1"/>
+              <w:bottom w:val="single" w:color="AAAAAA" w:sz="1"/>
+              <w:right w:val="single" w:color="AAAAAA" w:sz="1"/>
+            </w:tcBorders>
+            <w:shd w:fill="F2F7FB" w:val="clear"/>
+            <w:tcMar>
+              <w:top w:type="dxa" w:w="60"/>
+              <w:left w:type="dxa" w:w="100"/>
+              <w:bottom w:type="dxa" w:w="60"/>
+              <w:right w:type="dxa" w:w="100"/>
+            </w:tcMar>
+          </w:tcPr>
+          <w:p>
+            <w:r>
+              <w:rPr>
+                <w:rFonts w:ascii="Arial" w:cs="Arial" w:eastAsia="Arial" w:hAnsi="Arial"/>
+                <w:b w:val="false"/>
+                <w:bCs w:val="false"/>
+                <w:i w:val="false"/>
+                <w:iCs w:val="false"/>
+                <w:sz w:val="20"/>
+                <w:szCs w:val="20"/>
+              </w:rPr>
+              <w:t xml:space="preserve">—</w:t>
+            </w:r>
+          </w:p>
+        </w:tc>
+        <w:tc>
+          <w:tcPr>
+            <w:tcW w:type="dxa" w:w="1000"/>
+            <w:tcBorders>
+              <w:top w:val="single" w:color="AAAAAA" w:sz="1"/>
+              <w:left w:val="single" w:color="AAAAAA" w:sz="1"/>
+              <w:bottom w:val="single" w:color="AAAAAA" w:sz="1"/>
+              <w:right w:val="single" w:color="AAAAAA" w:sz="1"/>
+            </w:tcBorders>
+            <w:shd w:fill="F2F7FB" w:val="clear"/>
+            <w:tcMar>
+              <w:top w:type="dxa" w:w="60"/>
+              <w:left w:type="dxa" w:w="100"/>
+              <w:bottom w:type="dxa" w:w="60"/>
+              <w:right w:type="dxa" w:w="100"/>
+            </w:tcMar>
+          </w:tcPr>
+          <w:p>
+            <w:r>
+              <w:rPr>
+                <w:rFonts w:ascii="Arial" w:cs="Arial" w:eastAsia="Arial" w:hAnsi="Arial"/>
+                <w:b w:val="false"/>
+                <w:bCs w:val="false"/>
+                <w:i w:val="false"/>
+                <w:iCs w:val="false"/>
+                <w:sz w:val="20"/>
+                <w:szCs w:val="20"/>
+              </w:rPr>
+              <w:t xml:space="preserve">—</w:t>
+            </w:r>
+          </w:p>
+        </w:tc>
+        <w:tc>
+          <w:tcPr>
+            <w:tcW w:type="dxa" w:w="1860"/>
+            <w:tcBorders>
+              <w:top w:val="single" w:color="AAAAAA" w:sz="1"/>
+              <w:left w:val="single" w:color="AAAAAA" w:sz="1"/>
+              <w:bottom w:val="single" w:color="AAAAAA" w:sz="1"/>
+              <w:right w:val="single" w:color="AAAAAA" w:sz="1"/>
+            </w:tcBorders>
+            <w:shd w:fill="F2F7FB" w:val="clear"/>
+            <w:tcMar>
+              <w:top w:type="dxa" w:w="60"/>
+              <w:left w:type="dxa" w:w="100"/>
+              <w:bottom w:type="dxa" w:w="60"/>
+              <w:right w:type="dxa" w:w="100"/>
+            </w:tcMar>
+          </w:tcPr>
+          <w:p>
+            <w:r>
+              <w:rPr>
+                <w:rFonts w:ascii="Arial" w:cs="Arial" w:eastAsia="Arial" w:hAnsi="Arial"/>
+                <w:b w:val="false"/>
+                <w:bCs w:val="false"/>
+                <w:i w:val="false"/>
+                <w:iCs w:val="false"/>
+                <w:color w:val="888888"/>
+                <w:sz w:val="16"/>
+                <w:szCs w:val="16"/>
+              </w:rPr>
+              <w:t xml:space="preserve">MN-INTAKE-DAT-025</w:t>
+            </w:r>
+          </w:p>
+        </w:tc>
+      </w:tr>
+      <w:tr>
+        <w:tc>
+          <w:tcPr>
+            <w:tcW w:type="dxa" w:w="9360"/>
+            <w:gridSpan w:val="6"/>
+            <w:tcBorders>
+              <w:top w:val="single" w:color="AAAAAA" w:sz="1"/>
+              <w:left w:val="single" w:color="AAAAAA" w:sz="1"/>
+              <w:bottom w:val="single" w:color="AAAAAA" w:sz="1"/>
+              <w:right w:val="single" w:color="AAAAAA" w:sz="1"/>
+            </w:tcBorders>
+            <w:shd w:fill="F2F7FB" w:val="clear"/>
+            <w:tcMar>
+              <w:top w:type="dxa" w:w="40"/>
+              <w:left w:type="dxa" w:w="100"/>
+              <w:bottom w:type="dxa" w:w="80"/>
+              <w:right w:type="dxa" w:w="100"/>
+            </w:tcMar>
+          </w:tcPr>
+          <w:p>
+            <w:r>
+              <w:rPr>
+                <w:rFonts w:ascii="Arial" w:cs="Arial" w:eastAsia="Arial" w:hAnsi="Arial"/>
+                <w:b w:val="false"/>
+                <w:bCs w:val="false"/>
+                <w:i w:val="false"/>
+                <w:iCs w:val="false"/>
+                <w:color w:val="888888"/>
+                <w:sz w:val="20"/>
+                <w:szCs w:val="20"/>
+              </w:rPr>
+              <w:t xml:space="preserve">Source: System-set. Links this engagement to the Client Organization record created from the same intake submission. Established automatically at record creation.</w:t>
+            </w:r>
+          </w:p>
+        </w:tc>
+      </w:tr>
+      <w:tr>
+        <w:tc>
+          <w:tcPr>
+            <w:tcW w:type="dxa" w:w="2200"/>
+            <w:tcBorders>
+              <w:top w:val="single" w:color="AAAAAA" w:sz="1"/>
+              <w:left w:val="single" w:color="AAAAAA" w:sz="1"/>
+              <w:bottom w:val="single" w:color="AAAAAA" w:sz="1"/>
+              <w:right w:val="single" w:color="AAAAAA" w:sz="1"/>
+            </w:tcBorders>
+            <w:tcMar>
+              <w:top w:type="dxa" w:w="60"/>
+              <w:left w:type="dxa" w:w="100"/>
+              <w:bottom w:type="dxa" w:w="60"/>
+              <w:right w:type="dxa" w:w="100"/>
+            </w:tcMar>
+          </w:tcPr>
+          <w:p>
+            <w:r>
+              <w:rPr>
+                <w:rFonts w:ascii="Arial" w:cs="Arial" w:eastAsia="Arial" w:hAnsi="Arial"/>
+                <w:b/>
+                <w:bCs/>
+                <w:i w:val="false"/>
+                <w:iCs w:val="false"/>
+                <w:sz w:val="20"/>
+                <w:szCs w:val="20"/>
+              </w:rPr>
+              <w:t xml:space="preserve">Requested Mentor</w:t>
+            </w:r>
+          </w:p>
+        </w:tc>
+        <w:tc>
+          <w:tcPr>
+            <w:tcW w:type="dxa" w:w="1100"/>
+            <w:tcBorders>
+              <w:top w:val="single" w:color="AAAAAA" w:sz="1"/>
+              <w:left w:val="single" w:color="AAAAAA" w:sz="1"/>
+              <w:bottom w:val="single" w:color="AAAAAA" w:sz="1"/>
+              <w:right w:val="single" w:color="AAAAAA" w:sz="1"/>
+            </w:tcBorders>
+            <w:tcMar>
+              <w:top w:type="dxa" w:w="60"/>
+              <w:left w:type="dxa" w:w="100"/>
+              <w:bottom w:type="dxa" w:w="60"/>
+              <w:right w:type="dxa" w:w="100"/>
+            </w:tcMar>
+          </w:tcPr>
+          <w:p>
+            <w:r>
+              <w:rPr>
+                <w:rFonts w:ascii="Arial" w:cs="Arial" w:eastAsia="Arial" w:hAnsi="Arial"/>
+                <w:b w:val="false"/>
+                <w:bCs w:val="false"/>
+                <w:i w:val="false"/>
+                <w:iCs w:val="false"/>
+                <w:sz w:val="20"/>
+                <w:szCs w:val="20"/>
+              </w:rPr>
+              <w:t xml:space="preserve">relationship</w:t>
+            </w:r>
+          </w:p>
+        </w:tc>
+        <w:tc>
+          <w:tcPr>
+            <w:tcW w:type="dxa" w:w="800"/>
+            <w:tcBorders>
+              <w:top w:val="single" w:color="AAAAAA" w:sz="1"/>
+              <w:left w:val="single" w:color="AAAAAA" w:sz="1"/>
+              <w:bottom w:val="single" w:color="AAAAAA" w:sz="1"/>
+              <w:right w:val="single" w:color="AAAAAA" w:sz="1"/>
+            </w:tcBorders>
+            <w:tcMar>
+              <w:top w:type="dxa" w:w="60"/>
+              <w:left w:type="dxa" w:w="100"/>
+              <w:bottom w:type="dxa" w:w="60"/>
+              <w:right w:type="dxa" w:w="100"/>
+            </w:tcMar>
+          </w:tcPr>
+          <w:p>
+            <w:r>
+              <w:rPr>
+                <w:rFonts w:ascii="Arial" w:cs="Arial" w:eastAsia="Arial" w:hAnsi="Arial"/>
+                <w:b w:val="false"/>
+                <w:bCs w:val="false"/>
+                <w:i w:val="false"/>
+                <w:iCs w:val="false"/>
+                <w:sz w:val="20"/>
+                <w:szCs w:val="20"/>
+              </w:rPr>
+              <w:t xml:space="preserve">No</w:t>
+            </w:r>
+          </w:p>
+        </w:tc>
+        <w:tc>
+          <w:tcPr>
+            <w:tcW w:type="dxa" w:w="2400"/>
+            <w:tcBorders>
+              <w:top w:val="single" w:color="AAAAAA" w:sz="1"/>
+              <w:left w:val="single" w:color="AAAAAA" w:sz="1"/>
+              <w:bottom w:val="single" w:color="AAAAAA" w:sz="1"/>
+              <w:right w:val="single" w:color="AAAAAA" w:sz="1"/>
+            </w:tcBorders>
+            <w:tcMar>
+              <w:top w:type="dxa" w:w="60"/>
+              <w:left w:type="dxa" w:w="100"/>
+              <w:bottom w:type="dxa" w:w="60"/>
+              <w:right w:type="dxa" w:w="100"/>
+            </w:tcMar>
+          </w:tcPr>
+          <w:p>
+            <w:r>
+              <w:rPr>
+                <w:rFonts w:ascii="Arial" w:cs="Arial" w:eastAsia="Arial" w:hAnsi="Arial"/>
+                <w:b w:val="false"/>
+                <w:bCs w:val="false"/>
+                <w:i w:val="false"/>
+                <w:iCs w:val="false"/>
+                <w:sz w:val="20"/>
+                <w:szCs w:val="20"/>
+              </w:rPr>
+              <w:t xml:space="preserve">—</w:t>
+            </w:r>
+          </w:p>
+        </w:tc>
+        <w:tc>
+          <w:tcPr>
+            <w:tcW w:type="dxa" w:w="1000"/>
+            <w:tcBorders>
+              <w:top w:val="single" w:color="AAAAAA" w:sz="1"/>
+              <w:left w:val="single" w:color="AAAAAA" w:sz="1"/>
+              <w:bottom w:val="single" w:color="AAAAAA" w:sz="1"/>
+              <w:right w:val="single" w:color="AAAAAA" w:sz="1"/>
+            </w:tcBorders>
+            <w:tcMar>
+              <w:top w:type="dxa" w:w="60"/>
+              <w:left w:type="dxa" w:w="100"/>
+              <w:bottom w:type="dxa" w:w="60"/>
+              <w:right w:type="dxa" w:w="100"/>
+            </w:tcMar>
+          </w:tcPr>
+          <w:p>
+            <w:r>
+              <w:rPr>
+                <w:rFonts w:ascii="Arial" w:cs="Arial" w:eastAsia="Arial" w:hAnsi="Arial"/>
+                <w:b w:val="false"/>
+                <w:bCs w:val="false"/>
+                <w:i w:val="false"/>
+                <w:iCs w:val="false"/>
+                <w:sz w:val="20"/>
+                <w:szCs w:val="20"/>
+              </w:rPr>
+              <w:t xml:space="preserve">—</w:t>
+            </w:r>
+          </w:p>
+        </w:tc>
+        <w:tc>
+          <w:tcPr>
+            <w:tcW w:type="dxa" w:w="1860"/>
+            <w:tcBorders>
+              <w:top w:val="single" w:color="AAAAAA" w:sz="1"/>
+              <w:left w:val="single" w:color="AAAAAA" w:sz="1"/>
+              <w:bottom w:val="single" w:color="AAAAAA" w:sz="1"/>
+              <w:right w:val="single" w:color="AAAAAA" w:sz="1"/>
+            </w:tcBorders>
+            <w:tcMar>
+              <w:top w:type="dxa" w:w="60"/>
+              <w:left w:type="dxa" w:w="100"/>
+              <w:bottom w:type="dxa" w:w="60"/>
+              <w:right w:type="dxa" w:w="100"/>
+            </w:tcMar>
+          </w:tcPr>
+          <w:p>
+            <w:r>
+              <w:rPr>
+                <w:rFonts w:ascii="Arial" w:cs="Arial" w:eastAsia="Arial" w:hAnsi="Arial"/>
+                <w:b w:val="false"/>
+                <w:bCs w:val="false"/>
+                <w:i w:val="false"/>
+                <w:iCs w:val="false"/>
+                <w:color w:val="888888"/>
+                <w:sz w:val="16"/>
+                <w:szCs w:val="16"/>
+              </w:rPr>
+              <w:t xml:space="preserve">MN-INTAKE-DAT-026</w:t>
+            </w:r>
+          </w:p>
+        </w:tc>
+      </w:tr>
+      <w:tr>
+        <w:tc>
+          <w:tcPr>
+            <w:tcW w:type="dxa" w:w="9360"/>
+            <w:gridSpan w:val="6"/>
+            <w:tcBorders>
+              <w:top w:val="single" w:color="AAAAAA" w:sz="1"/>
+              <w:left w:val="single" w:color="AAAAAA" w:sz="1"/>
+              <w:bottom w:val="single" w:color="AAAAAA" w:sz="1"/>
+              <w:right w:val="single" w:color="AAAAAA" w:sz="1"/>
+            </w:tcBorders>
+            <w:tcMar>
+              <w:top w:type="dxa" w:w="40"/>
+              <w:left w:type="dxa" w:w="100"/>
+              <w:bottom w:type="dxa" w:w="80"/>
+              <w:right w:type="dxa" w:w="100"/>
+            </w:tcMar>
+          </w:tcPr>
+          <w:p>
+            <w:r>
+              <w:rPr>
+                <w:rFonts w:ascii="Arial" w:cs="Arial" w:eastAsia="Arial" w:hAnsi="Arial"/>
+                <w:b w:val="false"/>
+                <w:bCs w:val="false"/>
+                <w:i w:val="false"/>
+                <w:iCs w:val="false"/>
+                <w:color w:val="888888"/>
+                <w:sz w:val="20"/>
+                <w:szCs w:val="20"/>
+              </w:rPr>
+              <w:t xml:space="preserve">Source: Intake form. Links to a Mentor Contact record selected by the client during the intake form submission. The intake form presents available mentor profiles for the client to review and optionally select a preferred mentor. This is a preference, not a guarantee — the Client Assignment Coordinator reviews the request during Mentor Matching (MN-MATCH) and accommodates when possible.</w:t>
             </w:r>
           </w:p>
         </w:tc>
@@ -7111,7 +8723,7 @@
     <w:p>
       <w:pPr>
         <w:pStyle w:val="Heading1"/>
-        <w:spacing w:before="360" w:after="120"/>
+        <w:spacing w:after="120" w:before="360"/>
       </w:pPr>
       <w:r>
         <w:rPr>
@@ -7205,7 +8817,7 @@
                 <w:sz w:val="20"/>
                 <w:szCs w:val="20"/>
               </w:rPr>
-              <w:t xml:space="preserve">Issue</w:t>
+              <w:t xml:space="preserve">Requirement</w:t>
             </w:r>
           </w:p>
         </w:tc>
@@ -7269,7 +8881,73 @@
                 <w:sz w:val="20"/>
                 <w:szCs w:val="20"/>
               </w:rPr>
-              <w:t xml:space="preserve">Mentoring Focus Areas (MN-INTAKE-DAT-018): The complete list of allowed values has not been defined. Values must align with the corresponding field on the Mentor profile (defined in the Mentor Recruitment domain). Needs input from: CBM program leadership and Mentor Recruitment domain definition.</w:t>
+              <w:t xml:space="preserve">Mentoring Focus Areas (MN-INTAKE-DAT-022): The complete list of allowed values has not been defined. Values must align with the corresponding field on the Mentor profile (defined in the Mentor Recruitment domain). Needs input from: CBM program leadership and Mentor Recruitment domain definition.</w:t>
+            </w:r>
+          </w:p>
+        </w:tc>
+      </w:tr>
+      <w:tr>
+        <w:tc>
+          <w:tcPr>
+            <w:tcW w:type="dxa" w:w="2000"/>
+            <w:tcBorders>
+              <w:top w:val="single" w:color="AAAAAA" w:sz="1"/>
+              <w:left w:val="single" w:color="AAAAAA" w:sz="1"/>
+              <w:bottom w:val="single" w:color="AAAAAA" w:sz="1"/>
+              <w:right w:val="single" w:color="AAAAAA" w:sz="1"/>
+            </w:tcBorders>
+            <w:shd w:fill="F2F7FB" w:val="clear"/>
+            <w:tcMar>
+              <w:top w:type="dxa" w:w="60"/>
+              <w:left w:type="dxa" w:w="100"/>
+              <w:bottom w:type="dxa" w:w="60"/>
+              <w:right w:type="dxa" w:w="100"/>
+            </w:tcMar>
+          </w:tcPr>
+          <w:p>
+            <w:r>
+              <w:rPr>
+                <w:rFonts w:ascii="Arial" w:cs="Arial" w:eastAsia="Arial" w:hAnsi="Arial"/>
+                <w:b/>
+                <w:bCs/>
+                <w:i w:val="false"/>
+                <w:iCs w:val="false"/>
+                <w:sz w:val="20"/>
+                <w:szCs w:val="20"/>
+              </w:rPr>
+              <w:t xml:space="preserve">MN-INTAKE-ISS-002</w:t>
+            </w:r>
+          </w:p>
+        </w:tc>
+        <w:tc>
+          <w:tcPr>
+            <w:tcW w:type="dxa" w:w="7360"/>
+            <w:tcBorders>
+              <w:top w:val="single" w:color="AAAAAA" w:sz="1"/>
+              <w:left w:val="single" w:color="AAAAAA" w:sz="1"/>
+              <w:bottom w:val="single" w:color="AAAAAA" w:sz="1"/>
+              <w:right w:val="single" w:color="AAAAAA" w:sz="1"/>
+            </w:tcBorders>
+            <w:shd w:fill="F2F7FB" w:val="clear"/>
+            <w:tcMar>
+              <w:top w:type="dxa" w:w="60"/>
+              <w:left w:type="dxa" w:w="100"/>
+              <w:bottom w:type="dxa" w:w="60"/>
+              <w:right w:type="dxa" w:w="100"/>
+            </w:tcMar>
+          </w:tcPr>
+          <w:p>
+            <w:r>
+              <w:rPr>
+                <w:rFonts w:ascii="Arial" w:cs="Arial" w:eastAsia="Arial" w:hAnsi="Arial"/>
+                <w:b w:val="false"/>
+                <w:bCs w:val="false"/>
+                <w:i w:val="false"/>
+                <w:iCs w:val="false"/>
+                <w:sz w:val="20"/>
+                <w:szCs w:val="20"/>
+              </w:rPr>
+              <w:t xml:space="preserve">Client lifecycle status field on Account (ACT-ISS-001): The Account entity does not yet have a client-specific lifecycle status field analogous to partnerStatus. When this field is defined during CR domain process definition, the Client Intake process must be updated to set its initial value at record creation time.</w:t>
             </w:r>
           </w:p>
         </w:tc>
@@ -7278,7 +8956,7 @@
     <w:p>
       <w:pPr>
         <w:pStyle w:val="Heading1"/>
-        <w:spacing w:before="360" w:after="120"/>
+        <w:spacing w:after="120" w:before="360"/>
       </w:pPr>
       <w:r>
         <w:rPr>
@@ -7295,6 +8973,23 @@
     </w:p>
     <w:p>
       <w:pPr>
+        <w:spacing w:after="40"/>
+      </w:pPr>
+      <w:r>
+        <w:rPr>
+          <w:rFonts w:ascii="Arial" w:cs="Arial" w:eastAsia="Arial" w:hAnsi="Arial"/>
+          <w:b/>
+          <w:bCs/>
+          <w:i w:val="false"/>
+          <w:iCs w:val="false"/>
+          <w:sz w:val="22"/>
+          <w:szCs w:val="22"/>
+        </w:rPr>
+        <w:t xml:space="preserve">Mentor Matching (MN-MATCH)</w:t>
+      </w:r>
+    </w:p>
+    <w:p>
+      <w:pPr>
         <w:spacing w:after="120"/>
       </w:pPr>
       <w:r>
@@ -7307,7 +9002,68 @@
           <w:sz w:val="22"/>
           <w:szCs w:val="22"/>
         </w:rPr>
-        <w:t xml:space="preserve">No updates to prior documents were identified. Client Intake (MN-INTAKE) is the first process defined in the Mentoring domain; there are no prior process documents to update.</w:t>
+        <w:t xml:space="preserve">The addition of the Requested Mentor field (MN-INTAKE-DAT-026) requires updates to the Mentor Matching process document:</w:t>
+      </w:r>
+    </w:p>
+    <w:p>
+      <w:pPr>
+        <w:pStyle w:val="ListParagraph"/>
+        <w:numPr>
+          <w:ilvl w:val="0"/>
+          <w:numId w:val="3"/>
+        </w:numPr>
+        <w:spacing w:after="60"/>
+      </w:pPr>
+      <w:r>
+        <w:rPr>
+          <w:rFonts w:ascii="Arial" w:cs="Arial" w:eastAsia="Arial" w:hAnsi="Arial"/>
+          <w:b w:val="false"/>
+          <w:bCs w:val="false"/>
+          <w:i w:val="false"/>
+          <w:iCs w:val="false"/>
+          <w:sz w:val="22"/>
+          <w:szCs w:val="22"/>
+        </w:rPr>
+        <w:t xml:space="preserve">A new requirement (MN-MATCH-REQ-009) must be added stating that when a Requested Mentor is present on the Engagement, the Client Assignment Coordinator must review this preference before searching the mentor roster.</w:t>
+      </w:r>
+    </w:p>
+    <w:p>
+      <w:pPr>
+        <w:pStyle w:val="ListParagraph"/>
+        <w:numPr>
+          <w:ilvl w:val="0"/>
+          <w:numId w:val="3"/>
+        </w:numPr>
+        <w:spacing w:after="60"/>
+      </w:pPr>
+      <w:r>
+        <w:rPr>
+          <w:rFonts w:ascii="Arial" w:cs="Arial" w:eastAsia="Arial" w:hAnsi="Arial"/>
+          <w:b w:val="false"/>
+          <w:bCs w:val="false"/>
+          <w:i w:val="false"/>
+          <w:iCs w:val="false"/>
+          <w:sz w:val="22"/>
+          <w:szCs w:val="22"/>
+        </w:rPr>
+        <w:t xml:space="preserve">The MN-MATCH workflow must be updated to include a step for checking the Requested Mentor preference as the first action before general roster searching.</w:t>
+      </w:r>
+    </w:p>
+    <w:p>
+      <w:pPr>
+        <w:spacing w:after="120"/>
+      </w:pPr>
+      <w:r>
+        <w:rPr>
+          <w:rFonts w:ascii="Arial" w:cs="Arial" w:eastAsia="Arial" w:hAnsi="Arial"/>
+          <w:b w:val="false"/>
+          <w:bCs w:val="false"/>
+          <w:i w:val="false"/>
+          <w:iCs w:val="false"/>
+          <w:sz w:val="22"/>
+          <w:szCs w:val="22"/>
+        </w:rPr>
+        <w:t xml:space="preserve"/>
       </w:r>
     </w:p>
     <w:p>
@@ -7324,13 +9080,13 @@
           <w:sz w:val="22"/>
           <w:szCs w:val="22"/>
         </w:rPr>
-        <w:t xml:space="preserve">Note: During the Engagement Management (MN-ENGAGE) session, MN-ENGAGE-REQ-009 was identified as requiring a corresponding requirement in this document. That requirement has been added as MN-INTAKE-REQ-007 and the workflow step 2 has been updated to reflect the automatic Engagement Contact assignment.</w:t>
+        <w:t xml:space="preserve">Note: The v2.1 update that added MN-INTAKE-REQ-007 (automatic Engagement Contact assignment from the MN-ENGAGE session) remains in effect.</w:t>
       </w:r>
     </w:p>
     <w:p>
       <w:pPr>
         <w:pStyle w:val="Heading1"/>
-        <w:spacing w:before="360" w:after="120"/>
+        <w:spacing w:after="120" w:before="360"/>
       </w:pPr>
       <w:r>
         <w:rPr>
@@ -7398,7 +9154,7 @@
     </w:p>
     <w:p>
       <w:pPr>
-        <w:spacing w:after="80"/>
+        <w:spacing w:after="120"/>
       </w:pPr>
       <w:r>
         <w:rPr>
@@ -7449,7 +9205,7 @@
     </w:p>
     <w:p>
       <w:pPr>
-        <w:spacing w:after="40"/>
+        <w:spacing w:after="120"/>
       </w:pPr>
       <w:r>
         <w:rPr>
@@ -7466,7 +9222,7 @@
     </w:p>
     <w:p>
       <w:pPr>
-        <w:spacing w:after="80"/>
+        <w:spacing w:after="40"/>
       </w:pPr>
       <w:r>
         <w:rPr>
@@ -7478,7 +9234,7 @@
           <w:sz w:val="22"/>
           <w:szCs w:val="22"/>
         </w:rPr>
-        <w:t xml:space="preserve">Decision: Mentoring Focus Areas and Mentoring Needs Description moved from Client Organization to Engagement. DAT identifiers renumbered accordingly (MN-INTAKE-DAT-001 through DAT-019).</w:t>
+        <w:t xml:space="preserve">Decision: Mentoring Focus Areas and Mentoring Needs Description moved from Client Organization to Engagement. DAT identifiers renumbered accordingly.</w:t>
       </w:r>
     </w:p>
     <w:p>
@@ -7500,7 +9256,7 @@
     </w:p>
     <w:p>
       <w:pPr>
-        <w:spacing w:after="40"/>
+        <w:spacing w:after="120"/>
       </w:pPr>
       <w:r>
         <w:rPr>
@@ -7517,7 +9273,7 @@
     </w:p>
     <w:p>
       <w:pPr>
-        <w:spacing w:after="80"/>
+        <w:spacing w:after="40"/>
       </w:pPr>
       <w:r>
         <w:rPr>
@@ -7529,7 +9285,7 @@
           <w:sz w:val="22"/>
           <w:szCs w:val="22"/>
         </w:rPr>
-        <w:t xml:space="preserve">Decision: Middle Name (DAT-010), Preferred Name (DAT-011), and LinkedIn Profile (DAT-015) added to Client Contact.</w:t>
+        <w:t xml:space="preserve">Decision: Middle Name, Preferred Name, and LinkedIn Profile added to Client Contact.</w:t>
       </w:r>
     </w:p>
     <w:p>
@@ -7551,7 +9307,7 @@
     </w:p>
     <w:p>
       <w:pPr>
-        <w:spacing w:after="40"/>
+        <w:spacing w:after="120"/>
       </w:pPr>
       <w:r>
         <w:rPr>
@@ -7568,7 +9324,7 @@
     </w:p>
     <w:p>
       <w:pPr>
-        <w:spacing w:after="80"/>
+        <w:spacing w:after="40"/>
       </w:pPr>
       <w:r>
         <w:rPr>
@@ -7602,7 +9358,7 @@
     </w:p>
     <w:p>
       <w:pPr>
-        <w:spacing w:after="40"/>
+        <w:spacing w:after="120"/>
       </w:pPr>
       <w:r>
         <w:rPr>
@@ -7619,7 +9375,7 @@
     </w:p>
     <w:p>
       <w:pPr>
-        <w:spacing w:after="80"/>
+        <w:spacing w:after="40"/>
       </w:pPr>
       <w:r>
         <w:rPr>
@@ -7670,7 +9426,7 @@
     </w:p>
     <w:p>
       <w:pPr>
-        <w:spacing w:after="40"/>
+        <w:spacing w:after="120"/>
       </w:pPr>
       <w:r>
         <w:rPr>
@@ -7687,7 +9443,7 @@
     </w:p>
     <w:p>
       <w:pPr>
-        <w:spacing w:after="80"/>
+        <w:spacing w:after="40"/>
       </w:pPr>
       <w:r>
         <w:rPr>
@@ -7736,9 +9492,230 @@
         <w:t xml:space="preserve">This version restructures the document from the original six-section format to the v2.4 eleven-section format. No content was removed or contradicted — existing content was reorganized into the new structure and new sections (Process Triggers, Process Completion, Open Issues, Updates to Prior Documents, Interview Transcript) were added. Field type names were updated to use the authoritative type list (e.g., Text → varchar, Dropdown → enum, Yes/No → bool).</w:t>
       </w:r>
     </w:p>
+    <w:p>
+      <w:pPr>
+        <w:spacing w:after="40"/>
+      </w:pPr>
+      <w:r>
+        <w:rPr>
+          <w:rFonts w:ascii="Arial" w:cs="Arial" w:eastAsia="Arial" w:hAnsi="Arial"/>
+          <w:b/>
+          <w:bCs/>
+          <w:i w:val="false"/>
+          <w:iCs w:val="false"/>
+          <w:sz w:val="22"/>
+          <w:szCs w:val="22"/>
+        </w:rPr>
+        <w:t xml:space="preserve">V2.2 Data Source and Linking Detail</w:t>
+      </w:r>
+    </w:p>
+    <w:p>
+      <w:pPr>
+        <w:spacing w:after="40"/>
+      </w:pPr>
+      <w:r>
+        <w:rPr>
+          <w:rFonts w:ascii="Arial" w:cs="Arial" w:eastAsia="Arial" w:hAnsi="Arial"/>
+          <w:b w:val="false"/>
+          <w:bCs w:val="false"/>
+          <w:i/>
+          <w:iCs/>
+          <w:sz w:val="22"/>
+          <w:szCs w:val="22"/>
+        </w:rPr>
+        <w:t xml:space="preserve">Q: For each field on Client Organization, Client Contact, and Engagement, is it populated from the intake form, set by the system, or left blank at creation?</w:t>
+      </w:r>
+    </w:p>
+    <w:p>
+      <w:pPr>
+        <w:spacing w:after="120"/>
+      </w:pPr>
+      <w:r>
+        <w:rPr>
+          <w:rFonts w:ascii="Arial" w:cs="Arial" w:eastAsia="Arial" w:hAnsi="Arial"/>
+          <w:b w:val="false"/>
+          <w:bCs w:val="false"/>
+          <w:i w:val="false"/>
+          <w:iCs w:val="false"/>
+          <w:sz w:val="22"/>
+          <w:szCs w:val="22"/>
+        </w:rPr>
+        <w:t xml:space="preserve">A: All Client Organization fields except Account Type are from the intake form. Account Type is system-set to Client. All Client Contact fields except Contact Type, Primary Contact, and the Client Organization relationship are from the intake form. Contact Type is system-set to Client, Primary Contact is system-set to Yes, and the Client Organization link is system-set. On Engagement, Status is system-set to Submitted, Engagement Name is system-generated, Primary Engagement Contact and Client Organization are system-set, and Mentoring Focus Areas, Mentoring Needs Description, and Requested Mentor are from the intake form.</w:t>
+      </w:r>
+    </w:p>
+    <w:p>
+      <w:pPr>
+        <w:spacing w:after="40"/>
+      </w:pPr>
+      <w:r>
+        <w:rPr>
+          <w:rFonts w:ascii="Arial" w:cs="Arial" w:eastAsia="Arial" w:hAnsi="Arial"/>
+          <w:b/>
+          <w:bCs/>
+          <w:i w:val="false"/>
+          <w:iCs w:val="false"/>
+          <w:sz w:val="22"/>
+          <w:szCs w:val="22"/>
+        </w:rPr>
+        <w:t xml:space="preserve">Decision: Added Account Type (MN-INTAKE-DAT-001) to Client Organization, Contact Type (MN-INTAKE-DAT-009) and Client Organization relationship (MN-INTAKE-DAT-019) to Client Contact, and Engagement Name (MN-INTAKE-DAT-020), Client Organization relationship (MN-INTAKE-DAT-025), and Requested Mentor (MN-INTAKE-DAT-026) to Engagement. Added source notation to all field descriptions. DAT identifiers renumbered DAT-001 through DAT-026.</w:t>
+      </w:r>
+    </w:p>
+    <w:p>
+      <w:pPr>
+        <w:spacing w:after="40"/>
+      </w:pPr>
+      <w:r>
+        <w:rPr>
+          <w:rFonts w:ascii="Arial" w:cs="Arial" w:eastAsia="Arial" w:hAnsi="Arial"/>
+          <w:b w:val="false"/>
+          <w:bCs w:val="false"/>
+          <w:i/>
+          <w:iCs/>
+          <w:sz w:val="22"/>
+          <w:szCs w:val="22"/>
+        </w:rPr>
+        <w:t xml:space="preserve">Q: What happens when a client submits the intake form without a Business Name?</w:t>
+      </w:r>
+    </w:p>
+    <w:p>
+      <w:pPr>
+        <w:spacing w:after="120"/>
+      </w:pPr>
+      <w:r>
+        <w:rPr>
+          <w:rFonts w:ascii="Arial" w:cs="Arial" w:eastAsia="Arial" w:hAnsi="Arial"/>
+          <w:b w:val="false"/>
+          <w:bCs w:val="false"/>
+          <w:i w:val="false"/>
+          <w:iCs w:val="false"/>
+          <w:sz w:val="22"/>
+          <w:szCs w:val="22"/>
+        </w:rPr>
+        <w:t xml:space="preserve">A: The system creates the Client Organization record with a derived name in the format “{First Name} {Last Name} (Pre-Startup)”. The mentor updates the name to the actual business name after the first meeting.</w:t>
+      </w:r>
+    </w:p>
+    <w:p>
+      <w:pPr>
+        <w:spacing w:after="40"/>
+      </w:pPr>
+      <w:r>
+        <w:rPr>
+          <w:rFonts w:ascii="Arial" w:cs="Arial" w:eastAsia="Arial" w:hAnsi="Arial"/>
+          <w:b/>
+          <w:bCs/>
+          <w:i w:val="false"/>
+          <w:iCs w:val="false"/>
+          <w:sz w:val="22"/>
+          <w:szCs w:val="22"/>
+        </w:rPr>
+        <w:t xml:space="preserve">Decision: Added MN-INTAKE-REQ-008 (derived Account name when Business Name is blank). Updated workflow step 2 to describe this behavior.</w:t>
+      </w:r>
+    </w:p>
+    <w:p>
+      <w:pPr>
+        <w:spacing w:after="40"/>
+      </w:pPr>
+      <w:r>
+        <w:rPr>
+          <w:rFonts w:ascii="Arial" w:cs="Arial" w:eastAsia="Arial" w:hAnsi="Arial"/>
+          <w:b w:val="false"/>
+          <w:bCs w:val="false"/>
+          <w:i/>
+          <w:iCs/>
+          <w:sz w:val="22"/>
+          <w:szCs w:val="22"/>
+        </w:rPr>
+        <w:t xml:space="preserve">Q: Should clients be able to request a specific mentor during intake?</w:t>
+      </w:r>
+    </w:p>
+    <w:p>
+      <w:pPr>
+        <w:spacing w:after="120"/>
+      </w:pPr>
+      <w:r>
+        <w:rPr>
+          <w:rFonts w:ascii="Arial" w:cs="Arial" w:eastAsia="Arial" w:hAnsi="Arial"/>
+          <w:b w:val="false"/>
+          <w:bCs w:val="false"/>
+          <w:i w:val="false"/>
+          <w:iCs w:val="false"/>
+          <w:sz w:val="22"/>
+          <w:szCs w:val="22"/>
+        </w:rPr>
+        <w:t xml:space="preserve">A: Yes. The intake form presents available mentor profiles for the client to review and optionally select a preferred mentor. This is a preference, not a guarantee. The Client Assignment Coordinator reviews the request during Mentor Matching and accommodates when possible.</w:t>
+      </w:r>
+    </w:p>
+    <w:p>
+      <w:pPr>
+        <w:spacing w:after="40"/>
+      </w:pPr>
+      <w:r>
+        <w:rPr>
+          <w:rFonts w:ascii="Arial" w:cs="Arial" w:eastAsia="Arial" w:hAnsi="Arial"/>
+          <w:b/>
+          <w:bCs/>
+          <w:i w:val="false"/>
+          <w:iCs w:val="false"/>
+          <w:sz w:val="22"/>
+          <w:szCs w:val="22"/>
+        </w:rPr>
+        <w:t xml:space="preserve">Decision: Added Requested Mentor field (MN-INTAKE-DAT-026) to Engagement. Added MN-INTAKE-REQ-009. Identified required updates to Mentor Matching (MN-MATCH) in Section 10.</w:t>
+      </w:r>
+    </w:p>
+    <w:p>
+      <w:pPr>
+        <w:spacing w:after="40"/>
+      </w:pPr>
+      <w:r>
+        <w:rPr>
+          <w:rFonts w:ascii="Arial" w:cs="Arial" w:eastAsia="Arial" w:hAnsi="Arial"/>
+          <w:b w:val="false"/>
+          <w:bCs w:val="false"/>
+          <w:i/>
+          <w:iCs/>
+          <w:sz w:val="22"/>
+          <w:szCs w:val="22"/>
+        </w:rPr>
+        <w:t xml:space="preserve">Q: Should a client lifecycle status field be set during intake?</w:t>
+      </w:r>
+    </w:p>
+    <w:p>
+      <w:pPr>
+        <w:spacing w:after="120"/>
+      </w:pPr>
+      <w:r>
+        <w:rPr>
+          <w:rFonts w:ascii="Arial" w:cs="Arial" w:eastAsia="Arial" w:hAnsi="Arial"/>
+          <w:b w:val="false"/>
+          <w:bCs w:val="false"/>
+          <w:i w:val="false"/>
+          <w:iCs w:val="false"/>
+          <w:sz w:val="22"/>
+          <w:szCs w:val="22"/>
+        </w:rPr>
+        <w:t xml:space="preserve">A: Not yet. The Account entity does not have a client-specific lifecycle status field (ACT-ISS-001). This will be defined during CR domain process definition. When defined, MN-INTAKE must be updated to set its initial value at creation.</w:t>
+      </w:r>
+    </w:p>
+    <w:p>
+      <w:pPr>
+        <w:spacing w:after="40"/>
+      </w:pPr>
+      <w:r>
+        <w:rPr>
+          <w:rFonts w:ascii="Arial" w:cs="Arial" w:eastAsia="Arial" w:hAnsi="Arial"/>
+          <w:b/>
+          <w:bCs/>
+          <w:i w:val="false"/>
+          <w:iCs w:val="false"/>
+          <w:sz w:val="22"/>
+          <w:szCs w:val="22"/>
+        </w:rPr>
+        <w:t xml:space="preserve">Decision: Added MN-INTAKE-ISS-002 to track dependency on ACT-ISS-001.</w:t>
+      </w:r>
+    </w:p>
     <w:sectPr>
-      <w:headerReference w:type="default" r:id="rId6"/>
-      <w:footerReference w:type="default" r:id="rId7"/>
+      <w:headerReference w:type="default" r:id="rId7"/>
+      <w:footerReference w:type="default" r:id="rId8"/>
       <w:pgSz w:w="12240" w:h="15840" w:orient="portrait"/>
       <w:pgMar w:top="1440" w:right="1440" w:bottom="1440" w:left="1440" w:header="708" w:footer="708" w:gutter="0"/>
       <w:pgNumType/>
@@ -7750,6 +9727,43 @@
 
 <file path=word/comments.xml><?xml version="1.0" encoding="utf-8"?>
 <w:comments xmlns:cx="http://schemas.microsoft.com/office/drawing/2014/chartex" xmlns:cx1="http://schemas.microsoft.com/office/drawing/2015/9/8/chartex" xmlns:cx2="http://schemas.microsoft.com/office/drawing/2015/10/21/chartex" xmlns:cx3="http://schemas.microsoft.com/office/drawing/2016/5/9/chartex" xmlns:cx4="http://schemas.microsoft.com/office/drawing/2016/5/10/chartex" xmlns:cx5="http://schemas.microsoft.com/office/drawing/2016/5/11/chartex" xmlns:cx6="http://schemas.microsoft.com/office/drawing/2016/5/12/chartex" xmlns:cx7="http://schemas.microsoft.com/office/drawing/2016/5/13/chartex" xmlns:cx8="http://schemas.microsoft.com/office/drawing/2016/5/14/chartex" xmlns:mc="http://schemas.openxmlformats.org/markup-compatibility/2006" xmlns:aink="http://schemas.microsoft.com/office/drawing/2016/ink" xmlns:am3d="http://schemas.microsoft.com/office/drawing/2017/model3d" xmlns:o="urn:schemas-microsoft-com:office:office" xmlns:r="http://schemas.openxmlformats.org/officeDocument/2006/relationships" xmlns:m="http://schemas.openxmlformats.org/officeDocument/2006/math" xmlns:v="urn:schemas-microsoft-com:vml" xmlns:wp14="http://schemas.microsoft.com/office/word/2010/wordprocessingDrawing" xmlns:wp="http://schemas.openxmlformats.org/drawingml/2006/wordprocessingDrawing" xmlns:w10="urn:schemas-microsoft-com:office:word" xmlns:w="http://schemas.openxmlformats.org/wordprocessingml/2006/main" xmlns:w14="http://schemas.microsoft.com/office/word/2010/wordml" xmlns:w15="http://schemas.microsoft.com/office/word/2012/wordml" xmlns:w16cex="http://schemas.microsoft.com/office/word/2018/wordml/cex" xmlns:w16cid="http://schemas.microsoft.com/office/word/2016/wordml/cid" xmlns:w16="http://schemas.microsoft.com/office/word/2018/wordml" xmlns:w16sdtdh="http://schemas.microsoft.com/office/word/2020/wordml/sdtdatahash" xmlns:w16se="http://schemas.microsoft.com/office/word/2015/wordml/symex" xmlns:wpg="http://schemas.microsoft.com/office/word/2010/wordprocessingGroup" xmlns:wpi="http://schemas.microsoft.com/office/word/2010/wordprocessingInk" xmlns:wne="http://schemas.microsoft.com/office/word/2006/wordml" xmlns:wps="http://schemas.microsoft.com/office/word/2010/wordprocessingShape"/>
+</file>
+
+<file path=word/endnotes.xml><?xml version="1.0" encoding="utf-8"?>
+<w:endnotes xmlns:wpc="http://schemas.microsoft.com/office/word/2010/wordprocessingCanvas" xmlns:mc="http://schemas.openxmlformats.org/markup-compatibility/2006" xmlns:o="urn:schemas-microsoft-com:office:office" xmlns:r="http://schemas.openxmlformats.org/officeDocument/2006/relationships" xmlns:m="http://schemas.openxmlformats.org/officeDocument/2006/math" xmlns:v="urn:schemas-microsoft-com:vml" xmlns:wp14="http://schemas.microsoft.com/office/word/2010/wordprocessingDrawing" xmlns:wp="http://schemas.openxmlformats.org/drawingml/2006/wordprocessingDrawing" xmlns:w10="urn:schemas-microsoft-com:office:word" xmlns:w="http://schemas.openxmlformats.org/wordprocessingml/2006/main" xmlns:w14="http://schemas.microsoft.com/office/word/2010/wordml" xmlns:w15="http://schemas.microsoft.com/office/word/2012/wordml" xmlns:wpg="http://schemas.microsoft.com/office/word/2010/wordprocessingGroup" xmlns:wpi="http://schemas.microsoft.com/office/word/2010/wordprocessingInk" xmlns:wne="http://schemas.microsoft.com/office/word/2006/wordml" xmlns:wps="http://schemas.microsoft.com/office/word/2010/wordprocessingShape" mc:Ignorable="w14 w15 wp14">
+  <w:endnote w:type="separator" w:id="-1">
+    <w:p>
+      <w:pPr>
+        <w:spacing w:after="0" w:line="240" w:lineRule="auto"/>
+      </w:pPr>
+      <w:r>
+        <w:rPr>
+          <w:rStyle w:val="EndnoteReference"/>
+        </w:rPr>
+        <w:endnoteRef/>
+      </w:r>
+      <w:r>
+        <w:separator/>
+      </w:r>
+    </w:p>
+  </w:endnote>
+  <w:endnote w:type="continuationSeparator" w:id="0">
+    <w:p>
+      <w:pPr>
+        <w:spacing w:after="0" w:line="240" w:lineRule="auto"/>
+      </w:pPr>
+      <w:r>
+        <w:rPr>
+          <w:rStyle w:val="EndnoteReference"/>
+        </w:rPr>
+        <w:endnoteRef/>
+      </w:r>
+      <w:r>
+        <w:continuationSeparator/>
+      </w:r>
+    </w:p>
+  </w:endnote>
+</w:endnotes>
 </file>
 
 <file path=word/footer1.xml><?xml version="1.0" encoding="utf-8"?>
@@ -7975,6 +9989,12 @@
   </w:num>
   <w:num w:numId="2">
     <w:abstractNumId w:val="3"/>
+    <w:lvlOverride w:ilvl="0">
+      <w:startOverride w:val="1"/>
+    </w:lvlOverride>
+  </w:num>
+  <w:num w:numId="3">
+    <w:abstractNumId w:val="2"/>
     <w:lvlOverride w:ilvl="0">
       <w:startOverride w:val="1"/>
     </w:lvlOverride>
@@ -8128,13 +10148,50 @@
       <w:szCs w:val="20"/>
     </w:rPr>
   </w:style>
+  <w:style w:type="character" w:styleId="EndnoteReference">
+    <w:name w:val="endnote reference"/>
+    <w:basedOn w:val="DefaultParagraphFont"/>
+    <w:uiPriority w:val="99"/>
+    <w:semiHidden/>
+    <w:unhideWhenUsed/>
+    <w:rPr>
+      <w:vertAlign w:val="superscript"/>
+    </w:rPr>
+  </w:style>
+  <w:style w:type="paragraph" w:styleId="EndnoteText">
+    <w:name w:val="endnote text"/>
+    <w:basedOn w:val="Normal"/>
+    <w:link w:val="EndnoteTextChar"/>
+    <w:uiPriority w:val="99"/>
+    <w:semiHidden/>
+    <w:unhideWhenUsed/>
+    <w:pPr>
+      <w:spacing w:after="0" w:line="240" w:lineRule="auto"/>
+    </w:pPr>
+    <w:rPr>
+      <w:sz w:val="20"/>
+      <w:szCs w:val="20"/>
+    </w:rPr>
+  </w:style>
+  <w:style w:type="character" w:styleId="EndnoteTextChar">
+    <w:name w:val="Endnote Text Char"/>
+    <w:basedOn w:val="DefaultParagraphFont"/>
+    <w:link w:val="EndnoteText"/>
+    <w:uiPriority w:val="99"/>
+    <w:semiHidden/>
+    <w:unhideWhenUsed/>
+    <w:rPr>
+      <w:sz w:val="20"/>
+      <w:szCs w:val="20"/>
+    </w:rPr>
+  </w:style>
   <w:style w:type="paragraph" w:styleId="Heading1">
     <w:name w:val="Heading 1"/>
     <w:basedOn w:val="Normal"/>
     <w:next w:val="Normal"/>
     <w:qFormat/>
     <w:pPr>
-      <w:spacing w:before="360" w:after="120"/>
+      <w:spacing w:after="120" w:before="360"/>
       <w:outlineLvl w:val="0"/>
     </w:pPr>
     <w:rPr>
@@ -8152,7 +10209,7 @@
     <w:next w:val="Normal"/>
     <w:qFormat/>
     <w:pPr>
-      <w:spacing w:before="240" w:after="120"/>
+      <w:spacing w:after="120" w:before="240"/>
       <w:outlineLvl w:val="1"/>
     </w:pPr>
     <w:rPr>
@@ -8170,7 +10227,7 @@
     <w:next w:val="Normal"/>
     <w:qFormat/>
     <w:pPr>
-      <w:spacing w:before="200" w:after="100"/>
+      <w:spacing w:after="100" w:before="200"/>
       <w:outlineLvl w:val="2"/>
     </w:pPr>
     <w:rPr>

--- a/PRDs/MN/MN-INTAKE.docx
+++ b/PRDs/MN/MN-INTAKE.docx
@@ -248,21 +248,8 @@
             </w:tcBorders>
           </w:tcPr>
           <w:p>
-            <w:pPr>
-              <w:pStyle w:val="Normal"/>
-              <w:rPr/>
-            </w:pPr>
-            <w:r>
-              <w:rPr>
-                <w:rFonts w:eastAsia="Arial" w:cs="Arial"/>
-                <w:b w:val="false"/>
-                <w:bCs w:val="false"/>
-                <w:i w:val="false"/>
-                <w:iCs w:val="false"/>
-                <w:sz w:val="20"/>
-                <w:szCs w:val="20"/>
-              </w:rPr>
-              <w:t>2.2</w:t>
+            <w:r>
+              <w:t>2.3</w:t>
             </w:r>
           </w:p>
         </w:tc>
@@ -372,21 +359,8 @@
             </w:tcBorders>
           </w:tcPr>
           <w:p>
-            <w:pPr>
-              <w:pStyle w:val="Normal"/>
-              <w:rPr/>
-            </w:pPr>
-            <w:r>
-              <w:rPr>
-                <w:rFonts w:eastAsia="Arial" w:cs="Arial"/>
-                <w:b w:val="false"/>
-                <w:bCs w:val="false"/>
-                <w:i w:val="false"/>
-                <w:iCs w:val="false"/>
-                <w:sz w:val="20"/>
-                <w:szCs w:val="20"/>
-              </w:rPr>
-              <w:t>04-05-26 18:00</w:t>
+            <w:r>
+              <w:t>04-08-26 18:21</w:t>
             </w:r>
           </w:p>
         </w:tc>
@@ -2020,6 +1994,178 @@
           </w:p>
         </w:tc>
       </w:tr>
+      <w:tr>
+        <w:trPr/>
+        <w:tc>
+          <w:tcPr>
+            <w:tcW w:w="2000" w:type="dxa"/>
+            <w:tcBorders>
+              <w:top w:val="single" w:sz="2" w:space="0" w:color="AAAAAA"/>
+              <w:left w:val="single" w:sz="2" w:space="0" w:color="AAAAAA"/>
+              <w:bottom w:val="single" w:sz="2" w:space="0" w:color="AAAAAA"/>
+              <w:right w:val="single" w:sz="2" w:space="0" w:color="AAAAAA"/>
+            </w:tcBorders>
+          </w:tcPr>
+          <w:p>
+            <w:pPr>
+              <w:pStyle w:val="Normal"/>
+              <w:rPr/>
+            </w:pPr>
+            <w:r>
+              <w:t xml:space="preserve">MN-INTAKE-REQ-010</w:t>
+            </w:r>
+          </w:p>
+        </w:tc>
+        <w:tc>
+          <w:tcPr>
+            <w:tcW w:w="7359" w:type="dxa"/>
+            <w:tcBorders>
+              <w:top w:val="single" w:sz="2" w:space="0" w:color="AAAAAA"/>
+              <w:left w:val="single" w:sz="2" w:space="0" w:color="AAAAAA"/>
+              <w:bottom w:val="single" w:sz="2" w:space="0" w:color="AAAAAA"/>
+              <w:right w:val="single" w:sz="2" w:space="0" w:color="AAAAAA"/>
+            </w:tcBorders>
+          </w:tcPr>
+          <w:p>
+            <w:pPr>
+              <w:pStyle w:val="Normal"/>
+              <w:rPr/>
+            </w:pPr>
+            <w:r>
+              <w:t xml:space="preserve">When a client mentoring application is submitted, the system must check whether the submitting individual already exists as a Contact in the CRM (matched by email address) before creating a new Contact record. If a matching Contact exists — typically because the individual was created earlier as a prospect via a CR-MARKETING pathway — the system must update the existing Contact rather than create a duplicate. Email match is the only automatic deduplication criterion; if a prospect Contact exists with the same name but a different email address, manual deduplication by the Client Administrator is required as a fallback. Source: CR-MARKETING Sub-Domain Overview v1.0.</w:t>
+            </w:r>
+          </w:p>
+        </w:tc>
+      </w:tr>
+      <w:tr>
+        <w:trPr/>
+        <w:tc>
+          <w:tcPr>
+            <w:tcW w:w="2000" w:type="dxa"/>
+            <w:tcBorders>
+              <w:top w:val="single" w:sz="2" w:space="0" w:color="AAAAAA"/>
+              <w:left w:val="single" w:sz="2" w:space="0" w:color="AAAAAA"/>
+              <w:bottom w:val="single" w:sz="2" w:space="0" w:color="AAAAAA"/>
+              <w:right w:val="single" w:sz="2" w:space="0" w:color="AAAAAA"/>
+            </w:tcBorders>
+          </w:tcPr>
+          <w:p>
+            <w:pPr>
+              <w:pStyle w:val="Normal"/>
+              <w:rPr/>
+            </w:pPr>
+            <w:r>
+              <w:t xml:space="preserve">MN-INTAKE-REQ-011</w:t>
+            </w:r>
+          </w:p>
+        </w:tc>
+        <w:tc>
+          <w:tcPr>
+            <w:tcW w:w="7359" w:type="dxa"/>
+            <w:tcBorders>
+              <w:top w:val="single" w:sz="2" w:space="0" w:color="AAAAAA"/>
+              <w:left w:val="single" w:sz="2" w:space="0" w:color="AAAAAA"/>
+              <w:bottom w:val="single" w:sz="2" w:space="0" w:color="AAAAAA"/>
+              <w:right w:val="single" w:sz="2" w:space="0" w:color="AAAAAA"/>
+            </w:tcBorders>
+          </w:tcPr>
+          <w:p>
+            <w:pPr>
+              <w:pStyle w:val="Normal"/>
+              <w:rPr/>
+            </w:pPr>
+            <w:r>
+              <w:t xml:space="preserve">When the application is processed and an Account is associated with the application — either by linking to an existing Account or by creating a new Account using the existing pre-startup naming logic from MN-INTAKE-REQ-008 — the system must set Account.clientStatus to Applicant. If the Account already existed at clientStatus = Prospect (because it was created earlier via a CR-MARKETING pathway with company information provided), the value transitions to Applicant. If a new Account is created at this step, clientStatus = Applicant is set at creation. Source: CR-MARKETING Sub-Domain Overview v1.0.</w:t>
+            </w:r>
+          </w:p>
+        </w:tc>
+      </w:tr>
+      <w:tr>
+        <w:trPr/>
+        <w:tc>
+          <w:tcPr>
+            <w:tcW w:w="2000" w:type="dxa"/>
+            <w:tcBorders>
+              <w:top w:val="single" w:sz="2" w:space="0" w:color="AAAAAA"/>
+              <w:left w:val="single" w:sz="2" w:space="0" w:color="AAAAAA"/>
+              <w:bottom w:val="single" w:sz="2" w:space="0" w:color="AAAAAA"/>
+              <w:right w:val="single" w:sz="2" w:space="0" w:color="AAAAAA"/>
+            </w:tcBorders>
+          </w:tcPr>
+          <w:p>
+            <w:pPr>
+              <w:pStyle w:val="Normal"/>
+              <w:rPr/>
+            </w:pPr>
+            <w:r>
+              <w:t xml:space="preserve">MN-INTAKE-REQ-012</w:t>
+            </w:r>
+          </w:p>
+        </w:tc>
+        <w:tc>
+          <w:tcPr>
+            <w:tcW w:w="7359" w:type="dxa"/>
+            <w:tcBorders>
+              <w:top w:val="single" w:sz="2" w:space="0" w:color="AAAAAA"/>
+              <w:left w:val="single" w:sz="2" w:space="0" w:color="AAAAAA"/>
+              <w:bottom w:val="single" w:sz="2" w:space="0" w:color="AAAAAA"/>
+              <w:right w:val="single" w:sz="2" w:space="0" w:color="AAAAAA"/>
+            </w:tcBorders>
+          </w:tcPr>
+          <w:p>
+            <w:pPr>
+              <w:pStyle w:val="Normal"/>
+              <w:rPr/>
+            </w:pPr>
+            <w:r>
+              <w:t xml:space="preserve">When the application is processed, the system must transition the applicant Contact's prospectStatus to Converted (the terminal state of the marketing-funnel lifecycle). Other prospect Contacts at the same Account are NOT automatically converted — each individual person retains their own marketing-funnel state independently. Only the Contact who actually submitted the application is converted. Source: CR-MARKETING Sub-Domain Overview v1.0.</w:t>
+            </w:r>
+          </w:p>
+        </w:tc>
+      </w:tr>
+      <w:tr>
+        <w:trPr/>
+        <w:tc>
+          <w:tcPr>
+            <w:tcW w:w="2000" w:type="dxa"/>
+            <w:tcBorders>
+              <w:top w:val="single" w:sz="2" w:space="0" w:color="AAAAAA"/>
+              <w:left w:val="single" w:sz="2" w:space="0" w:color="AAAAAA"/>
+              <w:bottom w:val="single" w:sz="2" w:space="0" w:color="AAAAAA"/>
+              <w:right w:val="single" w:sz="2" w:space="0" w:color="AAAAAA"/>
+            </w:tcBorders>
+          </w:tcPr>
+          <w:p>
+            <w:pPr>
+              <w:pStyle w:val="Normal"/>
+              <w:rPr/>
+            </w:pPr>
+            <w:r>
+              <w:t xml:space="preserve">MN-INTAKE-REQ-013</w:t>
+            </w:r>
+          </w:p>
+        </w:tc>
+        <w:tc>
+          <w:tcPr>
+            <w:tcW w:w="7359" w:type="dxa"/>
+            <w:tcBorders>
+              <w:top w:val="single" w:sz="2" w:space="0" w:color="AAAAAA"/>
+              <w:left w:val="single" w:sz="2" w:space="0" w:color="AAAAAA"/>
+              <w:bottom w:val="single" w:sz="2" w:space="0" w:color="AAAAAA"/>
+              <w:right w:val="single" w:sz="2" w:space="0" w:color="AAAAAA"/>
+            </w:tcBorders>
+          </w:tcPr>
+          <w:p>
+            <w:pPr>
+              <w:pStyle w:val="Normal"/>
+              <w:rPr/>
+            </w:pPr>
+            <w:r>
+              <w:t xml:space="preserve">When the applicant fills out the application form and selects a value for howDidYouHearAboutCbm, the system must write the self-reported value to the Contact's howDidYouHearAboutCbm field ONLY if the field is currently blank. If the field already contains a value (typically because it was set at Contact creation by a CR-MARKETING pathway with known source attribution), the system must NOT overwrite it. The applicant's self-reported value must always be captured in the supplementary sourceAttributionDetails field regardless, so the self-report is never lost. The Client Administrator may override the structured field at any time during application review; when overriding, the prior value must be preserved in sourceAttributionDetails as an audit-trail entry with timestamp and reviewer name. This implements the layered authority policy from the CR-MARKETING Sub-Domain Overview v1.0 Section 4.7. Source: CR-MARKETING Sub-Domain Overview v1.0.</w:t>
+            </w:r>
+          </w:p>
+        </w:tc>
+      </w:tr>
     </w:tbl>
     <w:p>
       <w:pPr>
@@ -8770,21 +8916,8 @@
             <w:shd w:fill="F2F7FB" w:val="clear"/>
           </w:tcPr>
           <w:p>
-            <w:pPr>
-              <w:pStyle w:val="Normal"/>
-              <w:rPr/>
-            </w:pPr>
-            <w:r>
-              <w:rPr>
-                <w:rFonts w:eastAsia="Arial" w:cs="Arial"/>
-                <w:b w:val="false"/>
-                <w:bCs w:val="false"/>
-                <w:i w:val="false"/>
-                <w:iCs w:val="false"/>
-                <w:sz w:val="20"/>
-                <w:szCs w:val="20"/>
-              </w:rPr>
-              <w:t>Client lifecycle status field on Account (ACT-ISS-001): The Account entity does not yet have a client-specific lifecycle status field analogous to partnerStatus. When this field is defined during CR domain process definition, the Client Intake process must be updated to set its initial value at record creation time.</w:t>
+            <w:r>
+              <w:t>CLOSED (v2.3): Resolved by the Account.clientStatus field added to the Account Entity PRD v1.2 by the CR-MARKETING Sub-Domain Overview v1.0. The new MN-INTAKE-REQ-011 specifies that the Client Intake process sets Account.clientStatus to Applicant at application processing time. The two-field lifecycle model (Contact.prospectStatus on Contact, Account.clientStatus on Account) is documented in the CR-MARKETING Sub-Domain Overview v1.0 Section 4.2.</w:t>
             </w:r>
           </w:p>
         </w:tc>
@@ -8920,6 +9053,29 @@
           <w:szCs w:val="22"/>
         </w:rPr>
         <w:t>Note: The v2.1 update that added MN-INTAKE-REQ-007 (automatic Engagement Contact assignment from the MN-ENGAGE session) remains in effect.</w:t>
+      </w:r>
+    </w:p>
+    <w:p>
+      <w:pPr>
+        <w:pStyle w:val="Normal"/>
+        <w:spacing w:before="0" w:after="40"/>
+        <w:rPr/>
+      </w:pPr>
+      <w:r>
+        <w:rPr>
+          <w:b/>
+        </w:rPr>
+        <w:t xml:space="preserve">Carry-forward update from CR-MARKETING Sub-Domain Overview v1.0</w:t>
+      </w:r>
+    </w:p>
+    <w:p>
+      <w:pPr>
+        <w:pStyle w:val="Normal"/>
+        <w:spacing w:before="0" w:after="40"/>
+        <w:rPr/>
+      </w:pPr>
+      <w:r>
+        <w:t xml:space="preserve">MN-INTAKE v2.3 incorporates the carry-forward updates from the CR-MARKETING Sub-Domain Overview v1.0. Four new system requirements (MN-INTAKE-REQ-010 through MN-INTAKE-REQ-013) specify how the Client Intake process integrates with the prospect contact lifecycle model: deduplicating against existing prospect Contacts at intake (REQ-010), transitioning Account.clientStatus from Prospect to Applicant (REQ-011), transitioning Contact.prospectStatus to Converted (REQ-012), and applying the layered authority policy when writing howDidYouHearAboutCbm (REQ-013). MN-INTAKE-ISS-002 is closed by these changes. The two-field lifecycle model and the layered authority policy are documented in the CR-MARKETING Sub-Domain Overview v1.0 Sections 4.2 and 4.7 respectively.</w:t>
       </w:r>
     </w:p>
     <w:p>

--- a/PRDs/MN/MN-INTAKE.docx
+++ b/PRDs/MN/MN-INTAKE.docx
@@ -249,7 +249,7 @@
           </w:tcPr>
           <w:p>
             <w:r>
-              <w:t>2.3</w:t>
+              <w:t>2.4</w:t>
             </w:r>
           </w:p>
         </w:tc>
@@ -360,7 +360,7 @@
           </w:tcPr>
           <w:p>
             <w:r>
-              <w:t>04-08-26 18:21</w:t>
+              <w:t>04-16-26 01:00</w:t>
             </w:r>
           </w:p>
         </w:tc>
@@ -2075,7 +2075,7 @@
               <w:rPr/>
             </w:pPr>
             <w:r>
-              <w:t xml:space="preserve">When the application is processed and an Account is associated with the application — either by linking to an existing Account or by creating a new Account using the existing pre-startup naming logic from MN-INTAKE-REQ-008 — the system must set Account.clientStatus to Applicant. If the Account already existed at clientStatus = Prospect (because it was created earlier via a CR-MARKETING pathway with company information provided), the value transitions to Applicant. If a new Account is created at this step, clientStatus = Applicant is set at creation. Source: CR-MARKETING Sub-Domain Overview v1.0.</w:t>
+              <w:t>When the application is processed and an Account is associated with the application — either by linking to an existing Account or by creating a new Account using the existing pre-startup naming logic from MN-INTAKE-REQ-008 — the system must set Account.clientStatus to Applicant, and system-populate Account.applicantSince with the current datetime if applicantSince is currently null. The “if currently null” guard ensures the timestamp records the first time the account reached Applicant status, not subsequent re-applications. If the Account already existed at clientStatus = Prospect (because it was created earlier via a CR-MARKETING pathway with company information provided), the value transitions to Applicant. If a new Account is created at this step, clientStatus = Applicant is set at creation and applicantSince is set to the current datetime. Source: CR-MARKETING Sub-Domain Overview v1.0; applicantSince clause added per CR-EVENTS-CONVERT v1.0.</w:t>
             </w:r>
           </w:p>
         </w:tc>
@@ -4247,6 +4247,81 @@
           </w:p>
         </w:tc>
       </w:tr>
+      <w:tr>
+        <w:tc>
+          <w:tcPr>
+            <w:tcW w:type="dxa" w:w="2199"/>
+          </w:tcPr>
+          <w:p>
+            <w:r>
+              <w:t>applicantSince</w:t>
+            </w:r>
+          </w:p>
+        </w:tc>
+        <w:tc>
+          <w:tcPr>
+            <w:tcW w:type="dxa" w:w="1101"/>
+          </w:tcPr>
+          <w:p>
+            <w:r>
+              <w:t>datetime</w:t>
+            </w:r>
+          </w:p>
+        </w:tc>
+        <w:tc>
+          <w:tcPr>
+            <w:tcW w:type="dxa" w:w="799"/>
+          </w:tcPr>
+          <w:p>
+            <w:r>
+              <w:t>No</w:t>
+            </w:r>
+          </w:p>
+        </w:tc>
+        <w:tc>
+          <w:tcPr>
+            <w:tcW w:type="dxa" w:w="2400"/>
+          </w:tcPr>
+          <w:p>
+            <w:r>
+              <w:t>—</w:t>
+            </w:r>
+          </w:p>
+        </w:tc>
+        <w:tc>
+          <w:tcPr>
+            <w:tcW w:type="dxa" w:w="1001"/>
+          </w:tcPr>
+          <w:p>
+            <w:r>
+              <w:t>— (system-populated)</w:t>
+            </w:r>
+          </w:p>
+        </w:tc>
+        <w:tc>
+          <w:tcPr>
+            <w:tcW w:type="dxa" w:w="1859"/>
+          </w:tcPr>
+          <w:p>
+            <w:r>
+              <w:t>MN-INTAKE-DAT-027</w:t>
+            </w:r>
+          </w:p>
+        </w:tc>
+      </w:tr>
+      <w:tr>
+        <w:tc>
+          <w:tcPr>
+            <w:tcW w:type="dxa" w:w="9359"/>
+            <w:gridSpan w:val="6"/>
+          </w:tcPr>
+          <w:p>
+            <w:r>
+              <w:t>Source: System-set. Timestamp recording when this Account’s clientStatus first transitioned to Applicant. Set to the current datetime when Account.clientStatus is set to Applicant, but only if applicantSince is currently null (preserves the first transition timestamp). Added per CR-EVENTS-CONVERT v1.0.</w:t>
+            </w:r>
+          </w:p>
+        </w:tc>
+      </w:tr>
     </w:tbl>
     <w:p>
       <w:pPr>
@@ -9076,6 +9151,19 @@
       </w:pPr>
       <w:r>
         <w:t xml:space="preserve">MN-INTAKE v2.3 incorporates the carry-forward updates from the CR-MARKETING Sub-Domain Overview v1.0. Four new system requirements (MN-INTAKE-REQ-010 through MN-INTAKE-REQ-013) specify how the Client Intake process integrates with the prospect contact lifecycle model: deduplicating against existing prospect Contacts at intake (REQ-010), transitioning Account.clientStatus from Prospect to Applicant (REQ-011), transitioning Contact.prospectStatus to Converted (REQ-012), and applying the layered authority policy when writing howDidYouHearAboutCbm (REQ-013). MN-INTAKE-ISS-002 is closed by these changes. The two-field lifecycle model and the layered authority policy are documented in the CR-MARKETING Sub-Domain Overview v1.0 Sections 4.2 and 4.7 respectively.</w:t>
+      </w:r>
+    </w:p>
+    <w:p>
+      <w:r>
+        <w:rPr>
+          <w:b/>
+        </w:rPr>
+        <w:t>Carry-forward update from CR-EVENTS-CONVERT v1.0</w:t>
+      </w:r>
+    </w:p>
+    <w:p>
+      <w:r>
+        <w:t>MN-INTAKE v2.4 extends MN-INTAKE-REQ-011 to include system-population of Account.applicantSince with the current datetime when the intake process transitions clientStatus to Applicant. The applicantSince field is added to the Client Organization data table as MN-INTAKE-DAT-027. The “if currently null” guard ensures the timestamp records the first time the account reached Applicant status.</w:t>
       </w:r>
     </w:p>
     <w:p>

--- a/PRDs/MN/MN-INTAKE.docx
+++ b/PRDs/MN/MN-INTAKE.docx
@@ -249,7 +249,7 @@
           </w:tcPr>
           <w:p>
             <w:r>
-              <w:t>2.4</w:t>
+              <w:t>2.5</w:t>
             </w:r>
           </w:p>
         </w:tc>
@@ -360,7 +360,7 @@
           </w:tcPr>
           <w:p>
             <w:r>
-              <w:t>04-16-26 01:00</w:t>
+              <w:t>05-05-26 05:24</w:t>
             </w:r>
           </w:p>
         </w:tc>
@@ -2075,7 +2075,7 @@
               <w:rPr/>
             </w:pPr>
             <w:r>
-              <w:t>When the application is processed and an Account is associated with the application — either by linking to an existing Account or by creating a new Account using the existing pre-startup naming logic from MN-INTAKE-REQ-008 — the system must set Account.clientStatus to Applicant, and system-populate Account.applicantSince with the current datetime if applicantSince is currently null. The “if currently null” guard ensures the timestamp records the first time the account reached Applicant status, not subsequent re-applications. If the Account already existed at clientStatus = Prospect (because it was created earlier via a CR-MARKETING pathway with company information provided), the value transitions to Applicant. If a new Account is created at this step, clientStatus = Applicant is set at creation and applicantSince is set to the current datetime. Source: CR-MARKETING Sub-Domain Overview v1.0; applicantSince clause added per CR-EVENTS-CONVERT v1.0.</w:t>
+              <w:t>When the application is processed and an Account is associated with the application — either by linking to an existing Account or by creating a new Account using the existing pre-startup naming logic from MN-INTAKE-REQ-008 — the system must set Account.clientStatus to Applicant, and system-populate Account.applicantSinceTimestamp with the current datetime if applicantSinceTimestamp is currently null. The “if currently null” guard ensures the timestamp records the first time the account reached Applicant status, not subsequent re-applications. If the Account already existed at clientStatus = Prospect (because it was created earlier via a CR-MARKETING pathway with company information provided), the value transitions to Applicant. If a new Account is created at this step, clientStatus = Applicant is set at creation and applicantSinceTimestamp is set to the current datetime. Source: CR-MARKETING Sub-Domain Overview v1.0; applicantSinceTimestamp clause added per CR-EVENTS-CONVERT v1.0.</w:t>
             </w:r>
           </w:p>
         </w:tc>
@@ -4254,7 +4254,7 @@
           </w:tcPr>
           <w:p>
             <w:r>
-              <w:t>applicantSince</w:t>
+              <w:t>applicantSinceTimestamp</w:t>
             </w:r>
           </w:p>
         </w:tc>
@@ -4317,7 +4317,7 @@
           </w:tcPr>
           <w:p>
             <w:r>
-              <w:t>Source: System-set. Timestamp recording when this Account’s clientStatus first transitioned to Applicant. Set to the current datetime when Account.clientStatus is set to Applicant, but only if applicantSince is currently null (preserves the first transition timestamp). Added per CR-EVENTS-CONVERT v1.0.</w:t>
+              <w:t>Source: System-set. Timestamp recording when this Account’s clientStatus first transitioned to Applicant. Set to the current datetime when Account.clientStatus is set to Applicant, but only if applicantSinceTimestamp is currently null (preserves the first transition timestamp). Added per CR-EVENTS-CONVERT v1.0.</w:t>
             </w:r>
           </w:p>
         </w:tc>
@@ -9163,7 +9163,20 @@
     </w:p>
     <w:p>
       <w:r>
-        <w:t>MN-INTAKE v2.4 extends MN-INTAKE-REQ-011 to include system-population of Account.applicantSince with the current datetime when the intake process transitions clientStatus to Applicant. The applicantSince field is added to the Client Organization data table as MN-INTAKE-DAT-027. The “if currently null” guard ensures the timestamp records the first time the account reached Applicant status.</w:t>
+        <w:t>MN-INTAKE v2.4 extends MN-INTAKE-REQ-011 to include system-population of Account.applicantSinceTimestamp with the current datetime when the intake process transitions clientStatus to Applicant. The applicantSinceTimestamp field is added to the Client Organization data table as MN-INTAKE-DAT-027. The “if currently null” guard ensures the timestamp records the first time the account reached Applicant status.</w:t>
+      </w:r>
+    </w:p>
+    <w:p>
+      <w:r>
+        <w:rPr>
+          <w:b/>
+        </w:rPr>
+        <w:t>Documentation correction from MN PRD vs YAML verification pass (05-05-26)</w:t>
+      </w:r>
+    </w:p>
+    <w:p>
+      <w:r>
+        <w:t>v2.5: Field name correction. Every reference to applicantSince in this document has been renamed to applicantSinceTimestamp to align with the canonical field name in the Account Entity PRD v1.8 and the deployed CR-Account.yaml. No requirement or behavior changes. Surfaced by the MN PRD vs YAML verification pass on 05-05-26.</w:t>
       </w:r>
     </w:p>
     <w:p>

--- a/PRDs/MN/MN-INTAKE.docx
+++ b/PRDs/MN/MN-INTAKE.docx
@@ -249,7 +249,7 @@
           </w:tcPr>
           <w:p>
             <w:r>
-              <w:t>2.5</w:t>
+              <w:t>2.6</w:t>
             </w:r>
           </w:p>
         </w:tc>
@@ -360,7 +360,7 @@
           </w:tcPr>
           <w:p>
             <w:r>
-              <w:t>05-05-26 05:24</w:t>
+              <w:t>05-05-26 20:05</w:t>
             </w:r>
           </w:p>
         </w:tc>
@@ -916,7 +916,7 @@
           <w:sz w:val="22"/>
           <w:szCs w:val="22"/>
         </w:rPr>
-        <w:t>An Engagement record linked to both the Client Organization and the Client Contact, with Status set to Submitted. The system generates the Engagement Name using the formula “{Business Name or Client Contact Full Name}-Unassigned-{Year}”. The submitting contact is automatically assigned as the Primary Engagement Contact and as an Engagement Contact. If the client selected a preferred mentor, the Requested Mentor field is populated from the form.</w:t>
+        <w:t>An Engagement record linked to both the Client Organization and the Client Contact, with Status set to Submitted. The system generates the Engagement Name using the formula “{Business Name or Client Contact Full Name}-Unassigned-{Year}”. The submitting contact is automatically assigned as the Primary Engagement Contact and as an Engagement Contact (the Engagement Contacts field is canonically defined in MN-MATCH-DAT-021). If the client selected a preferred mentor, the Requested Mentor field is populated from the form.</w:t>
       </w:r>
     </w:p>
     <w:p>
@@ -1865,7 +1865,7 @@
                 <w:sz w:val="20"/>
                 <w:szCs w:val="20"/>
               </w:rPr>
-              <w:t>The system must automatically assign the submitting contact as the Primary Engagement Contact and as an Engagement Contact on the new Engagement record when it is created.</w:t>
+              <w:t>The system must automatically assign the submitting contact as the Primary Engagement Contact (MN-INTAKE-DAT-024) and as an Engagement Contact (canonical field definition: MN-MATCH-DAT-021) on the new Engagement record when it is created.</w:t>
             </w:r>
           </w:p>
         </w:tc>
@@ -2243,6 +2243,1647 @@
         <w:t>The following records and fields are created when the intake form is submitted. Each field description indicates its source: populated from the intake form, set automatically by the system, or system-generated from a formula. Phase 2 fields collected later by the mentor are defined in the Engagement Management process (MN-ENGAGE).</w:t>
       </w:r>
     </w:p>
+    <w:p>
+      <w:pPr>
+        <w:pStyle w:val="Heading2"/>
+        <w:spacing w:before="240" w:after="120"/>
+        <w:rPr/>
+      </w:pPr>
+      <w:r>
+        <w:rPr>
+          <w:rFonts w:eastAsia="Arial" w:cs="Arial" w:ascii="Arial" w:hAnsi="Arial"/>
+          <w:b/>
+          <w:bCs/>
+          <w:i w:val="false"/>
+          <w:iCs w:val="false"/>
+          <w:sz w:val="28"/>
+          <w:szCs w:val="28"/>
+        </w:rPr>
+        <w:t>Entity Relationships Established</w:t>
+      </w:r>
+    </w:p>
+    <w:p>
+      <w:pPr>
+        <w:pStyle w:val="Normal"/>
+        <w:spacing w:before="0" w:after="120"/>
+        <w:rPr/>
+      </w:pPr>
+      <w:r>
+        <w:rPr>
+          <w:rFonts w:eastAsia="Arial" w:cs="Arial"/>
+          <w:b w:val="false"/>
+          <w:bCs w:val="false"/>
+          <w:i w:val="false"/>
+          <w:iCs w:val="false"/>
+          <w:sz w:val="22"/>
+          <w:szCs w:val="22"/>
+        </w:rPr>
+        <w:t>The Client Intake process establishes the following structural relationships among the Client Organization, Client Contact, and Engagement records. Relationships whose canonical field definition lives in another process document or entity Product Requirements Document are noted in the PRD Reference column. The Established At column points to the workflow step or system requirement that creates the link.</w:t>
+      </w:r>
+    </w:p>
+    <w:tbl>
+      <w:tblPr>
+        <w:tblW w:w="9360" w:type="dxa"/>
+        <w:jc w:val="left"/>
+        <w:tblInd w:w="0" w:type="dxa"/>
+        <w:tblLayout w:type="fixed"/>
+        <w:tblCellMar>
+          <w:top w:w="60" w:type="dxa"/>
+          <w:left w:w="100" w:type="dxa"/>
+          <w:bottom w:w="60" w:type="dxa"/>
+          <w:right w:w="100" w:type="dxa"/>
+        </w:tblCellMar>
+      </w:tblPr>
+      <w:tblGrid>
+        <w:gridCol w:w="2200"/>
+        <w:gridCol w:w="1900"/>
+        <w:gridCol w:w="1500"/>
+        <w:gridCol w:w="2400"/>
+        <w:gridCol w:w="1360"/>
+      </w:tblGrid>
+      <w:tr>
+        <w:trPr/>
+        <w:tc>
+          <w:tcPr>
+            <w:tcW w:w="2200" w:type="dxa"/>
+            <w:tcBorders>
+              <w:top w:val="single" w:sz="2" w:space="0" w:color="AAAAAA"/>
+              <w:left w:val="single" w:sz="2" w:space="0" w:color="AAAAAA"/>
+              <w:bottom w:val="single" w:sz="2" w:space="0" w:color="AAAAAA"/>
+              <w:right w:val="single" w:sz="2" w:space="0" w:color="AAAAAA"/>
+            </w:tcBorders>
+            <w:shd w:fill="1F3864" w:val="clear"/>
+          </w:tcPr>
+          <w:p>
+            <w:pPr>
+              <w:pStyle w:val="Normal"/>
+              <w:rPr/>
+            </w:pPr>
+            <w:r>
+              <w:rPr>
+                <w:rFonts w:eastAsia="Arial" w:cs="Arial"/>
+                <w:b/>
+                <w:bCs/>
+                <w:i w:val="false"/>
+                <w:iCs w:val="false"/>
+                <w:color w:val="FFFFFF"/>
+                <w:sz w:val="20"/>
+                <w:szCs w:val="20"/>
+              </w:rPr>
+              <w:t>Relationship</w:t>
+            </w:r>
+          </w:p>
+        </w:tc>
+        <w:tc>
+          <w:tcPr>
+            <w:tcW w:w="1900" w:type="dxa"/>
+            <w:tcBorders>
+              <w:top w:val="single" w:sz="2" w:space="0" w:color="AAAAAA"/>
+              <w:left w:val="single" w:sz="2" w:space="0" w:color="AAAAAA"/>
+              <w:bottom w:val="single" w:sz="2" w:space="0" w:color="AAAAAA"/>
+              <w:right w:val="single" w:sz="2" w:space="0" w:color="AAAAAA"/>
+            </w:tcBorders>
+            <w:shd w:fill="1F3864" w:val="clear"/>
+          </w:tcPr>
+          <w:p>
+            <w:pPr>
+              <w:pStyle w:val="Normal"/>
+              <w:rPr/>
+            </w:pPr>
+            <w:r>
+              <w:rPr>
+                <w:rFonts w:eastAsia="Arial" w:cs="Arial"/>
+                <w:b/>
+                <w:bCs/>
+                <w:i w:val="false"/>
+                <w:iCs w:val="false"/>
+                <w:color w:val="FFFFFF"/>
+                <w:sz w:val="20"/>
+                <w:szCs w:val="20"/>
+              </w:rPr>
+              <w:t>Related Entities</w:t>
+            </w:r>
+          </w:p>
+        </w:tc>
+        <w:tc>
+          <w:tcPr>
+            <w:tcW w:w="1500" w:type="dxa"/>
+            <w:tcBorders>
+              <w:top w:val="single" w:sz="2" w:space="0" w:color="AAAAAA"/>
+              <w:left w:val="single" w:sz="2" w:space="0" w:color="AAAAAA"/>
+              <w:bottom w:val="single" w:sz="2" w:space="0" w:color="AAAAAA"/>
+              <w:right w:val="single" w:sz="2" w:space="0" w:color="AAAAAA"/>
+            </w:tcBorders>
+            <w:shd w:fill="1F3864" w:val="clear"/>
+          </w:tcPr>
+          <w:p>
+            <w:pPr>
+              <w:pStyle w:val="Normal"/>
+              <w:rPr/>
+            </w:pPr>
+            <w:r>
+              <w:rPr>
+                <w:rFonts w:eastAsia="Arial" w:cs="Arial"/>
+                <w:b/>
+                <w:bCs/>
+                <w:i w:val="false"/>
+                <w:iCs w:val="false"/>
+                <w:color w:val="FFFFFF"/>
+                <w:sz w:val="20"/>
+                <w:szCs w:val="20"/>
+              </w:rPr>
+              <w:t>Link Type</w:t>
+            </w:r>
+          </w:p>
+        </w:tc>
+        <w:tc>
+          <w:tcPr>
+            <w:tcW w:w="2400" w:type="dxa"/>
+            <w:tcBorders>
+              <w:top w:val="single" w:sz="2" w:space="0" w:color="AAAAAA"/>
+              <w:left w:val="single" w:sz="2" w:space="0" w:color="AAAAAA"/>
+              <w:bottom w:val="single" w:sz="2" w:space="0" w:color="AAAAAA"/>
+              <w:right w:val="single" w:sz="2" w:space="0" w:color="AAAAAA"/>
+            </w:tcBorders>
+            <w:shd w:fill="1F3864" w:val="clear"/>
+          </w:tcPr>
+          <w:p>
+            <w:pPr>
+              <w:pStyle w:val="Normal"/>
+              <w:rPr/>
+            </w:pPr>
+            <w:r>
+              <w:rPr>
+                <w:rFonts w:eastAsia="Arial" w:cs="Arial"/>
+                <w:b/>
+                <w:bCs/>
+                <w:i w:val="false"/>
+                <w:iCs w:val="false"/>
+                <w:color w:val="FFFFFF"/>
+                <w:sz w:val="20"/>
+                <w:szCs w:val="20"/>
+              </w:rPr>
+              <w:t>PRD Reference</w:t>
+            </w:r>
+          </w:p>
+        </w:tc>
+        <w:tc>
+          <w:tcPr>
+            <w:tcW w:w="1360" w:type="dxa"/>
+            <w:tcBorders>
+              <w:top w:val="single" w:sz="2" w:space="0" w:color="AAAAAA"/>
+              <w:left w:val="single" w:sz="2" w:space="0" w:color="AAAAAA"/>
+              <w:bottom w:val="single" w:sz="2" w:space="0" w:color="AAAAAA"/>
+              <w:right w:val="single" w:sz="2" w:space="0" w:color="AAAAAA"/>
+            </w:tcBorders>
+            <w:shd w:fill="1F3864" w:val="clear"/>
+          </w:tcPr>
+          <w:p>
+            <w:pPr>
+              <w:pStyle w:val="Normal"/>
+              <w:rPr/>
+            </w:pPr>
+            <w:r>
+              <w:rPr>
+                <w:rFonts w:eastAsia="Arial" w:cs="Arial"/>
+                <w:b/>
+                <w:bCs/>
+                <w:i w:val="false"/>
+                <w:iCs w:val="false"/>
+                <w:color w:val="FFFFFF"/>
+                <w:sz w:val="20"/>
+                <w:szCs w:val="20"/>
+              </w:rPr>
+              <w:t>Established At</w:t>
+            </w:r>
+          </w:p>
+        </w:tc>
+      </w:tr>
+      <w:tr>
+        <w:trPr/>
+        <w:tc>
+          <w:tcPr>
+            <w:tcW w:w="2200" w:type="dxa"/>
+            <w:tcBorders>
+              <w:top w:val="single" w:sz="2" w:space="0" w:color="AAAAAA"/>
+              <w:left w:val="single" w:sz="2" w:space="0" w:color="AAAAAA"/>
+              <w:bottom w:val="single" w:sz="2" w:space="0" w:color="AAAAAA"/>
+              <w:right w:val="single" w:sz="2" w:space="0" w:color="AAAAAA"/>
+            </w:tcBorders>
+            <w:shd w:fill="F2F7FB" w:val="clear"/>
+          </w:tcPr>
+          <w:p>
+            <w:pPr>
+              <w:pStyle w:val="Normal"/>
+              <w:rPr/>
+            </w:pPr>
+            <w:r>
+              <w:rPr>
+                <w:rFonts w:eastAsia="Arial" w:cs="Arial"/>
+                <w:b/>
+                <w:bCs/>
+                <w:i w:val="false"/>
+                <w:iCs w:val="false"/>
+                <w:sz w:val="20"/>
+                <w:szCs w:val="20"/>
+              </w:rPr>
+              <w:t>Client Contact ↔ Client Organization</w:t>
+            </w:r>
+          </w:p>
+        </w:tc>
+        <w:tc>
+          <w:tcPr>
+            <w:tcW w:w="1900" w:type="dxa"/>
+            <w:tcBorders>
+              <w:top w:val="single" w:sz="2" w:space="0" w:color="AAAAAA"/>
+              <w:left w:val="single" w:sz="2" w:space="0" w:color="AAAAAA"/>
+              <w:bottom w:val="single" w:sz="2" w:space="0" w:color="AAAAAA"/>
+              <w:right w:val="single" w:sz="2" w:space="0" w:color="AAAAAA"/>
+            </w:tcBorders>
+            <w:shd w:fill="F2F7FB" w:val="clear"/>
+          </w:tcPr>
+          <w:p>
+            <w:pPr>
+              <w:pStyle w:val="Normal"/>
+              <w:rPr/>
+            </w:pPr>
+            <w:r>
+              <w:rPr>
+                <w:rFonts w:eastAsia="Arial" w:cs="Arial"/>
+                <w:b w:val="false"/>
+                <w:bCs w:val="false"/>
+                <w:i w:val="false"/>
+                <w:iCs w:val="false"/>
+                <w:sz w:val="20"/>
+                <w:szCs w:val="20"/>
+              </w:rPr>
+              <w:t>Contact ↔ Account</w:t>
+            </w:r>
+          </w:p>
+        </w:tc>
+        <w:tc>
+          <w:tcPr>
+            <w:tcW w:w="1500" w:type="dxa"/>
+            <w:tcBorders>
+              <w:top w:val="single" w:sz="2" w:space="0" w:color="AAAAAA"/>
+              <w:left w:val="single" w:sz="2" w:space="0" w:color="AAAAAA"/>
+              <w:bottom w:val="single" w:sz="2" w:space="0" w:color="AAAAAA"/>
+              <w:right w:val="single" w:sz="2" w:space="0" w:color="AAAAAA"/>
+            </w:tcBorders>
+            <w:shd w:fill="F2F7FB" w:val="clear"/>
+          </w:tcPr>
+          <w:p>
+            <w:pPr>
+              <w:pStyle w:val="Normal"/>
+              <w:rPr/>
+            </w:pPr>
+            <w:r>
+              <w:rPr>
+                <w:rFonts w:eastAsia="Arial" w:cs="Arial"/>
+                <w:b w:val="false"/>
+                <w:bCs w:val="false"/>
+                <w:i w:val="false"/>
+                <w:iCs w:val="false"/>
+                <w:sz w:val="20"/>
+                <w:szCs w:val="20"/>
+              </w:rPr>
+              <w:t>manyToOne (native Contact-to-Account)</w:t>
+            </w:r>
+          </w:p>
+        </w:tc>
+        <w:tc>
+          <w:tcPr>
+            <w:tcW w:w="2400" w:type="dxa"/>
+            <w:tcBorders>
+              <w:top w:val="single" w:sz="2" w:space="0" w:color="AAAAAA"/>
+              <w:left w:val="single" w:sz="2" w:space="0" w:color="AAAAAA"/>
+              <w:bottom w:val="single" w:sz="2" w:space="0" w:color="AAAAAA"/>
+              <w:right w:val="single" w:sz="2" w:space="0" w:color="AAAAAA"/>
+            </w:tcBorders>
+            <w:shd w:fill="F2F7FB" w:val="clear"/>
+          </w:tcPr>
+          <w:p>
+            <w:pPr>
+              <w:pStyle w:val="Normal"/>
+              <w:rPr/>
+            </w:pPr>
+            <w:r>
+              <w:rPr>
+                <w:rFonts w:eastAsia="Arial" w:cs="Arial"/>
+                <w:b w:val="false"/>
+                <w:bCs w:val="false"/>
+                <w:i w:val="false"/>
+                <w:iCs w:val="false"/>
+                <w:sz w:val="20"/>
+                <w:szCs w:val="20"/>
+              </w:rPr>
+              <w:t>Contact Entity PRD; MN-INTAKE-DAT-019</w:t>
+            </w:r>
+          </w:p>
+        </w:tc>
+        <w:tc>
+          <w:tcPr>
+            <w:tcW w:w="1360" w:type="dxa"/>
+            <w:tcBorders>
+              <w:top w:val="single" w:sz="2" w:space="0" w:color="AAAAAA"/>
+              <w:left w:val="single" w:sz="2" w:space="0" w:color="AAAAAA"/>
+              <w:bottom w:val="single" w:sz="2" w:space="0" w:color="AAAAAA"/>
+              <w:right w:val="single" w:sz="2" w:space="0" w:color="AAAAAA"/>
+            </w:tcBorders>
+            <w:shd w:fill="F2F7FB" w:val="clear"/>
+          </w:tcPr>
+          <w:p>
+            <w:pPr>
+              <w:pStyle w:val="Normal"/>
+              <w:rPr/>
+            </w:pPr>
+            <w:r>
+              <w:rPr>
+                <w:rFonts w:eastAsia="Arial" w:cs="Arial"/>
+                <w:b w:val="false"/>
+                <w:bCs w:val="false"/>
+                <w:i w:val="false"/>
+                <w:iCs w:val="false"/>
+                <w:sz w:val="20"/>
+                <w:szCs w:val="20"/>
+              </w:rPr>
+              <w:t>Workflow Step 2</w:t>
+            </w:r>
+          </w:p>
+        </w:tc>
+      </w:tr>
+      <w:tr>
+        <w:trPr/>
+        <w:tc>
+          <w:tcPr>
+            <w:tcW w:w="2200" w:type="dxa"/>
+            <w:tcBorders>
+              <w:top w:val="single" w:sz="2" w:space="0" w:color="AAAAAA"/>
+              <w:left w:val="single" w:sz="2" w:space="0" w:color="AAAAAA"/>
+              <w:bottom w:val="single" w:sz="2" w:space="0" w:color="AAAAAA"/>
+              <w:right w:val="single" w:sz="2" w:space="0" w:color="AAAAAA"/>
+            </w:tcBorders>
+          </w:tcPr>
+          <w:p>
+            <w:pPr>
+              <w:pStyle w:val="Normal"/>
+              <w:rPr/>
+            </w:pPr>
+            <w:r>
+              <w:rPr>
+                <w:rFonts w:eastAsia="Arial" w:cs="Arial"/>
+                <w:b/>
+                <w:bCs/>
+                <w:i w:val="false"/>
+                <w:iCs w:val="false"/>
+                <w:sz w:val="20"/>
+                <w:szCs w:val="20"/>
+              </w:rPr>
+              <w:t>Client Organization → Engagement</w:t>
+            </w:r>
+          </w:p>
+        </w:tc>
+        <w:tc>
+          <w:tcPr>
+            <w:tcW w:w="1900" w:type="dxa"/>
+            <w:tcBorders>
+              <w:top w:val="single" w:sz="2" w:space="0" w:color="AAAAAA"/>
+              <w:left w:val="single" w:sz="2" w:space="0" w:color="AAAAAA"/>
+              <w:bottom w:val="single" w:sz="2" w:space="0" w:color="AAAAAA"/>
+              <w:right w:val="single" w:sz="2" w:space="0" w:color="AAAAAA"/>
+            </w:tcBorders>
+          </w:tcPr>
+          <w:p>
+            <w:pPr>
+              <w:pStyle w:val="Normal"/>
+              <w:rPr/>
+            </w:pPr>
+            <w:r>
+              <w:rPr>
+                <w:rFonts w:eastAsia="Arial" w:cs="Arial"/>
+                <w:b w:val="false"/>
+                <w:bCs w:val="false"/>
+                <w:i w:val="false"/>
+                <w:iCs w:val="false"/>
+                <w:sz w:val="20"/>
+                <w:szCs w:val="20"/>
+              </w:rPr>
+              <w:t>Account → Engagement</w:t>
+            </w:r>
+          </w:p>
+        </w:tc>
+        <w:tc>
+          <w:tcPr>
+            <w:tcW w:w="1500" w:type="dxa"/>
+            <w:tcBorders>
+              <w:top w:val="single" w:sz="2" w:space="0" w:color="AAAAAA"/>
+              <w:left w:val="single" w:sz="2" w:space="0" w:color="AAAAAA"/>
+              <w:bottom w:val="single" w:sz="2" w:space="0" w:color="AAAAAA"/>
+              <w:right w:val="single" w:sz="2" w:space="0" w:color="AAAAAA"/>
+            </w:tcBorders>
+          </w:tcPr>
+          <w:p>
+            <w:pPr>
+              <w:pStyle w:val="Normal"/>
+              <w:rPr/>
+            </w:pPr>
+            <w:r>
+              <w:rPr>
+                <w:rFonts w:eastAsia="Arial" w:cs="Arial"/>
+                <w:b w:val="false"/>
+                <w:bCs w:val="false"/>
+                <w:i w:val="false"/>
+                <w:iCs w:val="false"/>
+                <w:sz w:val="20"/>
+                <w:szCs w:val="20"/>
+              </w:rPr>
+              <w:t>manyToOne</w:t>
+            </w:r>
+          </w:p>
+        </w:tc>
+        <w:tc>
+          <w:tcPr>
+            <w:tcW w:w="2400" w:type="dxa"/>
+            <w:tcBorders>
+              <w:top w:val="single" w:sz="2" w:space="0" w:color="AAAAAA"/>
+              <w:left w:val="single" w:sz="2" w:space="0" w:color="AAAAAA"/>
+              <w:bottom w:val="single" w:sz="2" w:space="0" w:color="AAAAAA"/>
+              <w:right w:val="single" w:sz="2" w:space="0" w:color="AAAAAA"/>
+            </w:tcBorders>
+          </w:tcPr>
+          <w:p>
+            <w:pPr>
+              <w:pStyle w:val="Normal"/>
+              <w:rPr/>
+            </w:pPr>
+            <w:r>
+              <w:rPr>
+                <w:rFonts w:eastAsia="Arial" w:cs="Arial"/>
+                <w:b w:val="false"/>
+                <w:bCs w:val="false"/>
+                <w:i w:val="false"/>
+                <w:iCs w:val="false"/>
+                <w:sz w:val="20"/>
+                <w:szCs w:val="20"/>
+              </w:rPr>
+              <w:t>Engagement Entity PRD; MN-INTAKE-DAT-025</w:t>
+            </w:r>
+          </w:p>
+        </w:tc>
+        <w:tc>
+          <w:tcPr>
+            <w:tcW w:w="1360" w:type="dxa"/>
+            <w:tcBorders>
+              <w:top w:val="single" w:sz="2" w:space="0" w:color="AAAAAA"/>
+              <w:left w:val="single" w:sz="2" w:space="0" w:color="AAAAAA"/>
+              <w:bottom w:val="single" w:sz="2" w:space="0" w:color="AAAAAA"/>
+              <w:right w:val="single" w:sz="2" w:space="0" w:color="AAAAAA"/>
+            </w:tcBorders>
+          </w:tcPr>
+          <w:p>
+            <w:pPr>
+              <w:pStyle w:val="Normal"/>
+              <w:rPr/>
+            </w:pPr>
+            <w:r>
+              <w:rPr>
+                <w:rFonts w:eastAsia="Arial" w:cs="Arial"/>
+                <w:b w:val="false"/>
+                <w:bCs w:val="false"/>
+                <w:i w:val="false"/>
+                <w:iCs w:val="false"/>
+                <w:sz w:val="20"/>
+                <w:szCs w:val="20"/>
+              </w:rPr>
+              <w:t>Workflow Step 2</w:t>
+            </w:r>
+          </w:p>
+        </w:tc>
+      </w:tr>
+      <w:tr>
+        <w:trPr/>
+        <w:tc>
+          <w:tcPr>
+            <w:tcW w:w="2200" w:type="dxa"/>
+            <w:tcBorders>
+              <w:top w:val="single" w:sz="2" w:space="0" w:color="AAAAAA"/>
+              <w:left w:val="single" w:sz="2" w:space="0" w:color="AAAAAA"/>
+              <w:bottom w:val="single" w:sz="2" w:space="0" w:color="AAAAAA"/>
+              <w:right w:val="single" w:sz="2" w:space="0" w:color="AAAAAA"/>
+            </w:tcBorders>
+            <w:shd w:fill="F2F7FB" w:val="clear"/>
+          </w:tcPr>
+          <w:p>
+            <w:pPr>
+              <w:pStyle w:val="Normal"/>
+              <w:rPr/>
+            </w:pPr>
+            <w:r>
+              <w:rPr>
+                <w:rFonts w:eastAsia="Arial" w:cs="Arial"/>
+                <w:b/>
+                <w:bCs/>
+                <w:i w:val="false"/>
+                <w:iCs w:val="false"/>
+                <w:sz w:val="20"/>
+                <w:szCs w:val="20"/>
+              </w:rPr>
+              <w:t>Primary Engagement Contact → Engagement</w:t>
+            </w:r>
+          </w:p>
+        </w:tc>
+        <w:tc>
+          <w:tcPr>
+            <w:tcW w:w="1900" w:type="dxa"/>
+            <w:tcBorders>
+              <w:top w:val="single" w:sz="2" w:space="0" w:color="AAAAAA"/>
+              <w:left w:val="single" w:sz="2" w:space="0" w:color="AAAAAA"/>
+              <w:bottom w:val="single" w:sz="2" w:space="0" w:color="AAAAAA"/>
+              <w:right w:val="single" w:sz="2" w:space="0" w:color="AAAAAA"/>
+            </w:tcBorders>
+            <w:shd w:fill="F2F7FB" w:val="clear"/>
+          </w:tcPr>
+          <w:p>
+            <w:pPr>
+              <w:pStyle w:val="Normal"/>
+              <w:rPr/>
+            </w:pPr>
+            <w:r>
+              <w:rPr>
+                <w:rFonts w:eastAsia="Arial" w:cs="Arial"/>
+                <w:b w:val="false"/>
+                <w:bCs w:val="false"/>
+                <w:i w:val="false"/>
+                <w:iCs w:val="false"/>
+                <w:sz w:val="20"/>
+                <w:szCs w:val="20"/>
+              </w:rPr>
+              <w:t>Contact → Engagement</w:t>
+            </w:r>
+          </w:p>
+        </w:tc>
+        <w:tc>
+          <w:tcPr>
+            <w:tcW w:w="1500" w:type="dxa"/>
+            <w:tcBorders>
+              <w:top w:val="single" w:sz="2" w:space="0" w:color="AAAAAA"/>
+              <w:left w:val="single" w:sz="2" w:space="0" w:color="AAAAAA"/>
+              <w:bottom w:val="single" w:sz="2" w:space="0" w:color="AAAAAA"/>
+              <w:right w:val="single" w:sz="2" w:space="0" w:color="AAAAAA"/>
+            </w:tcBorders>
+            <w:shd w:fill="F2F7FB" w:val="clear"/>
+          </w:tcPr>
+          <w:p>
+            <w:pPr>
+              <w:pStyle w:val="Normal"/>
+              <w:rPr/>
+            </w:pPr>
+            <w:r>
+              <w:rPr>
+                <w:rFonts w:eastAsia="Arial" w:cs="Arial"/>
+                <w:b w:val="false"/>
+                <w:bCs w:val="false"/>
+                <w:i w:val="false"/>
+                <w:iCs w:val="false"/>
+                <w:sz w:val="20"/>
+                <w:szCs w:val="20"/>
+              </w:rPr>
+              <w:t>manyToOne</w:t>
+            </w:r>
+          </w:p>
+        </w:tc>
+        <w:tc>
+          <w:tcPr>
+            <w:tcW w:w="2400" w:type="dxa"/>
+            <w:tcBorders>
+              <w:top w:val="single" w:sz="2" w:space="0" w:color="AAAAAA"/>
+              <w:left w:val="single" w:sz="2" w:space="0" w:color="AAAAAA"/>
+              <w:bottom w:val="single" w:sz="2" w:space="0" w:color="AAAAAA"/>
+              <w:right w:val="single" w:sz="2" w:space="0" w:color="AAAAAA"/>
+            </w:tcBorders>
+            <w:shd w:fill="F2F7FB" w:val="clear"/>
+          </w:tcPr>
+          <w:p>
+            <w:pPr>
+              <w:pStyle w:val="Normal"/>
+              <w:rPr/>
+            </w:pPr>
+            <w:r>
+              <w:rPr>
+                <w:rFonts w:eastAsia="Arial" w:cs="Arial"/>
+                <w:b w:val="false"/>
+                <w:bCs w:val="false"/>
+                <w:i w:val="false"/>
+                <w:iCs w:val="false"/>
+                <w:sz w:val="20"/>
+                <w:szCs w:val="20"/>
+              </w:rPr>
+              <w:t>MN-INTAKE-DAT-024</w:t>
+            </w:r>
+          </w:p>
+        </w:tc>
+        <w:tc>
+          <w:tcPr>
+            <w:tcW w:w="1360" w:type="dxa"/>
+            <w:tcBorders>
+              <w:top w:val="single" w:sz="2" w:space="0" w:color="AAAAAA"/>
+              <w:left w:val="single" w:sz="2" w:space="0" w:color="AAAAAA"/>
+              <w:bottom w:val="single" w:sz="2" w:space="0" w:color="AAAAAA"/>
+              <w:right w:val="single" w:sz="2" w:space="0" w:color="AAAAAA"/>
+            </w:tcBorders>
+            <w:shd w:fill="F2F7FB" w:val="clear"/>
+          </w:tcPr>
+          <w:p>
+            <w:pPr>
+              <w:pStyle w:val="Normal"/>
+              <w:rPr/>
+            </w:pPr>
+            <w:r>
+              <w:rPr>
+                <w:rFonts w:eastAsia="Arial" w:cs="Arial"/>
+                <w:b w:val="false"/>
+                <w:bCs w:val="false"/>
+                <w:i w:val="false"/>
+                <w:iCs w:val="false"/>
+                <w:sz w:val="20"/>
+                <w:szCs w:val="20"/>
+              </w:rPr>
+              <w:t>Workflow Step 2; MN-INTAKE-REQ-007</w:t>
+            </w:r>
+          </w:p>
+        </w:tc>
+      </w:tr>
+      <w:tr>
+        <w:trPr/>
+        <w:tc>
+          <w:tcPr>
+            <w:tcW w:w="2200" w:type="dxa"/>
+            <w:tcBorders>
+              <w:top w:val="single" w:sz="2" w:space="0" w:color="AAAAAA"/>
+              <w:left w:val="single" w:sz="2" w:space="0" w:color="AAAAAA"/>
+              <w:bottom w:val="single" w:sz="2" w:space="0" w:color="AAAAAA"/>
+              <w:right w:val="single" w:sz="2" w:space="0" w:color="AAAAAA"/>
+            </w:tcBorders>
+          </w:tcPr>
+          <w:p>
+            <w:pPr>
+              <w:pStyle w:val="Normal"/>
+              <w:rPr/>
+            </w:pPr>
+            <w:r>
+              <w:rPr>
+                <w:rFonts w:eastAsia="Arial" w:cs="Arial"/>
+                <w:b/>
+                <w:bCs/>
+                <w:i w:val="false"/>
+                <w:iCs w:val="false"/>
+                <w:sz w:val="20"/>
+                <w:szCs w:val="20"/>
+              </w:rPr>
+              <w:t>Engagement Contacts → Engagement</w:t>
+            </w:r>
+          </w:p>
+        </w:tc>
+        <w:tc>
+          <w:tcPr>
+            <w:tcW w:w="1900" w:type="dxa"/>
+            <w:tcBorders>
+              <w:top w:val="single" w:sz="2" w:space="0" w:color="AAAAAA"/>
+              <w:left w:val="single" w:sz="2" w:space="0" w:color="AAAAAA"/>
+              <w:bottom w:val="single" w:sz="2" w:space="0" w:color="AAAAAA"/>
+              <w:right w:val="single" w:sz="2" w:space="0" w:color="AAAAAA"/>
+            </w:tcBorders>
+          </w:tcPr>
+          <w:p>
+            <w:pPr>
+              <w:pStyle w:val="Normal"/>
+              <w:rPr/>
+            </w:pPr>
+            <w:r>
+              <w:rPr>
+                <w:rFonts w:eastAsia="Arial" w:cs="Arial"/>
+                <w:b w:val="false"/>
+                <w:bCs w:val="false"/>
+                <w:i w:val="false"/>
+                <w:iCs w:val="false"/>
+                <w:sz w:val="20"/>
+                <w:szCs w:val="20"/>
+              </w:rPr>
+              <w:t>Contact ↔ Engagement</w:t>
+            </w:r>
+          </w:p>
+        </w:tc>
+        <w:tc>
+          <w:tcPr>
+            <w:tcW w:w="1500" w:type="dxa"/>
+            <w:tcBorders>
+              <w:top w:val="single" w:sz="2" w:space="0" w:color="AAAAAA"/>
+              <w:left w:val="single" w:sz="2" w:space="0" w:color="AAAAAA"/>
+              <w:bottom w:val="single" w:sz="2" w:space="0" w:color="AAAAAA"/>
+              <w:right w:val="single" w:sz="2" w:space="0" w:color="AAAAAA"/>
+            </w:tcBorders>
+          </w:tcPr>
+          <w:p>
+            <w:pPr>
+              <w:pStyle w:val="Normal"/>
+              <w:rPr/>
+            </w:pPr>
+            <w:r>
+              <w:rPr>
+                <w:rFonts w:eastAsia="Arial" w:cs="Arial"/>
+                <w:b w:val="false"/>
+                <w:bCs w:val="false"/>
+                <w:i w:val="false"/>
+                <w:iCs w:val="false"/>
+                <w:sz w:val="20"/>
+                <w:szCs w:val="20"/>
+              </w:rPr>
+              <w:t>manyToMany</w:t>
+            </w:r>
+          </w:p>
+        </w:tc>
+        <w:tc>
+          <w:tcPr>
+            <w:tcW w:w="2400" w:type="dxa"/>
+            <w:tcBorders>
+              <w:top w:val="single" w:sz="2" w:space="0" w:color="AAAAAA"/>
+              <w:left w:val="single" w:sz="2" w:space="0" w:color="AAAAAA"/>
+              <w:bottom w:val="single" w:sz="2" w:space="0" w:color="AAAAAA"/>
+              <w:right w:val="single" w:sz="2" w:space="0" w:color="AAAAAA"/>
+            </w:tcBorders>
+          </w:tcPr>
+          <w:p>
+            <w:pPr>
+              <w:pStyle w:val="Normal"/>
+              <w:rPr/>
+            </w:pPr>
+            <w:r>
+              <w:rPr>
+                <w:rFonts w:eastAsia="Arial" w:cs="Arial"/>
+                <w:b w:val="false"/>
+                <w:bCs w:val="false"/>
+                <w:i w:val="false"/>
+                <w:iCs w:val="false"/>
+                <w:sz w:val="20"/>
+                <w:szCs w:val="20"/>
+              </w:rPr>
+              <w:t>MN-MATCH-DAT-021</w:t>
+            </w:r>
+          </w:p>
+        </w:tc>
+        <w:tc>
+          <w:tcPr>
+            <w:tcW w:w="1360" w:type="dxa"/>
+            <w:tcBorders>
+              <w:top w:val="single" w:sz="2" w:space="0" w:color="AAAAAA"/>
+              <w:left w:val="single" w:sz="2" w:space="0" w:color="AAAAAA"/>
+              <w:bottom w:val="single" w:sz="2" w:space="0" w:color="AAAAAA"/>
+              <w:right w:val="single" w:sz="2" w:space="0" w:color="AAAAAA"/>
+            </w:tcBorders>
+          </w:tcPr>
+          <w:p>
+            <w:pPr>
+              <w:pStyle w:val="Normal"/>
+              <w:rPr/>
+            </w:pPr>
+            <w:r>
+              <w:rPr>
+                <w:rFonts w:eastAsia="Arial" w:cs="Arial"/>
+                <w:b w:val="false"/>
+                <w:bCs w:val="false"/>
+                <w:i w:val="false"/>
+                <w:iCs w:val="false"/>
+                <w:sz w:val="20"/>
+                <w:szCs w:val="20"/>
+              </w:rPr>
+              <w:t>Workflow Step 2; MN-INTAKE-REQ-007</w:t>
+            </w:r>
+          </w:p>
+        </w:tc>
+      </w:tr>
+      <w:tr>
+        <w:trPr/>
+        <w:tc>
+          <w:tcPr>
+            <w:tcW w:w="2200" w:type="dxa"/>
+            <w:tcBorders>
+              <w:top w:val="single" w:sz="2" w:space="0" w:color="AAAAAA"/>
+              <w:left w:val="single" w:sz="2" w:space="0" w:color="AAAAAA"/>
+              <w:bottom w:val="single" w:sz="2" w:space="0" w:color="AAAAAA"/>
+              <w:right w:val="single" w:sz="2" w:space="0" w:color="AAAAAA"/>
+            </w:tcBorders>
+            <w:shd w:fill="F2F7FB" w:val="clear"/>
+          </w:tcPr>
+          <w:p>
+            <w:pPr>
+              <w:pStyle w:val="Normal"/>
+              <w:rPr/>
+            </w:pPr>
+            <w:r>
+              <w:rPr>
+                <w:rFonts w:eastAsia="Arial" w:cs="Arial"/>
+                <w:b/>
+                <w:bCs/>
+                <w:i w:val="false"/>
+                <w:iCs w:val="false"/>
+                <w:sz w:val="20"/>
+                <w:szCs w:val="20"/>
+              </w:rPr>
+              <w:t>Requested Mentor → Engagement</w:t>
+            </w:r>
+          </w:p>
+        </w:tc>
+        <w:tc>
+          <w:tcPr>
+            <w:tcW w:w="1900" w:type="dxa"/>
+            <w:tcBorders>
+              <w:top w:val="single" w:sz="2" w:space="0" w:color="AAAAAA"/>
+              <w:left w:val="single" w:sz="2" w:space="0" w:color="AAAAAA"/>
+              <w:bottom w:val="single" w:sz="2" w:space="0" w:color="AAAAAA"/>
+              <w:right w:val="single" w:sz="2" w:space="0" w:color="AAAAAA"/>
+            </w:tcBorders>
+            <w:shd w:fill="F2F7FB" w:val="clear"/>
+          </w:tcPr>
+          <w:p>
+            <w:pPr>
+              <w:pStyle w:val="Normal"/>
+              <w:rPr/>
+            </w:pPr>
+            <w:r>
+              <w:rPr>
+                <w:rFonts w:eastAsia="Arial" w:cs="Arial"/>
+                <w:b w:val="false"/>
+                <w:bCs w:val="false"/>
+                <w:i w:val="false"/>
+                <w:iCs w:val="false"/>
+                <w:sz w:val="20"/>
+                <w:szCs w:val="20"/>
+              </w:rPr>
+              <w:t>Contact → Engagement</w:t>
+            </w:r>
+          </w:p>
+        </w:tc>
+        <w:tc>
+          <w:tcPr>
+            <w:tcW w:w="1500" w:type="dxa"/>
+            <w:tcBorders>
+              <w:top w:val="single" w:sz="2" w:space="0" w:color="AAAAAA"/>
+              <w:left w:val="single" w:sz="2" w:space="0" w:color="AAAAAA"/>
+              <w:bottom w:val="single" w:sz="2" w:space="0" w:color="AAAAAA"/>
+              <w:right w:val="single" w:sz="2" w:space="0" w:color="AAAAAA"/>
+            </w:tcBorders>
+            <w:shd w:fill="F2F7FB" w:val="clear"/>
+          </w:tcPr>
+          <w:p>
+            <w:pPr>
+              <w:pStyle w:val="Normal"/>
+              <w:rPr/>
+            </w:pPr>
+            <w:r>
+              <w:rPr>
+                <w:rFonts w:eastAsia="Arial" w:cs="Arial"/>
+                <w:b w:val="false"/>
+                <w:bCs w:val="false"/>
+                <w:i w:val="false"/>
+                <w:iCs w:val="false"/>
+                <w:sz w:val="20"/>
+                <w:szCs w:val="20"/>
+              </w:rPr>
+              <w:t>manyToOne</w:t>
+            </w:r>
+          </w:p>
+        </w:tc>
+        <w:tc>
+          <w:tcPr>
+            <w:tcW w:w="2400" w:type="dxa"/>
+            <w:tcBorders>
+              <w:top w:val="single" w:sz="2" w:space="0" w:color="AAAAAA"/>
+              <w:left w:val="single" w:sz="2" w:space="0" w:color="AAAAAA"/>
+              <w:bottom w:val="single" w:sz="2" w:space="0" w:color="AAAAAA"/>
+              <w:right w:val="single" w:sz="2" w:space="0" w:color="AAAAAA"/>
+            </w:tcBorders>
+            <w:shd w:fill="F2F7FB" w:val="clear"/>
+          </w:tcPr>
+          <w:p>
+            <w:pPr>
+              <w:pStyle w:val="Normal"/>
+              <w:rPr/>
+            </w:pPr>
+            <w:r>
+              <w:rPr>
+                <w:rFonts w:eastAsia="Arial" w:cs="Arial"/>
+                <w:b w:val="false"/>
+                <w:bCs w:val="false"/>
+                <w:i w:val="false"/>
+                <w:iCs w:val="false"/>
+                <w:sz w:val="20"/>
+                <w:szCs w:val="20"/>
+              </w:rPr>
+              <w:t>MN-INTAKE-DAT-026</w:t>
+            </w:r>
+          </w:p>
+        </w:tc>
+        <w:tc>
+          <w:tcPr>
+            <w:tcW w:w="1360" w:type="dxa"/>
+            <w:tcBorders>
+              <w:top w:val="single" w:sz="2" w:space="0" w:color="AAAAAA"/>
+              <w:left w:val="single" w:sz="2" w:space="0" w:color="AAAAAA"/>
+              <w:bottom w:val="single" w:sz="2" w:space="0" w:color="AAAAAA"/>
+              <w:right w:val="single" w:sz="2" w:space="0" w:color="AAAAAA"/>
+            </w:tcBorders>
+            <w:shd w:fill="F2F7FB" w:val="clear"/>
+          </w:tcPr>
+          <w:p>
+            <w:pPr>
+              <w:pStyle w:val="Normal"/>
+              <w:rPr/>
+            </w:pPr>
+            <w:r>
+              <w:rPr>
+                <w:rFonts w:eastAsia="Arial" w:cs="Arial"/>
+                <w:b w:val="false"/>
+                <w:bCs w:val="false"/>
+                <w:i w:val="false"/>
+                <w:iCs w:val="false"/>
+                <w:sz w:val="20"/>
+                <w:szCs w:val="20"/>
+              </w:rPr>
+              <w:t>Workflow Step 2; MN-INTAKE-REQ-009</w:t>
+            </w:r>
+          </w:p>
+        </w:tc>
+      </w:tr>
+    </w:tbl>
+    <w:p>
+      <w:pPr>
+        <w:pStyle w:val="Heading2"/>
+        <w:spacing w:before="240" w:after="120"/>
+        <w:rPr/>
+      </w:pPr>
+      <w:r>
+        <w:rPr>
+          <w:rFonts w:eastAsia="Arial" w:cs="Arial" w:ascii="Arial" w:hAnsi="Arial"/>
+          <w:b/>
+          <w:bCs/>
+          <w:i w:val="false"/>
+          <w:iCs w:val="false"/>
+          <w:sz w:val="28"/>
+          <w:szCs w:val="28"/>
+        </w:rPr>
+        <w:t>Fields Touched From Other Process Documents</w:t>
+      </w:r>
+    </w:p>
+    <w:p>
+      <w:pPr>
+        <w:pStyle w:val="Normal"/>
+        <w:spacing w:before="0" w:after="120"/>
+        <w:rPr/>
+      </w:pPr>
+      <w:r>
+        <w:rPr>
+          <w:rFonts w:eastAsia="Arial" w:cs="Arial"/>
+          <w:b w:val="false"/>
+          <w:bCs w:val="false"/>
+          <w:i w:val="false"/>
+          <w:iCs w:val="false"/>
+          <w:sz w:val="22"/>
+          <w:szCs w:val="22"/>
+        </w:rPr>
+        <w:t>The Client Intake process writes values to several fields whose canonical definitions live in other documents. Those fields are listed below for traceability. Each is fully specified in its referenced document; no field entry for these is repeated in the per-entity tables below.</w:t>
+      </w:r>
+    </w:p>
+    <w:tbl>
+      <w:tblPr>
+        <w:tblW w:w="9360" w:type="dxa"/>
+        <w:jc w:val="left"/>
+        <w:tblInd w:w="0" w:type="dxa"/>
+        <w:tblLayout w:type="fixed"/>
+        <w:tblCellMar>
+          <w:top w:w="60" w:type="dxa"/>
+          <w:left w:w="100" w:type="dxa"/>
+          <w:bottom w:w="60" w:type="dxa"/>
+          <w:right w:w="100" w:type="dxa"/>
+        </w:tblCellMar>
+      </w:tblPr>
+      <w:tblGrid>
+        <w:gridCol w:w="2400"/>
+        <w:gridCol w:w="1800"/>
+        <w:gridCol w:w="2700"/>
+        <w:gridCol w:w="2460"/>
+      </w:tblGrid>
+      <w:tr>
+        <w:trPr/>
+        <w:tc>
+          <w:tcPr>
+            <w:tcW w:w="2400" w:type="dxa"/>
+            <w:tcBorders>
+              <w:top w:val="single" w:sz="2" w:space="0" w:color="AAAAAA"/>
+              <w:left w:val="single" w:sz="2" w:space="0" w:color="AAAAAA"/>
+              <w:bottom w:val="single" w:sz="2" w:space="0" w:color="AAAAAA"/>
+              <w:right w:val="single" w:sz="2" w:space="0" w:color="AAAAAA"/>
+            </w:tcBorders>
+            <w:shd w:fill="1F3864" w:val="clear"/>
+          </w:tcPr>
+          <w:p>
+            <w:pPr>
+              <w:pStyle w:val="Normal"/>
+              <w:rPr/>
+            </w:pPr>
+            <w:r>
+              <w:rPr>
+                <w:rFonts w:eastAsia="Arial" w:cs="Arial"/>
+                <w:b/>
+                <w:bCs/>
+                <w:i w:val="false"/>
+                <w:iCs w:val="false"/>
+                <w:color w:val="FFFFFF"/>
+                <w:sz w:val="20"/>
+                <w:szCs w:val="20"/>
+              </w:rPr>
+              <w:t>Field Name</w:t>
+            </w:r>
+          </w:p>
+        </w:tc>
+        <w:tc>
+          <w:tcPr>
+            <w:tcW w:w="1800" w:type="dxa"/>
+            <w:tcBorders>
+              <w:top w:val="single" w:sz="2" w:space="0" w:color="AAAAAA"/>
+              <w:left w:val="single" w:sz="2" w:space="0" w:color="AAAAAA"/>
+              <w:bottom w:val="single" w:sz="2" w:space="0" w:color="AAAAAA"/>
+              <w:right w:val="single" w:sz="2" w:space="0" w:color="AAAAAA"/>
+            </w:tcBorders>
+            <w:shd w:fill="1F3864" w:val="clear"/>
+          </w:tcPr>
+          <w:p>
+            <w:pPr>
+              <w:pStyle w:val="Normal"/>
+              <w:rPr/>
+            </w:pPr>
+            <w:r>
+              <w:rPr>
+                <w:rFonts w:eastAsia="Arial" w:cs="Arial"/>
+                <w:b/>
+                <w:bCs/>
+                <w:i w:val="false"/>
+                <w:iCs w:val="false"/>
+                <w:color w:val="FFFFFF"/>
+                <w:sz w:val="20"/>
+                <w:szCs w:val="20"/>
+              </w:rPr>
+              <w:t>Owning Entity</w:t>
+            </w:r>
+          </w:p>
+        </w:tc>
+        <w:tc>
+          <w:tcPr>
+            <w:tcW w:w="2700" w:type="dxa"/>
+            <w:tcBorders>
+              <w:top w:val="single" w:sz="2" w:space="0" w:color="AAAAAA"/>
+              <w:left w:val="single" w:sz="2" w:space="0" w:color="AAAAAA"/>
+              <w:bottom w:val="single" w:sz="2" w:space="0" w:color="AAAAAA"/>
+              <w:right w:val="single" w:sz="2" w:space="0" w:color="AAAAAA"/>
+            </w:tcBorders>
+            <w:shd w:fill="1F3864" w:val="clear"/>
+          </w:tcPr>
+          <w:p>
+            <w:pPr>
+              <w:pStyle w:val="Normal"/>
+              <w:rPr/>
+            </w:pPr>
+            <w:r>
+              <w:rPr>
+                <w:rFonts w:eastAsia="Arial" w:cs="Arial"/>
+                <w:b/>
+                <w:bCs/>
+                <w:i w:val="false"/>
+                <w:iCs w:val="false"/>
+                <w:color w:val="FFFFFF"/>
+                <w:sz w:val="20"/>
+                <w:szCs w:val="20"/>
+              </w:rPr>
+              <w:t>Canonical Reference</w:t>
+            </w:r>
+          </w:p>
+        </w:tc>
+        <w:tc>
+          <w:tcPr>
+            <w:tcW w:w="2460" w:type="dxa"/>
+            <w:tcBorders>
+              <w:top w:val="single" w:sz="2" w:space="0" w:color="AAAAAA"/>
+              <w:left w:val="single" w:sz="2" w:space="0" w:color="AAAAAA"/>
+              <w:bottom w:val="single" w:sz="2" w:space="0" w:color="AAAAAA"/>
+              <w:right w:val="single" w:sz="2" w:space="0" w:color="AAAAAA"/>
+            </w:tcBorders>
+            <w:shd w:fill="1F3864" w:val="clear"/>
+          </w:tcPr>
+          <w:p>
+            <w:pPr>
+              <w:pStyle w:val="Normal"/>
+              <w:rPr/>
+            </w:pPr>
+            <w:r>
+              <w:rPr>
+                <w:rFonts w:eastAsia="Arial" w:cs="Arial"/>
+                <w:b/>
+                <w:bCs/>
+                <w:i w:val="false"/>
+                <w:iCs w:val="false"/>
+                <w:color w:val="FFFFFF"/>
+                <w:sz w:val="20"/>
+                <w:szCs w:val="20"/>
+              </w:rPr>
+              <w:t>Populated By</w:t>
+            </w:r>
+          </w:p>
+        </w:tc>
+      </w:tr>
+      <w:tr>
+        <w:trPr/>
+        <w:tc>
+          <w:tcPr>
+            <w:tcW w:w="2400" w:type="dxa"/>
+            <w:tcBorders>
+              <w:top w:val="single" w:sz="2" w:space="0" w:color="AAAAAA"/>
+              <w:left w:val="single" w:sz="2" w:space="0" w:color="AAAAAA"/>
+              <w:bottom w:val="single" w:sz="2" w:space="0" w:color="AAAAAA"/>
+              <w:right w:val="single" w:sz="2" w:space="0" w:color="AAAAAA"/>
+            </w:tcBorders>
+            <w:shd w:fill="F2F7FB" w:val="clear"/>
+          </w:tcPr>
+          <w:p>
+            <w:pPr>
+              <w:pStyle w:val="Normal"/>
+              <w:rPr/>
+            </w:pPr>
+            <w:r>
+              <w:rPr>
+                <w:rFonts w:eastAsia="Arial" w:cs="Arial"/>
+                <w:b/>
+                <w:bCs/>
+                <w:i w:val="false"/>
+                <w:iCs w:val="false"/>
+                <w:sz w:val="20"/>
+                <w:szCs w:val="20"/>
+              </w:rPr>
+              <w:t>prospectStatus</w:t>
+            </w:r>
+          </w:p>
+        </w:tc>
+        <w:tc>
+          <w:tcPr>
+            <w:tcW w:w="1800" w:type="dxa"/>
+            <w:tcBorders>
+              <w:top w:val="single" w:sz="2" w:space="0" w:color="AAAAAA"/>
+              <w:left w:val="single" w:sz="2" w:space="0" w:color="AAAAAA"/>
+              <w:bottom w:val="single" w:sz="2" w:space="0" w:color="AAAAAA"/>
+              <w:right w:val="single" w:sz="2" w:space="0" w:color="AAAAAA"/>
+            </w:tcBorders>
+            <w:shd w:fill="F2F7FB" w:val="clear"/>
+          </w:tcPr>
+          <w:p>
+            <w:pPr>
+              <w:pStyle w:val="Normal"/>
+              <w:rPr/>
+            </w:pPr>
+            <w:r>
+              <w:rPr>
+                <w:rFonts w:eastAsia="Arial" w:cs="Arial"/>
+                <w:b w:val="false"/>
+                <w:bCs w:val="false"/>
+                <w:i w:val="false"/>
+                <w:iCs w:val="false"/>
+                <w:sz w:val="20"/>
+                <w:szCs w:val="20"/>
+              </w:rPr>
+              <w:t>Contact</w:t>
+            </w:r>
+          </w:p>
+        </w:tc>
+        <w:tc>
+          <w:tcPr>
+            <w:tcW w:w="2700" w:type="dxa"/>
+            <w:tcBorders>
+              <w:top w:val="single" w:sz="2" w:space="0" w:color="AAAAAA"/>
+              <w:left w:val="single" w:sz="2" w:space="0" w:color="AAAAAA"/>
+              <w:bottom w:val="single" w:sz="2" w:space="0" w:color="AAAAAA"/>
+              <w:right w:val="single" w:sz="2" w:space="0" w:color="AAAAAA"/>
+            </w:tcBorders>
+            <w:shd w:fill="F2F7FB" w:val="clear"/>
+          </w:tcPr>
+          <w:p>
+            <w:pPr>
+              <w:pStyle w:val="Normal"/>
+              <w:rPr/>
+            </w:pPr>
+            <w:r>
+              <w:rPr>
+                <w:rFonts w:eastAsia="Arial" w:cs="Arial"/>
+                <w:b w:val="false"/>
+                <w:bCs w:val="false"/>
+                <w:i w:val="false"/>
+                <w:iCs w:val="false"/>
+                <w:sz w:val="20"/>
+                <w:szCs w:val="20"/>
+              </w:rPr>
+              <w:t>CR-MARKETING Sub-Domain Overview v1.0; Contact Entity PRD</w:t>
+            </w:r>
+          </w:p>
+        </w:tc>
+        <w:tc>
+          <w:tcPr>
+            <w:tcW w:w="2460" w:type="dxa"/>
+            <w:tcBorders>
+              <w:top w:val="single" w:sz="2" w:space="0" w:color="AAAAAA"/>
+              <w:left w:val="single" w:sz="2" w:space="0" w:color="AAAAAA"/>
+              <w:bottom w:val="single" w:sz="2" w:space="0" w:color="AAAAAA"/>
+              <w:right w:val="single" w:sz="2" w:space="0" w:color="AAAAAA"/>
+            </w:tcBorders>
+            <w:shd w:fill="F2F7FB" w:val="clear"/>
+          </w:tcPr>
+          <w:p>
+            <w:pPr>
+              <w:pStyle w:val="Normal"/>
+              <w:rPr/>
+            </w:pPr>
+            <w:r>
+              <w:rPr>
+                <w:rFonts w:eastAsia="Arial" w:cs="Arial"/>
+                <w:b w:val="false"/>
+                <w:bCs w:val="false"/>
+                <w:i w:val="false"/>
+                <w:iCs w:val="false"/>
+                <w:sz w:val="20"/>
+                <w:szCs w:val="20"/>
+              </w:rPr>
+              <w:t>MN-INTAKE-REQ-012</w:t>
+            </w:r>
+          </w:p>
+        </w:tc>
+      </w:tr>
+      <w:tr>
+        <w:trPr/>
+        <w:tc>
+          <w:tcPr>
+            <w:tcW w:w="2400" w:type="dxa"/>
+            <w:tcBorders>
+              <w:top w:val="single" w:sz="2" w:space="0" w:color="AAAAAA"/>
+              <w:left w:val="single" w:sz="2" w:space="0" w:color="AAAAAA"/>
+              <w:bottom w:val="single" w:sz="2" w:space="0" w:color="AAAAAA"/>
+              <w:right w:val="single" w:sz="2" w:space="0" w:color="AAAAAA"/>
+            </w:tcBorders>
+          </w:tcPr>
+          <w:p>
+            <w:pPr>
+              <w:pStyle w:val="Normal"/>
+              <w:rPr/>
+            </w:pPr>
+            <w:r>
+              <w:rPr>
+                <w:rFonts w:eastAsia="Arial" w:cs="Arial"/>
+                <w:b/>
+                <w:bCs/>
+                <w:i w:val="false"/>
+                <w:iCs w:val="false"/>
+                <w:sz w:val="20"/>
+                <w:szCs w:val="20"/>
+              </w:rPr>
+              <w:t>howDidYouHearAboutCbm</w:t>
+            </w:r>
+          </w:p>
+        </w:tc>
+        <w:tc>
+          <w:tcPr>
+            <w:tcW w:w="1800" w:type="dxa"/>
+            <w:tcBorders>
+              <w:top w:val="single" w:sz="2" w:space="0" w:color="AAAAAA"/>
+              <w:left w:val="single" w:sz="2" w:space="0" w:color="AAAAAA"/>
+              <w:bottom w:val="single" w:sz="2" w:space="0" w:color="AAAAAA"/>
+              <w:right w:val="single" w:sz="2" w:space="0" w:color="AAAAAA"/>
+            </w:tcBorders>
+          </w:tcPr>
+          <w:p>
+            <w:pPr>
+              <w:pStyle w:val="Normal"/>
+              <w:rPr/>
+            </w:pPr>
+            <w:r>
+              <w:rPr>
+                <w:rFonts w:eastAsia="Arial" w:cs="Arial"/>
+                <w:b w:val="false"/>
+                <w:bCs w:val="false"/>
+                <w:i w:val="false"/>
+                <w:iCs w:val="false"/>
+                <w:sz w:val="20"/>
+                <w:szCs w:val="20"/>
+              </w:rPr>
+              <w:t>Contact</w:t>
+            </w:r>
+          </w:p>
+        </w:tc>
+        <w:tc>
+          <w:tcPr>
+            <w:tcW w:w="2700" w:type="dxa"/>
+            <w:tcBorders>
+              <w:top w:val="single" w:sz="2" w:space="0" w:color="AAAAAA"/>
+              <w:left w:val="single" w:sz="2" w:space="0" w:color="AAAAAA"/>
+              <w:bottom w:val="single" w:sz="2" w:space="0" w:color="AAAAAA"/>
+              <w:right w:val="single" w:sz="2" w:space="0" w:color="AAAAAA"/>
+            </w:tcBorders>
+          </w:tcPr>
+          <w:p>
+            <w:pPr>
+              <w:pStyle w:val="Normal"/>
+              <w:rPr/>
+            </w:pPr>
+            <w:r>
+              <w:rPr>
+                <w:rFonts w:eastAsia="Arial" w:cs="Arial"/>
+                <w:b w:val="false"/>
+                <w:bCs w:val="false"/>
+                <w:i w:val="false"/>
+                <w:iCs w:val="false"/>
+                <w:sz w:val="20"/>
+                <w:szCs w:val="20"/>
+              </w:rPr>
+              <w:t>CR-MARKETING Sub-Domain Overview v1.0; Contact Entity PRD</w:t>
+            </w:r>
+          </w:p>
+        </w:tc>
+        <w:tc>
+          <w:tcPr>
+            <w:tcW w:w="2460" w:type="dxa"/>
+            <w:tcBorders>
+              <w:top w:val="single" w:sz="2" w:space="0" w:color="AAAAAA"/>
+              <w:left w:val="single" w:sz="2" w:space="0" w:color="AAAAAA"/>
+              <w:bottom w:val="single" w:sz="2" w:space="0" w:color="AAAAAA"/>
+              <w:right w:val="single" w:sz="2" w:space="0" w:color="AAAAAA"/>
+            </w:tcBorders>
+          </w:tcPr>
+          <w:p>
+            <w:pPr>
+              <w:pStyle w:val="Normal"/>
+              <w:rPr/>
+            </w:pPr>
+            <w:r>
+              <w:rPr>
+                <w:rFonts w:eastAsia="Arial" w:cs="Arial"/>
+                <w:b w:val="false"/>
+                <w:bCs w:val="false"/>
+                <w:i w:val="false"/>
+                <w:iCs w:val="false"/>
+                <w:sz w:val="20"/>
+                <w:szCs w:val="20"/>
+              </w:rPr>
+              <w:t>MN-INTAKE-REQ-013</w:t>
+            </w:r>
+          </w:p>
+        </w:tc>
+      </w:tr>
+      <w:tr>
+        <w:trPr/>
+        <w:tc>
+          <w:tcPr>
+            <w:tcW w:w="2400" w:type="dxa"/>
+            <w:tcBorders>
+              <w:top w:val="single" w:sz="2" w:space="0" w:color="AAAAAA"/>
+              <w:left w:val="single" w:sz="2" w:space="0" w:color="AAAAAA"/>
+              <w:bottom w:val="single" w:sz="2" w:space="0" w:color="AAAAAA"/>
+              <w:right w:val="single" w:sz="2" w:space="0" w:color="AAAAAA"/>
+            </w:tcBorders>
+            <w:shd w:fill="F2F7FB" w:val="clear"/>
+          </w:tcPr>
+          <w:p>
+            <w:pPr>
+              <w:pStyle w:val="Normal"/>
+              <w:rPr/>
+            </w:pPr>
+            <w:r>
+              <w:rPr>
+                <w:rFonts w:eastAsia="Arial" w:cs="Arial"/>
+                <w:b/>
+                <w:bCs/>
+                <w:i w:val="false"/>
+                <w:iCs w:val="false"/>
+                <w:sz w:val="20"/>
+                <w:szCs w:val="20"/>
+              </w:rPr>
+              <w:t>sourceAttributionDetails</w:t>
+            </w:r>
+          </w:p>
+        </w:tc>
+        <w:tc>
+          <w:tcPr>
+            <w:tcW w:w="1800" w:type="dxa"/>
+            <w:tcBorders>
+              <w:top w:val="single" w:sz="2" w:space="0" w:color="AAAAAA"/>
+              <w:left w:val="single" w:sz="2" w:space="0" w:color="AAAAAA"/>
+              <w:bottom w:val="single" w:sz="2" w:space="0" w:color="AAAAAA"/>
+              <w:right w:val="single" w:sz="2" w:space="0" w:color="AAAAAA"/>
+            </w:tcBorders>
+            <w:shd w:fill="F2F7FB" w:val="clear"/>
+          </w:tcPr>
+          <w:p>
+            <w:pPr>
+              <w:pStyle w:val="Normal"/>
+              <w:rPr/>
+            </w:pPr>
+            <w:r>
+              <w:rPr>
+                <w:rFonts w:eastAsia="Arial" w:cs="Arial"/>
+                <w:b w:val="false"/>
+                <w:bCs w:val="false"/>
+                <w:i w:val="false"/>
+                <w:iCs w:val="false"/>
+                <w:sz w:val="20"/>
+                <w:szCs w:val="20"/>
+              </w:rPr>
+              <w:t>Contact</w:t>
+            </w:r>
+          </w:p>
+        </w:tc>
+        <w:tc>
+          <w:tcPr>
+            <w:tcW w:w="2700" w:type="dxa"/>
+            <w:tcBorders>
+              <w:top w:val="single" w:sz="2" w:space="0" w:color="AAAAAA"/>
+              <w:left w:val="single" w:sz="2" w:space="0" w:color="AAAAAA"/>
+              <w:bottom w:val="single" w:sz="2" w:space="0" w:color="AAAAAA"/>
+              <w:right w:val="single" w:sz="2" w:space="0" w:color="AAAAAA"/>
+            </w:tcBorders>
+            <w:shd w:fill="F2F7FB" w:val="clear"/>
+          </w:tcPr>
+          <w:p>
+            <w:pPr>
+              <w:pStyle w:val="Normal"/>
+              <w:rPr/>
+            </w:pPr>
+            <w:r>
+              <w:rPr>
+                <w:rFonts w:eastAsia="Arial" w:cs="Arial"/>
+                <w:b w:val="false"/>
+                <w:bCs w:val="false"/>
+                <w:i w:val="false"/>
+                <w:iCs w:val="false"/>
+                <w:sz w:val="20"/>
+                <w:szCs w:val="20"/>
+              </w:rPr>
+              <w:t>CR-MARKETING Sub-Domain Overview v1.0; Contact Entity PRD</w:t>
+            </w:r>
+          </w:p>
+        </w:tc>
+        <w:tc>
+          <w:tcPr>
+            <w:tcW w:w="2460" w:type="dxa"/>
+            <w:tcBorders>
+              <w:top w:val="single" w:sz="2" w:space="0" w:color="AAAAAA"/>
+              <w:left w:val="single" w:sz="2" w:space="0" w:color="AAAAAA"/>
+              <w:bottom w:val="single" w:sz="2" w:space="0" w:color="AAAAAA"/>
+              <w:right w:val="single" w:sz="2" w:space="0" w:color="AAAAAA"/>
+            </w:tcBorders>
+            <w:shd w:fill="F2F7FB" w:val="clear"/>
+          </w:tcPr>
+          <w:p>
+            <w:pPr>
+              <w:pStyle w:val="Normal"/>
+              <w:rPr/>
+            </w:pPr>
+            <w:r>
+              <w:rPr>
+                <w:rFonts w:eastAsia="Arial" w:cs="Arial"/>
+                <w:b w:val="false"/>
+                <w:bCs w:val="false"/>
+                <w:i w:val="false"/>
+                <w:iCs w:val="false"/>
+                <w:sz w:val="20"/>
+                <w:szCs w:val="20"/>
+              </w:rPr>
+              <w:t>MN-INTAKE-REQ-013</w:t>
+            </w:r>
+          </w:p>
+        </w:tc>
+      </w:tr>
+      <w:tr>
+        <w:trPr/>
+        <w:tc>
+          <w:tcPr>
+            <w:tcW w:w="2400" w:type="dxa"/>
+            <w:tcBorders>
+              <w:top w:val="single" w:sz="2" w:space="0" w:color="AAAAAA"/>
+              <w:left w:val="single" w:sz="2" w:space="0" w:color="AAAAAA"/>
+              <w:bottom w:val="single" w:sz="2" w:space="0" w:color="AAAAAA"/>
+              <w:right w:val="single" w:sz="2" w:space="0" w:color="AAAAAA"/>
+            </w:tcBorders>
+          </w:tcPr>
+          <w:p>
+            <w:pPr>
+              <w:pStyle w:val="Normal"/>
+              <w:rPr/>
+            </w:pPr>
+            <w:r>
+              <w:rPr>
+                <w:rFonts w:eastAsia="Arial" w:cs="Arial"/>
+                <w:b/>
+                <w:bCs/>
+                <w:i w:val="false"/>
+                <w:iCs w:val="false"/>
+                <w:sz w:val="20"/>
+                <w:szCs w:val="20"/>
+              </w:rPr>
+              <w:t>Engagement Contacts</w:t>
+            </w:r>
+          </w:p>
+        </w:tc>
+        <w:tc>
+          <w:tcPr>
+            <w:tcW w:w="1800" w:type="dxa"/>
+            <w:tcBorders>
+              <w:top w:val="single" w:sz="2" w:space="0" w:color="AAAAAA"/>
+              <w:left w:val="single" w:sz="2" w:space="0" w:color="AAAAAA"/>
+              <w:bottom w:val="single" w:sz="2" w:space="0" w:color="AAAAAA"/>
+              <w:right w:val="single" w:sz="2" w:space="0" w:color="AAAAAA"/>
+            </w:tcBorders>
+          </w:tcPr>
+          <w:p>
+            <w:pPr>
+              <w:pStyle w:val="Normal"/>
+              <w:rPr/>
+            </w:pPr>
+            <w:r>
+              <w:rPr>
+                <w:rFonts w:eastAsia="Arial" w:cs="Arial"/>
+                <w:b w:val="false"/>
+                <w:bCs w:val="false"/>
+                <w:i w:val="false"/>
+                <w:iCs w:val="false"/>
+                <w:sz w:val="20"/>
+                <w:szCs w:val="20"/>
+              </w:rPr>
+              <w:t>Engagement</w:t>
+            </w:r>
+          </w:p>
+        </w:tc>
+        <w:tc>
+          <w:tcPr>
+            <w:tcW w:w="2700" w:type="dxa"/>
+            <w:tcBorders>
+              <w:top w:val="single" w:sz="2" w:space="0" w:color="AAAAAA"/>
+              <w:left w:val="single" w:sz="2" w:space="0" w:color="AAAAAA"/>
+              <w:bottom w:val="single" w:sz="2" w:space="0" w:color="AAAAAA"/>
+              <w:right w:val="single" w:sz="2" w:space="0" w:color="AAAAAA"/>
+            </w:tcBorders>
+          </w:tcPr>
+          <w:p>
+            <w:pPr>
+              <w:pStyle w:val="Normal"/>
+              <w:rPr/>
+            </w:pPr>
+            <w:r>
+              <w:rPr>
+                <w:rFonts w:eastAsia="Arial" w:cs="Arial"/>
+                <w:b w:val="false"/>
+                <w:bCs w:val="false"/>
+                <w:i w:val="false"/>
+                <w:iCs w:val="false"/>
+                <w:sz w:val="20"/>
+                <w:szCs w:val="20"/>
+              </w:rPr>
+              <w:t>MN-MATCH-DAT-021</w:t>
+            </w:r>
+          </w:p>
+        </w:tc>
+        <w:tc>
+          <w:tcPr>
+            <w:tcW w:w="2460" w:type="dxa"/>
+            <w:tcBorders>
+              <w:top w:val="single" w:sz="2" w:space="0" w:color="AAAAAA"/>
+              <w:left w:val="single" w:sz="2" w:space="0" w:color="AAAAAA"/>
+              <w:bottom w:val="single" w:sz="2" w:space="0" w:color="AAAAAA"/>
+              <w:right w:val="single" w:sz="2" w:space="0" w:color="AAAAAA"/>
+            </w:tcBorders>
+          </w:tcPr>
+          <w:p>
+            <w:pPr>
+              <w:pStyle w:val="Normal"/>
+              <w:rPr/>
+            </w:pPr>
+            <w:r>
+              <w:rPr>
+                <w:rFonts w:eastAsia="Arial" w:cs="Arial"/>
+                <w:b w:val="false"/>
+                <w:bCs w:val="false"/>
+                <w:i w:val="false"/>
+                <w:iCs w:val="false"/>
+                <w:sz w:val="20"/>
+                <w:szCs w:val="20"/>
+              </w:rPr>
+              <w:t>MN-INTAKE-REQ-007</w:t>
+            </w:r>
+          </w:p>
+        </w:tc>
+      </w:tr>
+    </w:tbl>
     <w:p>
       <w:pPr>
         <w:pStyle w:val="Heading2"/>
@@ -9177,6 +10818,29 @@
     <w:p>
       <w:r>
         <w:t>v2.5: Field name correction. Every reference to applicantSince in this document has been renamed to applicantSinceTimestamp to align with the canonical field name in the Account Entity PRD v1.8 and the deployed CR-Account.yaml. No requirement or behavior changes. Surfaced by the MN PRD vs YAML verification pass on 05-05-26.</w:t>
+      </w:r>
+    </w:p>
+    <w:p>
+      <w:pPr>
+        <w:pStyle w:val="Normal"/>
+        <w:spacing w:before="0" w:after="40"/>
+        <w:rPr/>
+      </w:pPr>
+      <w:r>
+        <w:rPr>
+          <w:b/>
+        </w:rPr>
+        <w:t>Structural carry-forward from MN-INTAKE PRD review (05-05-26)</w:t>
+      </w:r>
+    </w:p>
+    <w:p>
+      <w:pPr>
+        <w:pStyle w:val="Normal"/>
+        <w:spacing w:before="0" w:after="120"/>
+        <w:rPr/>
+      </w:pPr>
+      <w:r>
+        <w:t>v2.6: Two new sub-sections were added at the opening of Section 8 (Data Collected). The first, Entity Relationships Established, consolidates the five structural relationships created by Client Intake into a single table with PRD Reference and Established At columns. The second, Fields Touched From Other Process Documents, lists the four externally-owned fields written to by this process (prospectStatus, howDidYouHearAboutCbm, and sourceAttributionDetails from the CR-MARKETING Sub-Domain Overview, plus the Engagement Contacts many-to-many link defined in MN-MATCH-DAT-021). MN-INTAKE-REQ-007 and the Engagement record description in Workflow Step 2 were updated with cross-reference parentheticals pointing to MN-MATCH-DAT-021 as the canonical definition of the Engagement Contacts field. No requirement or behavior changes; structural and cross-reference visibility only. Establishes the methodology pattern of surfacing externally-owned fields in process documents, mirroring the equivalent sub-section adopted in the Mentoring Domain Product Requirements Document v1.1.</w:t>
       </w:r>
     </w:p>
     <w:p>

--- a/PRDs/MN/MN-INTAKE.docx
+++ b/PRDs/MN/MN-INTAKE.docx
@@ -249,7 +249,7 @@
           </w:tcPr>
           <w:p>
             <w:r>
-              <w:t>2.6</w:t>
+              <w:t>2.7</w:t>
             </w:r>
           </w:p>
         </w:tc>
@@ -360,7 +360,7 @@
           </w:tcPr>
           <w:p>
             <w:r>
-              <w:t>05-05-26 20:05</w:t>
+              <w:t>05-16-26 04:02</w:t>
             </w:r>
           </w:p>
         </w:tc>
@@ -939,7 +939,7 @@
           <w:sz w:val="22"/>
           <w:szCs w:val="22"/>
         </w:rPr>
-        <w:t>The Client Administrator receives an automatic email notification of the new submission using the New Client Submission email template.</w:t>
+        <w:t>The Client Administrator receives an automatic email notification that a new submission has been received.</w:t>
       </w:r>
     </w:p>
     <w:p>
@@ -962,7 +962,7 @@
           <w:sz w:val="22"/>
           <w:szCs w:val="22"/>
         </w:rPr>
-        <w:t>The Client Administrator opens the New Client Submissions filter to review pending applications, selects the submission, and reviews it for completeness and basic eligibility against the organization’s program criteria.</w:t>
+        <w:t>The Client Administrator opens the Submitted Applications view to review pending applications, selects the submission, and reviews it for completeness and basic eligibility against the organization’s program criteria.</w:t>
       </w:r>
     </w:p>
     <w:p>
@@ -1104,7 +1104,7 @@
                 <w:sz w:val="20"/>
                 <w:szCs w:val="20"/>
               </w:rPr>
-              <w:t>Workflow diagram to be inserted. Export from draw.io as PNG.</w:t>
+              <w:t>Workflow diagram to be inserted.</w:t>
             </w:r>
           </w:p>
         </w:tc>
@@ -10522,7 +10522,7 @@
                 <w:sz w:val="20"/>
                 <w:szCs w:val="20"/>
               </w:rPr>
-              <w:t>Requirement</w:t>
+              <w:t>Open Issue</w:t>
             </w:r>
           </w:p>
         </w:tc>
@@ -10830,7 +10830,7 @@
         <w:rPr>
           <w:b/>
         </w:rPr>
-        <w:t>Structural carry-forward from MN-INTAKE PRD review (05-05-26)</w:t>
+        <w:t>Structural carry-forward from MN-INTAKE PRD review (05-16-26)</w:t>
       </w:r>
     </w:p>
     <w:p>
@@ -10841,6 +10841,29 @@
       </w:pPr>
       <w:r>
         <w:t>v2.6: Two new sub-sections were added at the opening of Section 8 (Data Collected). The first, Entity Relationships Established, consolidates the five structural relationships created by Client Intake into a single table with PRD Reference and Established At columns. The second, Fields Touched From Other Process Documents, lists the four externally-owned fields written to by this process (prospectStatus, howDidYouHearAboutCbm, and sourceAttributionDetails from the CR-MARKETING Sub-Domain Overview, plus the Engagement Contacts many-to-many link defined in MN-MATCH-DAT-021). MN-INTAKE-REQ-007 and the Engagement record description in Workflow Step 2 were updated with cross-reference parentheticals pointing to MN-MATCH-DAT-021 as the canonical definition of the Engagement Contacts field. No requirement or behavior changes; structural and cross-reference visibility only. Establishes the methodology pattern of surfacing externally-owned fields in process documents, mirroring the equivalent sub-section adopted in the Mentoring Domain Product Requirements Document v1.1.</w:t>
+      </w:r>
+    </w:p>
+    <w:p>
+      <w:pPr>
+        <w:pStyle w:val="Normal"/>
+        <w:spacing w:before="0" w:after="40"/>
+        <w:rPr/>
+      </w:pPr>
+      <w:r>
+        <w:rPr>
+          <w:b/>
+        </w:rPr>
+        <w:t>PRD review closure pass (05-16-26)</w:t>
+      </w:r>
+    </w:p>
+    <w:p>
+      <w:pPr>
+        <w:pStyle w:val="Normal"/>
+        <w:spacing w:before="0" w:after="120"/>
+        <w:rPr/>
+      </w:pPr>
+      <w:r>
+        <w:t>v2.7: Closes Findings #1 through #6 from the same structural and content review that produced v2.6. New Section 12 Change Log added per the convention established at the Domain Product Requirements Document level earlier in this evening's work. Section 4 workflow diagram callout cleaned (authoring-tool instruction removed). Section 4 Step 3 notification language generalized: the New Client Submission email template name is no longer mentioned in the process document, matching the Mentor Recruitment domain convention of describing email behavior at the process-document level while the template artifact itself is declared at the YAML level. Section 4 Step 4 filter terminology reconciled to "Submitted Applications view" (matches MN-INTAKE-REQ-004 and the inherited Domain Product Requirements Document wording). Section 9 Open Issues table column header corrected from "Requirement" to "Open Issue" (matches the MN-ENGAGE and MN-CLOSE convention). Section 11 V2.0 Restructuring subsection wording rewritten in past tense with subject explicit and the stale "v2.4 eleven-section format" drift-proofed to "current eleven-section format." The 05-05-26 stamp on the v2.6 narrative header was a same-conversation timestamp error and has been corrected to 05-16-26 retroactively as part of this revision. No requirement or behavior changes.</w:t>
       </w:r>
     </w:p>
     <w:p>
@@ -11296,7 +11319,7 @@
           <w:sz w:val="22"/>
           <w:szCs w:val="22"/>
         </w:rPr>
-        <w:t>This version restructures the document from the original six-section format to the v2.4 eleven-section format. No content was removed or contradicted — existing content was reorganized into the new structure and new sections (Process Triggers, Process Completion, Open Issues, Updates to Prior Documents, Interview Transcript) were added. Field type names were updated to use the authoritative type list (e.g., Text → varchar, Dropdown → enum, Yes/No → bool).</w:t>
+        <w:t>V2.0 restructured the document from the original six-section format to the current eleven-section format. No content was removed or contradicted — existing content was reorganized into the new structure and new sections (Process Triggers, Process Completion, Open Issues, Updates to Prior Documents, Interview Transcript) were added. Field type names were updated to use the authoritative type list (e.g., Text → varchar, Dropdown → enum, Yes/No → bool).</w:t>
       </w:r>
     </w:p>
     <w:p>
@@ -11546,6 +11569,984 @@
         <w:t>Decision: Added MN-INTAKE-ISS-002 to track dependency on ACT-ISS-001.</w:t>
       </w:r>
     </w:p>
+    <w:p>
+      <w:pPr>
+        <w:pStyle w:val="Heading1"/>
+        <w:spacing w:before="360" w:after="120"/>
+        <w:rPr/>
+      </w:pPr>
+      <w:r>
+        <w:rPr>
+          <w:rFonts w:eastAsia="Arial" w:cs="Arial" w:ascii="Arial" w:hAnsi="Arial"/>
+          <w:b/>
+          <w:bCs/>
+          <w:i w:val="false"/>
+          <w:iCs w:val="false"/>
+          <w:sz w:val="32"/>
+          <w:szCs w:val="32"/>
+        </w:rPr>
+        <w:t>12. Change Log</w:t>
+      </w:r>
+    </w:p>
+    <w:p>
+      <w:pPr>
+        <w:pStyle w:val="Normal"/>
+        <w:spacing w:before="0" w:after="120"/>
+        <w:rPr/>
+      </w:pPr>
+      <w:r>
+        <w:rPr>
+          <w:rFonts w:eastAsia="Arial" w:cs="Arial"/>
+          <w:b w:val="false"/>
+          <w:bCs w:val="false"/>
+          <w:i w:val="false"/>
+          <w:iCs w:val="false"/>
+          <w:sz w:val="22"/>
+          <w:szCs w:val="22"/>
+        </w:rPr>
+        <w:t>Revision history for this document. The Last Updated value in the revision-control header reflects the most recent entry below. Detailed narrative for each revision is also retained in Section 10 (Updates to Prior Documents).</w:t>
+      </w:r>
+    </w:p>
+    <w:tbl>
+      <w:tblPr>
+        <w:tblW w:w="9360" w:type="dxa"/>
+        <w:jc w:val="left"/>
+        <w:tblInd w:w="0" w:type="dxa"/>
+        <w:tblLayout w:type="fixed"/>
+        <w:tblCellMar>
+          <w:top w:w="60" w:type="dxa"/>
+          <w:left w:w="100" w:type="dxa"/>
+          <w:bottom w:w="60" w:type="dxa"/>
+          <w:right w:w="100" w:type="dxa"/>
+        </w:tblCellMar>
+      </w:tblPr>
+      <w:tblGrid>
+        <w:gridCol w:w="1100"/>
+        <w:gridCol w:w="1300"/>
+        <w:gridCol w:w="6960"/>
+      </w:tblGrid>
+      <w:tr>
+        <w:trPr/>
+        <w:tc>
+          <w:tcPr>
+            <w:tcW w:w="1100" w:type="dxa"/>
+            <w:tcBorders>
+              <w:top w:val="single" w:sz="2" w:space="0" w:color="AAAAAA"/>
+              <w:left w:val="single" w:sz="2" w:space="0" w:color="AAAAAA"/>
+              <w:bottom w:val="single" w:sz="2" w:space="0" w:color="AAAAAA"/>
+              <w:right w:val="single" w:sz="2" w:space="0" w:color="AAAAAA"/>
+            </w:tcBorders>
+            <w:shd w:fill="1F3864" w:val="clear"/>
+          </w:tcPr>
+          <w:p>
+            <w:pPr>
+              <w:pStyle w:val="Normal"/>
+              <w:rPr/>
+            </w:pPr>
+            <w:r>
+              <w:rPr>
+                <w:rFonts w:eastAsia="Arial" w:cs="Arial"/>
+                <w:b/>
+                <w:bCs/>
+                <w:i w:val="false"/>
+                <w:iCs w:val="false"/>
+                <w:color w:val="FFFFFF"/>
+                <w:sz w:val="20"/>
+                <w:szCs w:val="20"/>
+              </w:rPr>
+              <w:t>Version</w:t>
+            </w:r>
+          </w:p>
+        </w:tc>
+        <w:tc>
+          <w:tcPr>
+            <w:tcW w:w="1300" w:type="dxa"/>
+            <w:tcBorders>
+              <w:top w:val="single" w:sz="2" w:space="0" w:color="AAAAAA"/>
+              <w:left w:val="single" w:sz="2" w:space="0" w:color="AAAAAA"/>
+              <w:bottom w:val="single" w:sz="2" w:space="0" w:color="AAAAAA"/>
+              <w:right w:val="single" w:sz="2" w:space="0" w:color="AAAAAA"/>
+            </w:tcBorders>
+            <w:shd w:fill="1F3864" w:val="clear"/>
+          </w:tcPr>
+          <w:p>
+            <w:pPr>
+              <w:pStyle w:val="Normal"/>
+              <w:rPr/>
+            </w:pPr>
+            <w:r>
+              <w:rPr>
+                <w:rFonts w:eastAsia="Arial" w:cs="Arial"/>
+                <w:b/>
+                <w:bCs/>
+                <w:i w:val="false"/>
+                <w:iCs w:val="false"/>
+                <w:color w:val="FFFFFF"/>
+                <w:sz w:val="20"/>
+                <w:szCs w:val="20"/>
+              </w:rPr>
+              <w:t>Date</w:t>
+            </w:r>
+          </w:p>
+        </w:tc>
+        <w:tc>
+          <w:tcPr>
+            <w:tcW w:w="6960" w:type="dxa"/>
+            <w:tcBorders>
+              <w:top w:val="single" w:sz="2" w:space="0" w:color="AAAAAA"/>
+              <w:left w:val="single" w:sz="2" w:space="0" w:color="AAAAAA"/>
+              <w:bottom w:val="single" w:sz="2" w:space="0" w:color="AAAAAA"/>
+              <w:right w:val="single" w:sz="2" w:space="0" w:color="AAAAAA"/>
+            </w:tcBorders>
+            <w:shd w:fill="1F3864" w:val="clear"/>
+          </w:tcPr>
+          <w:p>
+            <w:pPr>
+              <w:pStyle w:val="Normal"/>
+              <w:rPr/>
+            </w:pPr>
+            <w:r>
+              <w:rPr>
+                <w:rFonts w:eastAsia="Arial" w:cs="Arial"/>
+                <w:b/>
+                <w:bCs/>
+                <w:i w:val="false"/>
+                <w:iCs w:val="false"/>
+                <w:color w:val="FFFFFF"/>
+                <w:sz w:val="20"/>
+                <w:szCs w:val="20"/>
+              </w:rPr>
+              <w:t>Changes</w:t>
+            </w:r>
+          </w:p>
+        </w:tc>
+      </w:tr>
+      <w:tr>
+        <w:trPr/>
+        <w:tc>
+          <w:tcPr>
+            <w:tcW w:w="1100" w:type="dxa"/>
+            <w:tcBorders>
+              <w:top w:val="single" w:sz="2" w:space="0" w:color="AAAAAA"/>
+              <w:left w:val="single" w:sz="2" w:space="0" w:color="AAAAAA"/>
+              <w:bottom w:val="single" w:sz="2" w:space="0" w:color="AAAAAA"/>
+              <w:right w:val="single" w:sz="2" w:space="0" w:color="AAAAAA"/>
+            </w:tcBorders>
+            <w:shd w:fill="F2F7FB" w:val="clear"/>
+          </w:tcPr>
+          <w:p>
+            <w:pPr>
+              <w:pStyle w:val="Normal"/>
+              <w:rPr/>
+            </w:pPr>
+            <w:r>
+              <w:rPr>
+                <w:rFonts w:eastAsia="Arial" w:cs="Arial"/>
+                <w:b/>
+                <w:bCs/>
+                <w:i w:val="false"/>
+                <w:iCs w:val="false"/>
+                <w:sz w:val="20"/>
+                <w:szCs w:val="20"/>
+              </w:rPr>
+              <w:t>1.0</w:t>
+            </w:r>
+          </w:p>
+        </w:tc>
+        <w:tc>
+          <w:tcPr>
+            <w:tcW w:w="1300" w:type="dxa"/>
+            <w:tcBorders>
+              <w:top w:val="single" w:sz="2" w:space="0" w:color="AAAAAA"/>
+              <w:left w:val="single" w:sz="2" w:space="0" w:color="AAAAAA"/>
+              <w:bottom w:val="single" w:sz="2" w:space="0" w:color="AAAAAA"/>
+              <w:right w:val="single" w:sz="2" w:space="0" w:color="AAAAAA"/>
+            </w:tcBorders>
+            <w:shd w:fill="F2F7FB" w:val="clear"/>
+          </w:tcPr>
+          <w:p>
+            <w:pPr>
+              <w:pStyle w:val="Normal"/>
+              <w:rPr/>
+            </w:pPr>
+            <w:r>
+              <w:rPr>
+                <w:rFonts w:eastAsia="Arial" w:cs="Arial"/>
+                <w:b w:val="false"/>
+                <w:bCs w:val="false"/>
+                <w:i w:val="false"/>
+                <w:iCs w:val="false"/>
+                <w:sz w:val="20"/>
+                <w:szCs w:val="20"/>
+              </w:rPr>
+              <w:t>—</w:t>
+            </w:r>
+          </w:p>
+        </w:tc>
+        <w:tc>
+          <w:tcPr>
+            <w:tcW w:w="6960" w:type="dxa"/>
+            <w:tcBorders>
+              <w:top w:val="single" w:sz="2" w:space="0" w:color="AAAAAA"/>
+              <w:left w:val="single" w:sz="2" w:space="0" w:color="AAAAAA"/>
+              <w:bottom w:val="single" w:sz="2" w:space="0" w:color="AAAAAA"/>
+              <w:right w:val="single" w:sz="2" w:space="0" w:color="AAAAAA"/>
+            </w:tcBorders>
+            <w:shd w:fill="F2F7FB" w:val="clear"/>
+          </w:tcPr>
+          <w:p>
+            <w:pPr>
+              <w:pStyle w:val="Normal"/>
+              <w:rPr/>
+            </w:pPr>
+            <w:r>
+              <w:rPr>
+                <w:rFonts w:eastAsia="Arial" w:cs="Arial"/>
+                <w:b w:val="false"/>
+                <w:bCs w:val="false"/>
+                <w:i w:val="false"/>
+                <w:iCs w:val="false"/>
+                <w:sz w:val="20"/>
+                <w:szCs w:val="20"/>
+              </w:rPr>
+              <w:t>Original six-section format. Content extracted from the Mentoring Domain Product Requirements Document v1.0 Section 4.</w:t>
+            </w:r>
+          </w:p>
+        </w:tc>
+      </w:tr>
+      <w:tr>
+        <w:trPr/>
+        <w:tc>
+          <w:tcPr>
+            <w:tcW w:w="1100" w:type="dxa"/>
+            <w:tcBorders>
+              <w:top w:val="single" w:sz="2" w:space="0" w:color="AAAAAA"/>
+              <w:left w:val="single" w:sz="2" w:space="0" w:color="AAAAAA"/>
+              <w:bottom w:val="single" w:sz="2" w:space="0" w:color="AAAAAA"/>
+              <w:right w:val="single" w:sz="2" w:space="0" w:color="AAAAAA"/>
+            </w:tcBorders>
+          </w:tcPr>
+          <w:p>
+            <w:pPr>
+              <w:pStyle w:val="Normal"/>
+              <w:rPr/>
+            </w:pPr>
+            <w:r>
+              <w:rPr>
+                <w:rFonts w:eastAsia="Arial" w:cs="Arial"/>
+                <w:b/>
+                <w:bCs/>
+                <w:i w:val="false"/>
+                <w:iCs w:val="false"/>
+                <w:sz w:val="20"/>
+                <w:szCs w:val="20"/>
+              </w:rPr>
+              <w:t>2.0</w:t>
+            </w:r>
+          </w:p>
+        </w:tc>
+        <w:tc>
+          <w:tcPr>
+            <w:tcW w:w="1300" w:type="dxa"/>
+            <w:tcBorders>
+              <w:top w:val="single" w:sz="2" w:space="0" w:color="AAAAAA"/>
+              <w:left w:val="single" w:sz="2" w:space="0" w:color="AAAAAA"/>
+              <w:bottom w:val="single" w:sz="2" w:space="0" w:color="AAAAAA"/>
+              <w:right w:val="single" w:sz="2" w:space="0" w:color="AAAAAA"/>
+            </w:tcBorders>
+          </w:tcPr>
+          <w:p>
+            <w:pPr>
+              <w:pStyle w:val="Normal"/>
+              <w:rPr/>
+            </w:pPr>
+            <w:r>
+              <w:rPr>
+                <w:rFonts w:eastAsia="Arial" w:cs="Arial"/>
+                <w:b w:val="false"/>
+                <w:bCs w:val="false"/>
+                <w:i w:val="false"/>
+                <w:iCs w:val="false"/>
+                <w:sz w:val="20"/>
+                <w:szCs w:val="20"/>
+              </w:rPr>
+              <w:t>—</w:t>
+            </w:r>
+          </w:p>
+        </w:tc>
+        <w:tc>
+          <w:tcPr>
+            <w:tcW w:w="6960" w:type="dxa"/>
+            <w:tcBorders>
+              <w:top w:val="single" w:sz="2" w:space="0" w:color="AAAAAA"/>
+              <w:left w:val="single" w:sz="2" w:space="0" w:color="AAAAAA"/>
+              <w:bottom w:val="single" w:sz="2" w:space="0" w:color="AAAAAA"/>
+              <w:right w:val="single" w:sz="2" w:space="0" w:color="AAAAAA"/>
+            </w:tcBorders>
+          </w:tcPr>
+          <w:p>
+            <w:pPr>
+              <w:pStyle w:val="Normal"/>
+              <w:rPr/>
+            </w:pPr>
+            <w:r>
+              <w:rPr>
+                <w:rFonts w:eastAsia="Arial" w:cs="Arial"/>
+                <w:b w:val="false"/>
+                <w:bCs w:val="false"/>
+                <w:i w:val="false"/>
+                <w:iCs w:val="false"/>
+                <w:sz w:val="20"/>
+                <w:szCs w:val="20"/>
+              </w:rPr>
+              <w:t>Restructure from six-section to eleven-section format. New sections added: Process Triggers, Process Completion, Open Issues, Updates to Prior Documents, Interview Transcript. Field type names updated to the authoritative type list (Text → varchar, Dropdown → enum, Yes/No → bool).</w:t>
+            </w:r>
+          </w:p>
+        </w:tc>
+      </w:tr>
+      <w:tr>
+        <w:trPr/>
+        <w:tc>
+          <w:tcPr>
+            <w:tcW w:w="1100" w:type="dxa"/>
+            <w:tcBorders>
+              <w:top w:val="single" w:sz="2" w:space="0" w:color="AAAAAA"/>
+              <w:left w:val="single" w:sz="2" w:space="0" w:color="AAAAAA"/>
+              <w:bottom w:val="single" w:sz="2" w:space="0" w:color="AAAAAA"/>
+              <w:right w:val="single" w:sz="2" w:space="0" w:color="AAAAAA"/>
+            </w:tcBorders>
+            <w:shd w:fill="F2F7FB" w:val="clear"/>
+          </w:tcPr>
+          <w:p>
+            <w:pPr>
+              <w:pStyle w:val="Normal"/>
+              <w:rPr/>
+            </w:pPr>
+            <w:r>
+              <w:rPr>
+                <w:rFonts w:eastAsia="Arial" w:cs="Arial"/>
+                <w:b/>
+                <w:bCs/>
+                <w:i w:val="false"/>
+                <w:iCs w:val="false"/>
+                <w:sz w:val="20"/>
+                <w:szCs w:val="20"/>
+              </w:rPr>
+              <w:t>2.1</w:t>
+            </w:r>
+          </w:p>
+        </w:tc>
+        <w:tc>
+          <w:tcPr>
+            <w:tcW w:w="1300" w:type="dxa"/>
+            <w:tcBorders>
+              <w:top w:val="single" w:sz="2" w:space="0" w:color="AAAAAA"/>
+              <w:left w:val="single" w:sz="2" w:space="0" w:color="AAAAAA"/>
+              <w:bottom w:val="single" w:sz="2" w:space="0" w:color="AAAAAA"/>
+              <w:right w:val="single" w:sz="2" w:space="0" w:color="AAAAAA"/>
+            </w:tcBorders>
+            <w:shd w:fill="F2F7FB" w:val="clear"/>
+          </w:tcPr>
+          <w:p>
+            <w:pPr>
+              <w:pStyle w:val="Normal"/>
+              <w:rPr/>
+            </w:pPr>
+            <w:r>
+              <w:rPr>
+                <w:rFonts w:eastAsia="Arial" w:cs="Arial"/>
+                <w:b w:val="false"/>
+                <w:bCs w:val="false"/>
+                <w:i w:val="false"/>
+                <w:iCs w:val="false"/>
+                <w:sz w:val="20"/>
+                <w:szCs w:val="20"/>
+              </w:rPr>
+              <w:t>—</w:t>
+            </w:r>
+          </w:p>
+        </w:tc>
+        <w:tc>
+          <w:tcPr>
+            <w:tcW w:w="6960" w:type="dxa"/>
+            <w:tcBorders>
+              <w:top w:val="single" w:sz="2" w:space="0" w:color="AAAAAA"/>
+              <w:left w:val="single" w:sz="2" w:space="0" w:color="AAAAAA"/>
+              <w:bottom w:val="single" w:sz="2" w:space="0" w:color="AAAAAA"/>
+              <w:right w:val="single" w:sz="2" w:space="0" w:color="AAAAAA"/>
+            </w:tcBorders>
+            <w:shd w:fill="F2F7FB" w:val="clear"/>
+          </w:tcPr>
+          <w:p>
+            <w:pPr>
+              <w:pStyle w:val="Normal"/>
+              <w:rPr/>
+            </w:pPr>
+            <w:r>
+              <w:rPr>
+                <w:rFonts w:eastAsia="Arial" w:cs="Arial"/>
+                <w:b w:val="false"/>
+                <w:bCs w:val="false"/>
+                <w:i w:val="false"/>
+                <w:iCs w:val="false"/>
+                <w:sz w:val="20"/>
+                <w:szCs w:val="20"/>
+              </w:rPr>
+              <w:t>Added MN-INTAKE-REQ-007 (automatic Engagement Contact assignment at Engagement creation, surfaced by the MN-ENGAGE process definition session).</w:t>
+            </w:r>
+          </w:p>
+        </w:tc>
+      </w:tr>
+      <w:tr>
+        <w:trPr/>
+        <w:tc>
+          <w:tcPr>
+            <w:tcW w:w="1100" w:type="dxa"/>
+            <w:tcBorders>
+              <w:top w:val="single" w:sz="2" w:space="0" w:color="AAAAAA"/>
+              <w:left w:val="single" w:sz="2" w:space="0" w:color="AAAAAA"/>
+              <w:bottom w:val="single" w:sz="2" w:space="0" w:color="AAAAAA"/>
+              <w:right w:val="single" w:sz="2" w:space="0" w:color="AAAAAA"/>
+            </w:tcBorders>
+          </w:tcPr>
+          <w:p>
+            <w:pPr>
+              <w:pStyle w:val="Normal"/>
+              <w:rPr/>
+            </w:pPr>
+            <w:r>
+              <w:rPr>
+                <w:rFonts w:eastAsia="Arial" w:cs="Arial"/>
+                <w:b/>
+                <w:bCs/>
+                <w:i w:val="false"/>
+                <w:iCs w:val="false"/>
+                <w:sz w:val="20"/>
+                <w:szCs w:val="20"/>
+              </w:rPr>
+              <w:t>2.2</w:t>
+            </w:r>
+          </w:p>
+        </w:tc>
+        <w:tc>
+          <w:tcPr>
+            <w:tcW w:w="1300" w:type="dxa"/>
+            <w:tcBorders>
+              <w:top w:val="single" w:sz="2" w:space="0" w:color="AAAAAA"/>
+              <w:left w:val="single" w:sz="2" w:space="0" w:color="AAAAAA"/>
+              <w:bottom w:val="single" w:sz="2" w:space="0" w:color="AAAAAA"/>
+              <w:right w:val="single" w:sz="2" w:space="0" w:color="AAAAAA"/>
+            </w:tcBorders>
+          </w:tcPr>
+          <w:p>
+            <w:pPr>
+              <w:pStyle w:val="Normal"/>
+              <w:rPr/>
+            </w:pPr>
+            <w:r>
+              <w:rPr>
+                <w:rFonts w:eastAsia="Arial" w:cs="Arial"/>
+                <w:b w:val="false"/>
+                <w:bCs w:val="false"/>
+                <w:i w:val="false"/>
+                <w:iCs w:val="false"/>
+                <w:sz w:val="20"/>
+                <w:szCs w:val="20"/>
+              </w:rPr>
+              <w:t>—</w:t>
+            </w:r>
+          </w:p>
+        </w:tc>
+        <w:tc>
+          <w:tcPr>
+            <w:tcW w:w="6960" w:type="dxa"/>
+            <w:tcBorders>
+              <w:top w:val="single" w:sz="2" w:space="0" w:color="AAAAAA"/>
+              <w:left w:val="single" w:sz="2" w:space="0" w:color="AAAAAA"/>
+              <w:bottom w:val="single" w:sz="2" w:space="0" w:color="AAAAAA"/>
+              <w:right w:val="single" w:sz="2" w:space="0" w:color="AAAAAA"/>
+            </w:tcBorders>
+          </w:tcPr>
+          <w:p>
+            <w:pPr>
+              <w:pStyle w:val="Normal"/>
+              <w:rPr/>
+            </w:pPr>
+            <w:r>
+              <w:rPr>
+                <w:rFonts w:eastAsia="Arial" w:cs="Arial"/>
+                <w:b w:val="false"/>
+                <w:bCs w:val="false"/>
+                <w:i w:val="false"/>
+                <w:iCs w:val="false"/>
+                <w:sz w:val="20"/>
+                <w:szCs w:val="20"/>
+              </w:rPr>
+              <w:t>Data Source and Linking Detail. Added Account Type (DAT-001), Contact Type (DAT-009), Client Organization relationship (DAT-019), Engagement Name (DAT-020), Client Organization relationship on Engagement (DAT-025), and Requested Mentor (DAT-026). Source notation added to all field descriptions. DAT identifiers renumbered.</w:t>
+            </w:r>
+          </w:p>
+        </w:tc>
+      </w:tr>
+      <w:tr>
+        <w:trPr/>
+        <w:tc>
+          <w:tcPr>
+            <w:tcW w:w="1100" w:type="dxa"/>
+            <w:tcBorders>
+              <w:top w:val="single" w:sz="2" w:space="0" w:color="AAAAAA"/>
+              <w:left w:val="single" w:sz="2" w:space="0" w:color="AAAAAA"/>
+              <w:bottom w:val="single" w:sz="2" w:space="0" w:color="AAAAAA"/>
+              <w:right w:val="single" w:sz="2" w:space="0" w:color="AAAAAA"/>
+            </w:tcBorders>
+            <w:shd w:fill="F2F7FB" w:val="clear"/>
+          </w:tcPr>
+          <w:p>
+            <w:pPr>
+              <w:pStyle w:val="Normal"/>
+              <w:rPr/>
+            </w:pPr>
+            <w:r>
+              <w:rPr>
+                <w:rFonts w:eastAsia="Arial" w:cs="Arial"/>
+                <w:b/>
+                <w:bCs/>
+                <w:i w:val="false"/>
+                <w:iCs w:val="false"/>
+                <w:sz w:val="20"/>
+                <w:szCs w:val="20"/>
+              </w:rPr>
+              <w:t>2.3</w:t>
+            </w:r>
+          </w:p>
+        </w:tc>
+        <w:tc>
+          <w:tcPr>
+            <w:tcW w:w="1300" w:type="dxa"/>
+            <w:tcBorders>
+              <w:top w:val="single" w:sz="2" w:space="0" w:color="AAAAAA"/>
+              <w:left w:val="single" w:sz="2" w:space="0" w:color="AAAAAA"/>
+              <w:bottom w:val="single" w:sz="2" w:space="0" w:color="AAAAAA"/>
+              <w:right w:val="single" w:sz="2" w:space="0" w:color="AAAAAA"/>
+            </w:tcBorders>
+            <w:shd w:fill="F2F7FB" w:val="clear"/>
+          </w:tcPr>
+          <w:p>
+            <w:pPr>
+              <w:pStyle w:val="Normal"/>
+              <w:rPr/>
+            </w:pPr>
+            <w:r>
+              <w:rPr>
+                <w:rFonts w:eastAsia="Arial" w:cs="Arial"/>
+                <w:b w:val="false"/>
+                <w:bCs w:val="false"/>
+                <w:i w:val="false"/>
+                <w:iCs w:val="false"/>
+                <w:sz w:val="20"/>
+                <w:szCs w:val="20"/>
+              </w:rPr>
+              <w:t>—</w:t>
+            </w:r>
+          </w:p>
+        </w:tc>
+        <w:tc>
+          <w:tcPr>
+            <w:tcW w:w="6960" w:type="dxa"/>
+            <w:tcBorders>
+              <w:top w:val="single" w:sz="2" w:space="0" w:color="AAAAAA"/>
+              <w:left w:val="single" w:sz="2" w:space="0" w:color="AAAAAA"/>
+              <w:bottom w:val="single" w:sz="2" w:space="0" w:color="AAAAAA"/>
+              <w:right w:val="single" w:sz="2" w:space="0" w:color="AAAAAA"/>
+            </w:tcBorders>
+            <w:shd w:fill="F2F7FB" w:val="clear"/>
+          </w:tcPr>
+          <w:p>
+            <w:pPr>
+              <w:pStyle w:val="Normal"/>
+              <w:rPr/>
+            </w:pPr>
+            <w:r>
+              <w:rPr>
+                <w:rFonts w:eastAsia="Arial" w:cs="Arial"/>
+                <w:b w:val="false"/>
+                <w:bCs w:val="false"/>
+                <w:i w:val="false"/>
+                <w:iCs w:val="false"/>
+                <w:sz w:val="20"/>
+                <w:szCs w:val="20"/>
+              </w:rPr>
+              <w:t>CR-MARKETING integration. Added MN-INTAKE-REQ-010 through REQ-013 specifying intake-time integration with the prospect contact lifecycle model: prospect dedup at intake, Account.clientStatus transition to Applicant, Contact.prospectStatus transition to Converted, and howDidYouHearAboutCbm layered authority. MN-INTAKE-ISS-002 closed.</w:t>
+            </w:r>
+          </w:p>
+        </w:tc>
+      </w:tr>
+      <w:tr>
+        <w:trPr/>
+        <w:tc>
+          <w:tcPr>
+            <w:tcW w:w="1100" w:type="dxa"/>
+            <w:tcBorders>
+              <w:top w:val="single" w:sz="2" w:space="0" w:color="AAAAAA"/>
+              <w:left w:val="single" w:sz="2" w:space="0" w:color="AAAAAA"/>
+              <w:bottom w:val="single" w:sz="2" w:space="0" w:color="AAAAAA"/>
+              <w:right w:val="single" w:sz="2" w:space="0" w:color="AAAAAA"/>
+            </w:tcBorders>
+          </w:tcPr>
+          <w:p>
+            <w:pPr>
+              <w:pStyle w:val="Normal"/>
+              <w:rPr/>
+            </w:pPr>
+            <w:r>
+              <w:rPr>
+                <w:rFonts w:eastAsia="Arial" w:cs="Arial"/>
+                <w:b/>
+                <w:bCs/>
+                <w:i w:val="false"/>
+                <w:iCs w:val="false"/>
+                <w:sz w:val="20"/>
+                <w:szCs w:val="20"/>
+              </w:rPr>
+              <w:t>2.4</w:t>
+            </w:r>
+          </w:p>
+        </w:tc>
+        <w:tc>
+          <w:tcPr>
+            <w:tcW w:w="1300" w:type="dxa"/>
+            <w:tcBorders>
+              <w:top w:val="single" w:sz="2" w:space="0" w:color="AAAAAA"/>
+              <w:left w:val="single" w:sz="2" w:space="0" w:color="AAAAAA"/>
+              <w:bottom w:val="single" w:sz="2" w:space="0" w:color="AAAAAA"/>
+              <w:right w:val="single" w:sz="2" w:space="0" w:color="AAAAAA"/>
+            </w:tcBorders>
+          </w:tcPr>
+          <w:p>
+            <w:pPr>
+              <w:pStyle w:val="Normal"/>
+              <w:rPr/>
+            </w:pPr>
+            <w:r>
+              <w:rPr>
+                <w:rFonts w:eastAsia="Arial" w:cs="Arial"/>
+                <w:b w:val="false"/>
+                <w:bCs w:val="false"/>
+                <w:i w:val="false"/>
+                <w:iCs w:val="false"/>
+                <w:sz w:val="20"/>
+                <w:szCs w:val="20"/>
+              </w:rPr>
+              <w:t>—</w:t>
+            </w:r>
+          </w:p>
+        </w:tc>
+        <w:tc>
+          <w:tcPr>
+            <w:tcW w:w="6960" w:type="dxa"/>
+            <w:tcBorders>
+              <w:top w:val="single" w:sz="2" w:space="0" w:color="AAAAAA"/>
+              <w:left w:val="single" w:sz="2" w:space="0" w:color="AAAAAA"/>
+              <w:bottom w:val="single" w:sz="2" w:space="0" w:color="AAAAAA"/>
+              <w:right w:val="single" w:sz="2" w:space="0" w:color="AAAAAA"/>
+            </w:tcBorders>
+          </w:tcPr>
+          <w:p>
+            <w:pPr>
+              <w:pStyle w:val="Normal"/>
+              <w:rPr/>
+            </w:pPr>
+            <w:r>
+              <w:rPr>
+                <w:rFonts w:eastAsia="Arial" w:cs="Arial"/>
+                <w:b w:val="false"/>
+                <w:bCs w:val="false"/>
+                <w:i w:val="false"/>
+                <w:iCs w:val="false"/>
+                <w:sz w:val="20"/>
+                <w:szCs w:val="20"/>
+              </w:rPr>
+              <w:t>Carry-forward from CR-EVENTS-CONVERT v1.0. REQ-011 extended to system-populate Account.applicantSinceTimestamp with current datetime when transitioning clientStatus to Applicant. Added MN-INTAKE-DAT-027 (applicantSinceTimestamp).</w:t>
+            </w:r>
+          </w:p>
+        </w:tc>
+      </w:tr>
+      <w:tr>
+        <w:trPr/>
+        <w:tc>
+          <w:tcPr>
+            <w:tcW w:w="1100" w:type="dxa"/>
+            <w:tcBorders>
+              <w:top w:val="single" w:sz="2" w:space="0" w:color="AAAAAA"/>
+              <w:left w:val="single" w:sz="2" w:space="0" w:color="AAAAAA"/>
+              <w:bottom w:val="single" w:sz="2" w:space="0" w:color="AAAAAA"/>
+              <w:right w:val="single" w:sz="2" w:space="0" w:color="AAAAAA"/>
+            </w:tcBorders>
+            <w:shd w:fill="F2F7FB" w:val="clear"/>
+          </w:tcPr>
+          <w:p>
+            <w:pPr>
+              <w:pStyle w:val="Normal"/>
+              <w:rPr/>
+            </w:pPr>
+            <w:r>
+              <w:rPr>
+                <w:rFonts w:eastAsia="Arial" w:cs="Arial"/>
+                <w:b/>
+                <w:bCs/>
+                <w:i w:val="false"/>
+                <w:iCs w:val="false"/>
+                <w:sz w:val="20"/>
+                <w:szCs w:val="20"/>
+              </w:rPr>
+              <w:t>2.5</w:t>
+            </w:r>
+          </w:p>
+        </w:tc>
+        <w:tc>
+          <w:tcPr>
+            <w:tcW w:w="1300" w:type="dxa"/>
+            <w:tcBorders>
+              <w:top w:val="single" w:sz="2" w:space="0" w:color="AAAAAA"/>
+              <w:left w:val="single" w:sz="2" w:space="0" w:color="AAAAAA"/>
+              <w:bottom w:val="single" w:sz="2" w:space="0" w:color="AAAAAA"/>
+              <w:right w:val="single" w:sz="2" w:space="0" w:color="AAAAAA"/>
+            </w:tcBorders>
+            <w:shd w:fill="F2F7FB" w:val="clear"/>
+          </w:tcPr>
+          <w:p>
+            <w:pPr>
+              <w:pStyle w:val="Normal"/>
+              <w:rPr/>
+            </w:pPr>
+            <w:r>
+              <w:rPr>
+                <w:rFonts w:eastAsia="Arial" w:cs="Arial"/>
+                <w:b w:val="false"/>
+                <w:bCs w:val="false"/>
+                <w:i w:val="false"/>
+                <w:iCs w:val="false"/>
+                <w:sz w:val="20"/>
+                <w:szCs w:val="20"/>
+              </w:rPr>
+              <w:t>05-05-26 05:24</w:t>
+            </w:r>
+          </w:p>
+        </w:tc>
+        <w:tc>
+          <w:tcPr>
+            <w:tcW w:w="6960" w:type="dxa"/>
+            <w:tcBorders>
+              <w:top w:val="single" w:sz="2" w:space="0" w:color="AAAAAA"/>
+              <w:left w:val="single" w:sz="2" w:space="0" w:color="AAAAAA"/>
+              <w:bottom w:val="single" w:sz="2" w:space="0" w:color="AAAAAA"/>
+              <w:right w:val="single" w:sz="2" w:space="0" w:color="AAAAAA"/>
+            </w:tcBorders>
+            <w:shd w:fill="F2F7FB" w:val="clear"/>
+          </w:tcPr>
+          <w:p>
+            <w:pPr>
+              <w:pStyle w:val="Normal"/>
+              <w:rPr/>
+            </w:pPr>
+            <w:r>
+              <w:rPr>
+                <w:rFonts w:eastAsia="Arial" w:cs="Arial"/>
+                <w:b w:val="false"/>
+                <w:bCs w:val="false"/>
+                <w:i w:val="false"/>
+                <w:iCs w:val="false"/>
+                <w:sz w:val="20"/>
+                <w:szCs w:val="20"/>
+              </w:rPr>
+              <w:t>Field name correction. Every reference to applicantSince renamed to applicantSinceTimestamp to align with the canonical field name in the Account Entity Product Requirements Document v1.8 and the deployed CR-Account YAML. Surfaced by the MN PRD vs YAML verification pass. No requirement or behavior changes.</w:t>
+            </w:r>
+          </w:p>
+        </w:tc>
+      </w:tr>
+      <w:tr>
+        <w:trPr/>
+        <w:tc>
+          <w:tcPr>
+            <w:tcW w:w="1100" w:type="dxa"/>
+            <w:tcBorders>
+              <w:top w:val="single" w:sz="2" w:space="0" w:color="AAAAAA"/>
+              <w:left w:val="single" w:sz="2" w:space="0" w:color="AAAAAA"/>
+              <w:bottom w:val="single" w:sz="2" w:space="0" w:color="AAAAAA"/>
+              <w:right w:val="single" w:sz="2" w:space="0" w:color="AAAAAA"/>
+            </w:tcBorders>
+          </w:tcPr>
+          <w:p>
+            <w:pPr>
+              <w:pStyle w:val="Normal"/>
+              <w:rPr/>
+            </w:pPr>
+            <w:r>
+              <w:rPr>
+                <w:rFonts w:eastAsia="Arial" w:cs="Arial"/>
+                <w:b/>
+                <w:bCs/>
+                <w:i w:val="false"/>
+                <w:iCs w:val="false"/>
+                <w:sz w:val="20"/>
+                <w:szCs w:val="20"/>
+              </w:rPr>
+              <w:t>2.6</w:t>
+            </w:r>
+          </w:p>
+        </w:tc>
+        <w:tc>
+          <w:tcPr>
+            <w:tcW w:w="1300" w:type="dxa"/>
+            <w:tcBorders>
+              <w:top w:val="single" w:sz="2" w:space="0" w:color="AAAAAA"/>
+              <w:left w:val="single" w:sz="2" w:space="0" w:color="AAAAAA"/>
+              <w:bottom w:val="single" w:sz="2" w:space="0" w:color="AAAAAA"/>
+              <w:right w:val="single" w:sz="2" w:space="0" w:color="AAAAAA"/>
+            </w:tcBorders>
+          </w:tcPr>
+          <w:p>
+            <w:pPr>
+              <w:pStyle w:val="Normal"/>
+              <w:rPr/>
+            </w:pPr>
+            <w:r>
+              <w:rPr>
+                <w:rFonts w:eastAsia="Arial" w:cs="Arial"/>
+                <w:b w:val="false"/>
+                <w:bCs w:val="false"/>
+                <w:i w:val="false"/>
+                <w:iCs w:val="false"/>
+                <w:sz w:val="20"/>
+                <w:szCs w:val="20"/>
+              </w:rPr>
+              <w:t>05-16-26 20:05</w:t>
+            </w:r>
+          </w:p>
+        </w:tc>
+        <w:tc>
+          <w:tcPr>
+            <w:tcW w:w="6960" w:type="dxa"/>
+            <w:tcBorders>
+              <w:top w:val="single" w:sz="2" w:space="0" w:color="AAAAAA"/>
+              <w:left w:val="single" w:sz="2" w:space="0" w:color="AAAAAA"/>
+              <w:bottom w:val="single" w:sz="2" w:space="0" w:color="AAAAAA"/>
+              <w:right w:val="single" w:sz="2" w:space="0" w:color="AAAAAA"/>
+            </w:tcBorders>
+          </w:tcPr>
+          <w:p>
+            <w:pPr>
+              <w:pStyle w:val="Normal"/>
+              <w:rPr/>
+            </w:pPr>
+            <w:r>
+              <w:rPr>
+                <w:rFonts w:eastAsia="Arial" w:cs="Arial"/>
+                <w:b w:val="false"/>
+                <w:bCs w:val="false"/>
+                <w:i w:val="false"/>
+                <w:iCs w:val="false"/>
+                <w:sz w:val="20"/>
+                <w:szCs w:val="20"/>
+              </w:rPr>
+              <w:t>Section 8 (Data Collected) now opens with two new sub-sections: Entity Relationships Established (five-row table consolidating the structural relationships created by this process) and Fields Touched From Other Process Documents (four externally-owned fields written to by this process). MN-INTAKE-REQ-007 and Workflow Step 2 updated with cross-reference parentheticals pointing to MN-MATCH-DAT-021 as the canonical Engagement Contacts field definition. Mirrors the Section 4 Entity Relationships sub-section pattern canonicalized at the Domain Product Requirements Document level on the same day. No requirement or behavior changes.</w:t>
+            </w:r>
+          </w:p>
+        </w:tc>
+      </w:tr>
+      <w:tr>
+        <w:trPr/>
+        <w:tc>
+          <w:tcPr>
+            <w:tcW w:w="1100" w:type="dxa"/>
+            <w:tcBorders>
+              <w:top w:val="single" w:sz="2" w:space="0" w:color="AAAAAA"/>
+              <w:left w:val="single" w:sz="2" w:space="0" w:color="AAAAAA"/>
+              <w:bottom w:val="single" w:sz="2" w:space="0" w:color="AAAAAA"/>
+              <w:right w:val="single" w:sz="2" w:space="0" w:color="AAAAAA"/>
+            </w:tcBorders>
+            <w:shd w:fill="F2F7FB" w:val="clear"/>
+          </w:tcPr>
+          <w:p>
+            <w:pPr>
+              <w:pStyle w:val="Normal"/>
+              <w:rPr/>
+            </w:pPr>
+            <w:r>
+              <w:rPr>
+                <w:rFonts w:eastAsia="Arial" w:cs="Arial"/>
+                <w:b/>
+                <w:bCs/>
+                <w:i w:val="false"/>
+                <w:iCs w:val="false"/>
+                <w:sz w:val="20"/>
+                <w:szCs w:val="20"/>
+              </w:rPr>
+              <w:t>2.7</w:t>
+            </w:r>
+          </w:p>
+        </w:tc>
+        <w:tc>
+          <w:tcPr>
+            <w:tcW w:w="1300" w:type="dxa"/>
+            <w:tcBorders>
+              <w:top w:val="single" w:sz="2" w:space="0" w:color="AAAAAA"/>
+              <w:left w:val="single" w:sz="2" w:space="0" w:color="AAAAAA"/>
+              <w:bottom w:val="single" w:sz="2" w:space="0" w:color="AAAAAA"/>
+              <w:right w:val="single" w:sz="2" w:space="0" w:color="AAAAAA"/>
+            </w:tcBorders>
+            <w:shd w:fill="F2F7FB" w:val="clear"/>
+          </w:tcPr>
+          <w:p>
+            <w:pPr>
+              <w:pStyle w:val="Normal"/>
+              <w:rPr/>
+            </w:pPr>
+            <w:r>
+              <w:rPr>
+                <w:rFonts w:eastAsia="Arial" w:cs="Arial"/>
+                <w:b w:val="false"/>
+                <w:bCs w:val="false"/>
+                <w:i w:val="false"/>
+                <w:iCs w:val="false"/>
+                <w:sz w:val="20"/>
+                <w:szCs w:val="20"/>
+              </w:rPr>
+              <w:t>05-16-26 04:02</w:t>
+            </w:r>
+          </w:p>
+        </w:tc>
+        <w:tc>
+          <w:tcPr>
+            <w:tcW w:w="6960" w:type="dxa"/>
+            <w:tcBorders>
+              <w:top w:val="single" w:sz="2" w:space="0" w:color="AAAAAA"/>
+              <w:left w:val="single" w:sz="2" w:space="0" w:color="AAAAAA"/>
+              <w:bottom w:val="single" w:sz="2" w:space="0" w:color="AAAAAA"/>
+              <w:right w:val="single" w:sz="2" w:space="0" w:color="AAAAAA"/>
+            </w:tcBorders>
+            <w:shd w:fill="F2F7FB" w:val="clear"/>
+          </w:tcPr>
+          <w:p>
+            <w:pPr>
+              <w:pStyle w:val="Normal"/>
+              <w:rPr/>
+            </w:pPr>
+            <w:r>
+              <w:rPr>
+                <w:rFonts w:eastAsia="Arial" w:cs="Arial"/>
+                <w:b w:val="false"/>
+                <w:bCs w:val="false"/>
+                <w:i w:val="false"/>
+                <w:iCs w:val="false"/>
+                <w:sz w:val="20"/>
+                <w:szCs w:val="20"/>
+              </w:rPr>
+              <w:t>Closure of Findings #1 through #6 from the structural and content review. New Section 12 Change Log added. Section 4 workflow diagram callout cleaned. Section 4 Step 3 notification language generalized (template name no longer mentioned at the process-document level). Section 4 Step 4 filter terminology reconciled to "Submitted Applications view" (matches MN-INTAKE-REQ-004). Section 9 Open Issues column header corrected from "Requirement" to "Open Issue." Section 11 V2.0 Restructuring subsection wording rewritten in past tense with subject explicit and drift-proofed. No requirement or behavior changes.</w:t>
+            </w:r>
+          </w:p>
+        </w:tc>
+      </w:tr>
+    </w:tbl>
     <w:sectPr>
       <w:headerReference w:type="even" r:id="rId3"/>
       <w:headerReference w:type="default" r:id="rId4"/>
